--- a/dwes06/OpenAPI.docx
+++ b/dwes06/OpenAPI.docx
@@ -4,7 +4,7 @@
   <w:body>
     <w:p>
       <w:pPr>
-        <w:pStyle w:val="837"/>
+        <w:pStyle w:val="845"/>
         <w:pBdr/>
         <w:spacing/>
         <w:ind/>
@@ -36,6 +36,15 @@
           <w:highlight w:val="none"/>
         </w:rPr>
       </w:r>
+      <w:r>
+        <w:rPr>
+          <w:rFonts w:ascii="TeXGyreChorus" w:hAnsi="TeXGyreChorus" w:cs="TeXGyreChorus"/>
+          <w:color w:val="465a75"/>
+          <w:sz w:val="72"/>
+          <w:szCs w:val="72"/>
+          <w:highlight w:val="none"/>
+        </w:rPr>
+      </w:r>
     </w:p>
     <w:p>
       <w:pPr>
@@ -67,13 +76,7 @@
           <w:highlight w:val="none"/>
         </w:rPr>
       </w:r>
-    </w:p>
-    <w:p>
-      <w:pPr>
-        <w:pBdr/>
-        <w:shd w:val="nil" w:color="000000"/>
-        <w:spacing/>
-        <w:ind/>
+      <w:r>
         <w:rPr>
           <w:rFonts w:ascii="Open Sans" w:hAnsi="Open Sans" w:eastAsia="Open Sans" w:cs="Open Sans"/>
           <w:color w:val="465a75"/>
@@ -81,22 +84,6 @@
           <w:szCs w:val="24"/>
           <w:highlight w:val="none"/>
         </w:rPr>
-      </w:pPr>
-      <w:r>
-        <w:rPr>
-          <w:rFonts w:ascii="Open Sans" w:hAnsi="Open Sans" w:eastAsia="Open Sans" w:cs="Open Sans"/>
-          <w:color w:val="465a75"/>
-          <w:sz w:val="24"/>
-          <w:highlight w:val="none"/>
-        </w:rPr>
-      </w:r>
-      <w:r>
-        <w:rPr>
-          <w:rFonts w:ascii="Open Sans" w:hAnsi="Open Sans" w:eastAsia="Open Sans" w:cs="Open Sans"/>
-          <w:color w:val="465a75"/>
-          <w:sz w:val="24"/>
-          <w:highlight w:val="none"/>
-        </w:rPr>
       </w:r>
     </w:p>
     <w:p>
@@ -122,68 +109,12 @@
         </w:rPr>
       </w:r>
       <w:r>
-        <w:rPr>
-          <w:rFonts w:ascii="Open Sans" w:hAnsi="Open Sans" w:eastAsia="Open Sans" w:cs="Open Sans"/>
-          <w:color w:val="465a75"/>
-          <w:sz w:val="24"/>
-          <w:highlight w:val="none"/>
-        </w:rPr>
-      </w:r>
-    </w:p>
-    <w:p>
-      <w:pPr>
-        <w:pBdr/>
-        <w:shd w:val="nil" w:color="000000"/>
-        <w:spacing/>
-        <w:ind/>
-        <w:rPr>
-          <w:rFonts w:ascii="Open Sans" w:hAnsi="Open Sans" w:eastAsia="Open Sans" w:cs="Open Sans"/>
-          <w:color w:val="465a75"/>
-          <w:sz w:val="24"/>
-          <w:szCs w:val="24"/>
-          <w:highlight w:val="none"/>
-        </w:rPr>
-      </w:pPr>
-      <w:r>
-        <w:rPr>
-          <w:rFonts w:ascii="Open Sans" w:hAnsi="Open Sans" w:eastAsia="Open Sans" w:cs="Open Sans"/>
-          <w:color w:val="465a75"/>
-          <w:sz w:val="24"/>
-          <w:highlight w:val="none"/>
-        </w:rPr>
-      </w:r>
-      <w:r>
-        <w:rPr>
-          <w:rFonts w:ascii="Open Sans" w:hAnsi="Open Sans" w:eastAsia="Open Sans" w:cs="Open Sans"/>
-          <w:color w:val="465a75"/>
-          <w:sz w:val="24"/>
-          <w:highlight w:val="none"/>
-        </w:rPr>
-      </w:r>
-    </w:p>
-    <w:p>
-      <w:pPr>
-        <w:pBdr/>
-        <w:shd w:val="nil"/>
-        <w:spacing/>
-        <w:ind/>
-        <w:rPr/>
-      </w:pPr>
-      <w:r>
-        <w:rPr>
-          <w:rFonts w:ascii="Open Sans" w:hAnsi="Open Sans" w:eastAsia="Open Sans" w:cs="Open Sans"/>
-          <w:color w:val="465a75"/>
-          <w:sz w:val="24"/>
-          <w:highlight w:val="none"/>
-        </w:rPr>
-      </w:r>
-      <w:r>
         <mc:AlternateContent>
           <mc:Choice Requires="wpg">
             <w:drawing>
               <wp:inline xmlns:wp="http://schemas.openxmlformats.org/drawingml/2006/wordprocessingDrawing" distT="0" distB="0" distL="0" distR="0">
                 <wp:extent cx="5743575" cy="1970937"/>
-                <wp:effectExtent l="0" t="0" r="0" b="0"/>
+                <wp:effectExtent l="142135" t="575543" r="142135" b="575543"/>
                 <wp:docPr id="1" name=""/>
                 <wp:cNvGraphicFramePr>
                   <a:graphicFrameLocks xmlns:a="http://schemas.openxmlformats.org/drawingml/2006/main" noChangeAspect="1"/>
@@ -192,7 +123,7 @@
                   <a:graphicData uri="http://schemas.openxmlformats.org/drawingml/2006/picture">
                     <pic:pic xmlns:pic="http://schemas.openxmlformats.org/drawingml/2006/picture">
                       <pic:nvPicPr>
-                        <pic:cNvPr id="4408110" name=""/>
+                        <pic:cNvPr id="1167771255" name=""/>
                         <pic:cNvPicPr>
                           <a:picLocks noChangeAspect="1"/>
                         </pic:cNvPicPr>
@@ -210,9 +141,9 @@
                         <a:stretch/>
                       </pic:blipFill>
                       <pic:spPr bwMode="auto">
-                        <a:xfrm flipH="0" flipV="0">
+                        <a:xfrm rot="20879980" flipH="0" flipV="0">
                           <a:off x="0" y="0"/>
-                          <a:ext cx="5743575" cy="1970937"/>
+                          <a:ext cx="5743574" cy="1970937"/>
                         </a:xfrm>
                         <a:prstGeom prst="rect">
                           <a:avLst/>
@@ -245,7 +176,7 @@
                 <v:path o:extrusionok="f" gradientshapeok="t" o:connecttype="rect"/>
                 <o:lock v:ext="edit" aspectratio="t"/>
               </v:shapetype>
-              <v:shape id="_x0000_i0" o:spid="_x0000_s0" type="#_x0000_t75" style="width:452.25pt;height:155.19pt;mso-wrap-distance-left:0.00pt;mso-wrap-distance-top:0.00pt;mso-wrap-distance-right:0.00pt;mso-wrap-distance-bottom:0.00pt;z-index:1;" stroked="false">
+              <v:shape id="_x0000_i0" o:spid="_x0000_s0" type="#_x0000_t75" style="width:452.25pt;height:155.19pt;mso-wrap-distance-left:0.00pt;mso-wrap-distance-top:0.00pt;mso-wrap-distance-right:0.00pt;mso-wrap-distance-bottom:0.00pt;rotation:347;z-index:1;" stroked="false">
                 <v:imagedata r:id="rId9" o:title=""/>
                 <o:lock v:ext="edit" rotation="t"/>
               </v:shape>
@@ -253,9 +184,22 @@
           </mc:Fallback>
         </mc:AlternateContent>
       </w:r>
-      <w:r/>
-      <w:r/>
-      <w:r/>
+      <w:r>
+        <w:rPr>
+          <w:rFonts w:ascii="Open Sans" w:hAnsi="Open Sans" w:eastAsia="Open Sans" w:cs="Open Sans"/>
+          <w:color w:val="465a75"/>
+          <w:sz w:val="24"/>
+          <w:highlight w:val="none"/>
+        </w:rPr>
+      </w:r>
+      <w:r>
+        <w:rPr>
+          <w:rFonts w:ascii="Open Sans" w:hAnsi="Open Sans" w:eastAsia="Open Sans" w:cs="Open Sans"/>
+          <w:color w:val="465a75"/>
+          <w:sz w:val="24"/>
+          <w:highlight w:val="none"/>
+        </w:rPr>
+      </w:r>
       <w:r>
         <w:rPr>
           <w:rFonts w:ascii="Open Sans" w:hAnsi="Open Sans" w:eastAsia="Open Sans" w:cs="Open Sans"/>
@@ -288,6 +232,7 @@
           <w:highlight w:val="none"/>
         </w:rPr>
       </w:r>
+      <w:r/>
       <w:r>
         <w:rPr>
           <w:rFonts w:ascii="Open Sans" w:hAnsi="Open Sans" w:eastAsia="Open Sans" w:cs="Open Sans"/>
@@ -296,13 +241,15 @@
           <w:highlight w:val="none"/>
         </w:rPr>
       </w:r>
-    </w:p>
-    <w:p>
-      <w:pPr>
-        <w:pBdr/>
-        <w:shd w:val="nil" w:color="000000"/>
-        <w:spacing/>
-        <w:ind/>
+      <w:r>
+        <w:rPr>
+          <w:rFonts w:ascii="Open Sans" w:hAnsi="Open Sans" w:eastAsia="Open Sans" w:cs="Open Sans"/>
+          <w:color w:val="465a75"/>
+          <w:sz w:val="24"/>
+          <w:highlight w:val="none"/>
+        </w:rPr>
+      </w:r>
+      <w:r>
         <w:rPr>
           <w:rFonts w:ascii="Open Sans" w:hAnsi="Open Sans" w:eastAsia="Open Sans" w:cs="Open Sans"/>
           <w:color w:val="465a75"/>
@@ -310,22 +257,6 @@
           <w:szCs w:val="24"/>
           <w:highlight w:val="none"/>
         </w:rPr>
-      </w:pPr>
-      <w:r>
-        <w:rPr>
-          <w:rFonts w:ascii="Open Sans" w:hAnsi="Open Sans" w:eastAsia="Open Sans" w:cs="Open Sans"/>
-          <w:color w:val="465a75"/>
-          <w:sz w:val="24"/>
-          <w:highlight w:val="none"/>
-        </w:rPr>
-      </w:r>
-      <w:r>
-        <w:rPr>
-          <w:rFonts w:ascii="Open Sans" w:hAnsi="Open Sans" w:eastAsia="Open Sans" w:cs="Open Sans"/>
-          <w:color w:val="465a75"/>
-          <w:sz w:val="24"/>
-          <w:highlight w:val="none"/>
-        </w:rPr>
       </w:r>
     </w:p>
     <w:p>
@@ -351,35 +282,12 @@
         </w:rPr>
       </w:r>
       <w:r>
-        <w:rPr>
-          <w:rFonts w:ascii="Open Sans" w:hAnsi="Open Sans" w:eastAsia="Open Sans" w:cs="Open Sans"/>
-          <w:color w:val="465a75"/>
-          <w:sz w:val="24"/>
-          <w:highlight w:val="none"/>
-        </w:rPr>
-      </w:r>
-    </w:p>
-    <w:p>
-      <w:pPr>
-        <w:pBdr/>
-        <w:shd w:val="nil" w:color="000000"/>
-        <w:spacing/>
-        <w:ind/>
-        <w:rPr>
-          <w:rFonts w:ascii="Open Sans" w:hAnsi="Open Sans" w:eastAsia="Open Sans" w:cs="Open Sans"/>
-          <w:color w:val="465a75"/>
-          <w:sz w:val="24"/>
-          <w:szCs w:val="24"/>
-          <w:highlight w:val="none"/>
-        </w:rPr>
-      </w:pPr>
-      <w:r>
         <mc:AlternateContent>
           <mc:Choice Requires="wpg">
             <w:drawing>
               <wp:inline xmlns:wp="http://schemas.openxmlformats.org/drawingml/2006/wordprocessingDrawing" distT="0" distB="0" distL="0" distR="0">
-                <wp:extent cx="5940425" cy="1794021"/>
-                <wp:effectExtent l="0" t="0" r="0" b="0"/>
+                <wp:extent cx="5940424" cy="1794021"/>
+                <wp:effectExtent l="121593" t="597940" r="121594" b="597940"/>
                 <wp:docPr id="2" name=""/>
                 <wp:cNvGraphicFramePr>
                   <a:graphicFrameLocks xmlns:a="http://schemas.openxmlformats.org/drawingml/2006/main" noChangeAspect="1"/>
@@ -388,7 +296,7 @@
                   <a:graphicData uri="http://schemas.openxmlformats.org/drawingml/2006/picture">
                     <pic:pic xmlns:pic="http://schemas.openxmlformats.org/drawingml/2006/picture">
                       <pic:nvPicPr>
-                        <pic:cNvPr id="143800634" name=""/>
+                        <pic:cNvPr id="1774563780" name=""/>
                         <pic:cNvPicPr>
                           <a:picLocks noChangeAspect="1"/>
                         </pic:cNvPicPr>
@@ -399,9 +307,9 @@
                         <a:stretch/>
                       </pic:blipFill>
                       <pic:spPr bwMode="auto">
-                        <a:xfrm rot="0" flipH="0" flipV="0">
+                        <a:xfrm rot="719967" flipH="0" flipV="0">
                           <a:off x="0" y="0"/>
-                          <a:ext cx="5940424" cy="1794021"/>
+                          <a:ext cx="5940423" cy="1794020"/>
                         </a:xfrm>
                         <a:prstGeom prst="rect">
                           <a:avLst/>
@@ -434,7 +342,7 @@
                 <v:path o:extrusionok="f" gradientshapeok="t" o:connecttype="rect"/>
                 <o:lock v:ext="edit" aspectratio="t"/>
               </v:shapetype>
-              <v:shape id="_x0000_i1" o:spid="_x0000_s1" type="#_x0000_t75" style="width:467.75pt;height:141.26pt;mso-wrap-distance-left:0.00pt;mso-wrap-distance-top:0.00pt;mso-wrap-distance-right:0.00pt;mso-wrap-distance-bottom:0.00pt;rotation:0;z-index:1;" stroked="false">
+              <v:shape id="_x0000_i1" o:spid="_x0000_s1" type="#_x0000_t75" style="width:467.75pt;height:141.26pt;mso-wrap-distance-left:0.00pt;mso-wrap-distance-top:0.00pt;mso-wrap-distance-right:0.00pt;mso-wrap-distance-bottom:0.00pt;rotation:11;z-index:1;" stroked="false">
                 <v:imagedata r:id="rId11" o:title=""/>
                 <o:lock v:ext="edit" rotation="t"/>
               </v:shape>
@@ -449,8 +357,8 @@
           <w:sz w:val="24"/>
           <w:highlight w:val="none"/>
         </w:rPr>
-        <w:br w:type="page" w:clear="all"/>
-      </w:r>
+      </w:r>
+      <w:r/>
       <w:r>
         <w:rPr>
           <w:rFonts w:ascii="Open Sans" w:hAnsi="Open Sans" w:eastAsia="Open Sans" w:cs="Open Sans"/>
@@ -460,43 +368,22 @@
         </w:rPr>
       </w:r>
       <w:r/>
-      <w:r>
-        <w:rPr>
-          <w:rFonts w:ascii="Liberation Sans" w:hAnsi="Liberation Sans" w:eastAsia="Liberation Sans" w:cs="Liberation Sans"/>
-          <w:color w:val="000000"/>
+      <w:r/>
+      <w:r/>
+      <w:r>
+        <w:rPr>
+          <w:rFonts w:ascii="Open Sans" w:hAnsi="Open Sans" w:eastAsia="Open Sans" w:cs="Open Sans"/>
+          <w:color w:val="465a75"/>
           <w:sz w:val="24"/>
           <w:highlight w:val="none"/>
         </w:rPr>
       </w:r>
       <w:r>
         <w:rPr>
-          <w:rFonts w:ascii="Liberation Sans" w:hAnsi="Liberation Sans" w:eastAsia="Liberation Sans" w:cs="Liberation Sans"/>
-          <w:color w:val="000000"/>
+          <w:rFonts w:ascii="Open Sans" w:hAnsi="Open Sans" w:eastAsia="Open Sans" w:cs="Open Sans"/>
+          <w:color w:val="465a75"/>
           <w:sz w:val="24"/>
           <w:highlight w:val="none"/>
-        </w:rPr>
-      </w:r>
-      <w:r>
-        <w:rPr>
-          <w:rFonts w:ascii="Liberation Sans" w:hAnsi="Liberation Sans" w:eastAsia="Liberation Sans" w:cs="Liberation Sans"/>
-          <w:color w:val="000000"/>
-          <w:sz w:val="24"/>
-          <w:highlight w:val="none"/>
-        </w:rPr>
-      </w:r>
-      <w:r>
-        <w:rPr>
-          <w:rFonts w:ascii="Liberation Sans" w:hAnsi="Liberation Sans" w:eastAsia="Liberation Sans" w:cs="Liberation Sans"/>
-          <w:color w:val="000000"/>
-          <w:sz w:val="24"/>
-          <w:highlight w:val="none"/>
-        </w:rPr>
-      </w:r>
-      <w:r>
-        <w:rPr>
-          <w:rFonts w:ascii="Liberation Sans" w:hAnsi="Liberation Sans" w:eastAsia="Liberation Sans" w:cs="Liberation Sans"/>
-          <w:sz w:val="24"/>
-          <w:szCs w:val="24"/>
         </w:rPr>
       </w:r>
       <w:r>
@@ -511,23 +398,6 @@
     </w:p>
     <w:p>
       <w:pPr>
-        <w:pStyle w:val="838"/>
-        <w:pBdr/>
-        <w:spacing/>
-        <w:ind/>
-        <w:jc w:val="center"/>
-        <w:rPr>
-          <w14:ligatures w14:val="none"/>
-        </w:rPr>
-      </w:pPr>
-      <w:r>
-        <w:t xml:space="preserve">Intenta responder a las preguntas siguientes:</w:t>
-      </w:r>
-      <w:r/>
-      <w:r/>
-    </w:p>
-    <w:p>
-      <w:pPr>
         <w:pBdr/>
         <w:shd w:val="nil" w:color="000000"/>
         <w:spacing/>
@@ -548,6 +418,7 @@
           <w:highlight w:val="none"/>
         </w:rPr>
       </w:r>
+      <w:r/>
       <w:r>
         <w:rPr>
           <w:rFonts w:ascii="Open Sans" w:hAnsi="Open Sans" w:eastAsia="Open Sans" w:cs="Open Sans"/>
@@ -556,10 +427,134 @@
           <w:highlight w:val="none"/>
         </w:rPr>
       </w:r>
+      <w:r>
+        <w:rPr>
+          <w:rFonts w:ascii="Open Sans" w:hAnsi="Open Sans" w:eastAsia="Open Sans" w:cs="Open Sans"/>
+          <w:color w:val="465a75"/>
+          <w:sz w:val="24"/>
+          <w:highlight w:val="none"/>
+        </w:rPr>
+      </w:r>
+      <w:r>
+        <w:rPr>
+          <w:rFonts w:ascii="Open Sans" w:hAnsi="Open Sans" w:eastAsia="Open Sans" w:cs="Open Sans"/>
+          <w:color w:val="465a75"/>
+          <w:sz w:val="24"/>
+          <w:szCs w:val="24"/>
+          <w:highlight w:val="none"/>
+        </w:rPr>
+      </w:r>
     </w:p>
     <w:p>
       <w:pPr>
-        <w:pStyle w:val="899"/>
+        <w:pBdr/>
+        <w:shd w:val="nil" w:color="000000"/>
+        <w:spacing/>
+        <w:ind/>
+        <w:rPr>
+          <w:rFonts w:ascii="Open Sans" w:hAnsi="Open Sans" w:eastAsia="Open Sans" w:cs="Open Sans"/>
+          <w:color w:val="465a75"/>
+          <w:sz w:val="24"/>
+          <w:szCs w:val="24"/>
+          <w:highlight w:val="none"/>
+        </w:rPr>
+      </w:pPr>
+      <w:r/>
+      <w:r/>
+      <w:r/>
+      <w:r/>
+      <w:r/>
+      <w:r>
+        <w:rPr>
+          <w:rFonts w:ascii="Open Sans" w:hAnsi="Open Sans" w:eastAsia="Open Sans" w:cs="Open Sans"/>
+          <w:color w:val="465a75"/>
+          <w:sz w:val="24"/>
+          <w:highlight w:val="none"/>
+        </w:rPr>
+        <w:br w:type="page" w:clear="all"/>
+      </w:r>
+      <w:r>
+        <w:rPr>
+          <w:rFonts w:ascii="Open Sans" w:hAnsi="Open Sans" w:eastAsia="Open Sans" w:cs="Open Sans"/>
+          <w:color w:val="465a75"/>
+          <w:sz w:val="24"/>
+          <w:szCs w:val="24"/>
+          <w:highlight w:val="none"/>
+        </w:rPr>
+      </w:r>
+      <w:r>
+        <w:rPr>
+          <w:rFonts w:ascii="Open Sans" w:hAnsi="Open Sans" w:eastAsia="Open Sans" w:cs="Open Sans"/>
+          <w:color w:val="465a75"/>
+          <w:sz w:val="24"/>
+          <w:szCs w:val="24"/>
+          <w:highlight w:val="none"/>
+        </w:rPr>
+      </w:r>
+    </w:p>
+    <w:p>
+      <w:pPr>
+        <w:pStyle w:val="846"/>
+        <w:pBdr/>
+        <w:spacing/>
+        <w:ind/>
+        <w:jc w:val="center"/>
+        <w:rPr>
+          <w14:ligatures w14:val="none"/>
+        </w:rPr>
+      </w:pPr>
+      <w:r>
+        <w:t xml:space="preserve">Intenta responder a las preguntas siguientes:</w:t>
+      </w:r>
+      <w:r>
+        <w:rPr>
+          <w14:ligatures w14:val="none"/>
+        </w:rPr>
+      </w:r>
+    </w:p>
+    <w:p>
+      <w:pPr>
+        <w:pBdr/>
+        <w:shd w:val="nil" w:color="000000"/>
+        <w:spacing/>
+        <w:ind/>
+        <w:rPr>
+          <w:rFonts w:ascii="Open Sans" w:hAnsi="Open Sans" w:eastAsia="Open Sans" w:cs="Open Sans"/>
+          <w:color w:val="465a75"/>
+          <w:sz w:val="24"/>
+          <w:szCs w:val="24"/>
+          <w:highlight w:val="none"/>
+        </w:rPr>
+      </w:pPr>
+      <w:r>
+        <w:rPr>
+          <w:rFonts w:ascii="Open Sans" w:hAnsi="Open Sans" w:eastAsia="Open Sans" w:cs="Open Sans"/>
+          <w:color w:val="465a75"/>
+          <w:sz w:val="24"/>
+          <w:highlight w:val="none"/>
+        </w:rPr>
+      </w:r>
+      <w:r>
+        <w:rPr>
+          <w:rFonts w:ascii="Open Sans" w:hAnsi="Open Sans" w:eastAsia="Open Sans" w:cs="Open Sans"/>
+          <w:color w:val="465a75"/>
+          <w:sz w:val="24"/>
+          <w:highlight w:val="none"/>
+        </w:rPr>
+      </w:r>
+      <w:r>
+        <w:rPr>
+          <w:rFonts w:ascii="Open Sans" w:hAnsi="Open Sans" w:eastAsia="Open Sans" w:cs="Open Sans"/>
+          <w:color w:val="465a75"/>
+          <w:sz w:val="24"/>
+          <w:szCs w:val="24"/>
+          <w:highlight w:val="none"/>
+        </w:rPr>
+      </w:r>
+    </w:p>
+    <w:p>
+      <w:pPr>
+        <w:pStyle w:val="907"/>
         <w:numPr>
           <w:ilvl w:val="0"/>
           <w:numId w:val="8"/>
@@ -588,7 +583,7 @@
     </w:p>
     <w:p>
       <w:pPr>
-        <w:pStyle w:val="899"/>
+        <w:pStyle w:val="907"/>
         <w:numPr>
           <w:ilvl w:val="1"/>
           <w:numId w:val="10"/>
@@ -686,7 +681,7 @@
           <w:sz w:val="24"/>
           <w:highlight w:val="none"/>
         </w:rPr>
-        <w:t xml:space="preserve">ó YAML, lo que permite compartir y comsumir f</w:t>
+        <w:t xml:space="preserve">ó YAML, lo que permite compartir y consumir f</w:t>
       </w:r>
       <w:r>
         <w:rPr>
@@ -715,13 +710,13 @@
         <w:rPr>
           <w:rFonts w:ascii="Liberation Sans" w:hAnsi="Liberation Sans" w:eastAsia="Liberation Sans" w:cs="Liberation Sans"/>
           <w:sz w:val="24"/>
-          <w:highlight w:val="none"/>
+          <w:szCs w:val="24"/>
         </w:rPr>
       </w:r>
     </w:p>
     <w:p>
       <w:pPr>
-        <w:pStyle w:val="899"/>
+        <w:pStyle w:val="907"/>
         <w:numPr>
           <w:ilvl w:val="1"/>
           <w:numId w:val="10"/>
@@ -856,6 +851,7 @@
         <w:rPr>
           <w:rFonts w:ascii="Liberation Sans" w:hAnsi="Liberation Sans" w:eastAsia="Liberation Sans" w:cs="Liberation Sans"/>
           <w:sz w:val="24"/>
+          <w:szCs w:val="24"/>
           <w:highlight w:val="none"/>
         </w:rPr>
       </w:r>
@@ -887,7 +883,7 @@
           <w:sz w:val="24"/>
           <w:highlight w:val="none"/>
         </w:rPr>
-        <w:t xml:space="preserve">Informaci</w:t>
+        <w:t xml:space="preserve">C</w:t>
       </w:r>
       <w:r>
         <w:rPr>
@@ -896,7 +892,7 @@
           <w:sz w:val="24"/>
           <w:highlight w:val="none"/>
         </w:rPr>
-        <w:t xml:space="preserve">ón obtenida de </w:t>
+        <w:t xml:space="preserve">ódigo obtenido</w:t>
       </w:r>
       <w:r>
         <w:rPr>
@@ -905,11 +901,20 @@
           <w:sz w:val="24"/>
           <w:highlight w:val="none"/>
         </w:rPr>
+        <w:t xml:space="preserve"> de </w:t>
+      </w:r>
+      <w:r>
+        <w:rPr>
+          <w:rFonts w:ascii="Liberation Sans" w:hAnsi="Liberation Sans" w:eastAsia="Liberation Sans" w:cs="Liberation Sans"/>
+          <w:color w:val="595959" w:themeColor="text1" w:themeTint="A6"/>
+          <w:sz w:val="24"/>
+          <w:highlight w:val="none"/>
+        </w:rPr>
       </w:r>
       <w:hyperlink r:id="rId12" w:tooltip="https://www.ionos.es/digitalguide/paginas-web/desarrollo-web/que-es-openapi/" w:history="1">
         <w:r>
           <w:rPr>
-            <w:rStyle w:val="882"/>
+            <w:rStyle w:val="890"/>
             <w:rFonts w:ascii="Liberation Sans" w:hAnsi="Liberation Sans" w:eastAsia="Liberation Sans" w:cs="Liberation Sans"/>
             <w:color w:val="595959" w:themeColor="text1" w:themeTint="A6"/>
             <w:sz w:val="24"/>
@@ -919,7 +924,7 @@
         </w:r>
         <w:r>
           <w:rPr>
-            <w:rStyle w:val="882"/>
+            <w:rStyle w:val="890"/>
             <w:rFonts w:ascii="Liberation Sans" w:hAnsi="Liberation Sans" w:eastAsia="Liberation Sans" w:cs="Liberation Sans"/>
             <w:color w:val="595959" w:themeColor="text1" w:themeTint="A6"/>
             <w:sz w:val="24"/>
@@ -928,7 +933,7 @@
         </w:r>
         <w:r>
           <w:rPr>
-            <w:rStyle w:val="882"/>
+            <w:rStyle w:val="890"/>
             <w:rFonts w:ascii="Liberation Sans" w:hAnsi="Liberation Sans" w:eastAsia="Liberation Sans" w:cs="Liberation Sans"/>
             <w:color w:val="595959" w:themeColor="text1" w:themeTint="A6"/>
             <w:sz w:val="24"/>
@@ -936,12 +941,20 @@
           </w:rPr>
         </w:r>
       </w:hyperlink>
-      <w:r/>
       <w:r>
         <w:rPr>
           <w:rFonts w:ascii="Liberation Sans" w:hAnsi="Liberation Sans" w:eastAsia="Liberation Sans" w:cs="Liberation Sans"/>
           <w:color w:val="595959" w:themeColor="text1" w:themeTint="A6"/>
           <w:sz w:val="24"/>
+          <w:highlight w:val="none"/>
+        </w:rPr>
+      </w:r>
+      <w:r>
+        <w:rPr>
+          <w:rFonts w:ascii="Liberation Sans" w:hAnsi="Liberation Sans" w:eastAsia="Liberation Sans" w:cs="Liberation Sans"/>
+          <w:color w:val="595959" w:themeColor="text1" w:themeTint="A6"/>
+          <w:sz w:val="24"/>
+          <w:szCs w:val="24"/>
           <w:highlight w:val="none"/>
         </w:rPr>
       </w:r>
@@ -1430,7 +1443,15 @@
         </w:rPr>
         <w:t xml:space="preserve">            # OpenAPI 3.0+ Component</w:t>
       </w:r>
-      <w:r/>
+      <w:r>
+        <w:rPr>
+          <w:rFonts w:ascii="Consolas" w:hAnsi="Consolas" w:eastAsia="Consolas" w:cs="Consolas"/>
+          <w:color w:val="000000"/>
+          <w:sz w:val="21"/>
+          <w:szCs w:val="21"/>
+          <w:highlight w:val="none"/>
+        </w:rPr>
+      </w:r>
     </w:p>
     <w:p>
       <w:pPr>
@@ -1480,9 +1501,8 @@
       <w:r>
         <w:rPr>
           <w:rFonts w:ascii="Consolas" w:hAnsi="Consolas" w:eastAsia="Consolas" w:cs="Consolas"/>
-          <w:color w:val="000000"/>
-          <w:sz w:val="21"/>
-          <w:highlight w:val="none"/>
+          <w:sz w:val="24"/>
+          <w:szCs w:val="24"/>
         </w:rPr>
       </w:r>
     </w:p>
@@ -1524,13 +1544,13 @@
         <w:rPr>
           <w:rFonts w:ascii="Liberation Sans" w:hAnsi="Liberation Sans" w:eastAsia="Liberation Sans" w:cs="Liberation Sans"/>
           <w:sz w:val="24"/>
-          <w:highlight w:val="none"/>
+          <w:szCs w:val="24"/>
         </w:rPr>
       </w:r>
     </w:p>
     <w:p>
       <w:pPr>
-        <w:pStyle w:val="899"/>
+        <w:pStyle w:val="907"/>
         <w:numPr>
           <w:ilvl w:val="1"/>
           <w:numId w:val="10"/>
@@ -1599,6 +1619,275 @@
         <w:ind w:right="0" w:firstLine="0" w:left="709"/>
         <w:jc w:val="both"/>
         <w:rPr>
+          <w:rFonts w:ascii="Liberation Sans" w:hAnsi="Liberation Sans" w:eastAsia="Liberation Sans" w:cs="Liberation Sans"/>
+          <w:sz w:val="24"/>
+          <w:szCs w:val="24"/>
+          <w:highlight w:val="none"/>
+          <w14:ligatures w14:val="none"/>
+        </w:rPr>
+      </w:pPr>
+      <w:r>
+        <w:rPr>
+          <w:rFonts w:ascii="Liberation Sans" w:hAnsi="Liberation Sans" w:eastAsia="Liberation Sans" w:cs="Liberation Sans"/>
+          <w:sz w:val="24"/>
+          <w:szCs w:val="24"/>
+          <w:highlight w:val="none"/>
+        </w:rPr>
+        <w:t xml:space="preserve">Alguna herramienta UI para desarrollar API o alg</w:t>
+      </w:r>
+      <w:r>
+        <w:rPr>
+          <w:rFonts w:ascii="Liberation Sans" w:hAnsi="Liberation Sans" w:eastAsia="Liberation Sans" w:cs="Liberation Sans"/>
+          <w:sz w:val="24"/>
+          <w:szCs w:val="24"/>
+          <w:highlight w:val="none"/>
+        </w:rPr>
+        <w:t xml:space="preserve">una herramienta que genera documentación de API en PHP</w:t>
+      </w:r>
+      <w:r>
+        <w:rPr>
+          <w:rFonts w:ascii="Liberation Sans" w:hAnsi="Liberation Sans" w:eastAsia="Liberation Sans" w:cs="Liberation Sans"/>
+          <w:sz w:val="24"/>
+          <w:szCs w:val="24"/>
+          <w:highlight w:val="none"/>
+        </w:rPr>
+        <w:t xml:space="preserve">, como por ejemplo </w:t>
+      </w:r>
+      <w:r>
+        <w:rPr>
+          <w:rFonts w:ascii="Liberation Sans" w:hAnsi="Liberation Sans" w:eastAsia="Liberation Sans" w:cs="Liberation Sans"/>
+          <w:sz w:val="24"/>
+          <w:szCs w:val="24"/>
+          <w:highlight w:val="none"/>
+        </w:rPr>
+        <w:t xml:space="preserve">Swagger-PHP.</w:t>
+      </w:r>
+      <w:r>
+        <w:rPr>
+          <w:rFonts w:ascii="Liberation Sans" w:hAnsi="Liberation Sans" w:eastAsia="Liberation Sans" w:cs="Liberation Sans"/>
+          <w:sz w:val="24"/>
+          <w:szCs w:val="24"/>
+          <w:highlight w:val="none"/>
+        </w:rPr>
+        <w:t xml:space="preserve"> Una vez generada la documentaci</w:t>
+      </w:r>
+      <w:r>
+        <w:rPr>
+          <w:rFonts w:ascii="Liberation Sans" w:hAnsi="Liberation Sans" w:eastAsia="Liberation Sans" w:cs="Liberation Sans"/>
+          <w:sz w:val="24"/>
+          <w:szCs w:val="24"/>
+          <w:highlight w:val="none"/>
+        </w:rPr>
+        <w:t xml:space="preserve">ón con cualquiera de estos m</w:t>
+      </w:r>
+      <w:r>
+        <w:rPr>
+          <w:rFonts w:ascii="Liberation Sans" w:hAnsi="Liberation Sans" w:eastAsia="Liberation Sans" w:cs="Liberation Sans"/>
+          <w:sz w:val="24"/>
+          <w:szCs w:val="24"/>
+          <w:highlight w:val="none"/>
+        </w:rPr>
+        <w:t xml:space="preserve">étodos</w:t>
+      </w:r>
+      <w:r>
+        <w:rPr>
+          <w:rFonts w:ascii="Liberation Sans" w:hAnsi="Liberation Sans" w:eastAsia="Liberation Sans" w:cs="Liberation Sans"/>
+          <w:sz w:val="24"/>
+          <w:szCs w:val="24"/>
+          <w:highlight w:val="none"/>
+        </w:rPr>
+        <w:t xml:space="preserve"> el resultado lo podemos ver desde cualquier navegador que tenga acceso a la API.</w:t>
+      </w:r>
+      <w:r>
+        <w:rPr>
+          <w:rFonts w:ascii="Liberation Sans" w:hAnsi="Liberation Sans" w:eastAsia="Liberation Sans" w:cs="Liberation Sans"/>
+          <w:sz w:val="24"/>
+          <w:szCs w:val="24"/>
+          <w:highlight w:val="none"/>
+        </w:rPr>
+      </w:r>
+    </w:p>
+    <w:p>
+      <w:pPr>
+        <w:pBdr>
+          <w:top w:val="none" w:color="000000" w:sz="4" w:space="0"/>
+          <w:left w:val="none" w:color="000000" w:sz="4" w:space="0"/>
+          <w:bottom w:val="none" w:color="000000" w:sz="4" w:space="0"/>
+          <w:right w:val="none" w:color="000000" w:sz="4" w:space="0"/>
+        </w:pBdr>
+        <w:shd w:val="clear" w:color="ffffff" w:fill="ffffff"/>
+        <w:spacing/>
+        <w:ind w:right="0" w:firstLine="0" w:left="709"/>
+        <w:jc w:val="both"/>
+        <w:rPr>
+          <w:rFonts w:ascii="Liberation Sans" w:hAnsi="Liberation Sans" w:eastAsia="Liberation Sans" w:cs="Liberation Sans"/>
+          <w:sz w:val="24"/>
+          <w:szCs w:val="24"/>
+          <w:highlight w:val="none"/>
+        </w:rPr>
+      </w:pPr>
+      <w:r>
+        <w:rPr>
+          <w:rFonts w:ascii="Liberation Sans" w:hAnsi="Liberation Sans" w:eastAsia="Liberation Sans" w:cs="Liberation Sans"/>
+          <w:sz w:val="24"/>
+          <w:highlight w:val="none"/>
+        </w:rPr>
+      </w:r>
+      <w:r>
+        <w:rPr>
+          <w:rFonts w:ascii="Liberation Sans" w:hAnsi="Liberation Sans" w:eastAsia="Liberation Sans" w:cs="Liberation Sans"/>
+          <w:sz w:val="24"/>
+          <w:highlight w:val="none"/>
+        </w:rPr>
+        <w:t xml:space="preserve"> En la siguiente captura podemos ver un ejemplo de como se ver</w:t>
+      </w:r>
+      <w:r>
+        <w:rPr>
+          <w:rFonts w:ascii="Liberation Sans" w:hAnsi="Liberation Sans" w:eastAsia="Liberation Sans" w:cs="Liberation Sans"/>
+          <w:sz w:val="24"/>
+          <w:highlight w:val="none"/>
+        </w:rPr>
+        <w:t xml:space="preserve">ía</w:t>
+      </w:r>
+      <w:r>
+        <w:rPr>
+          <w:rFonts w:ascii="Liberation Sans" w:hAnsi="Liberation Sans" w:eastAsia="Liberation Sans" w:cs="Liberation Sans"/>
+          <w:sz w:val="24"/>
+          <w:szCs w:val="24"/>
+          <w:highlight w:val="none"/>
+        </w:rPr>
+      </w:r>
+      <w:r>
+        <w:rPr>
+          <w:rFonts w:ascii="Liberation Sans" w:hAnsi="Liberation Sans" w:eastAsia="Liberation Sans" w:cs="Liberation Sans"/>
+          <w:sz w:val="24"/>
+          <w:szCs w:val="24"/>
+          <w:highlight w:val="none"/>
+        </w:rPr>
+      </w:r>
+    </w:p>
+    <w:p>
+      <w:pPr>
+        <w:pBdr>
+          <w:top w:val="none" w:color="000000" w:sz="4" w:space="0"/>
+          <w:left w:val="none" w:color="000000" w:sz="4" w:space="0"/>
+          <w:bottom w:val="none" w:color="000000" w:sz="4" w:space="0"/>
+          <w:right w:val="none" w:color="000000" w:sz="4" w:space="0"/>
+        </w:pBdr>
+        <w:shd w:val="clear" w:color="ffffff" w:fill="ffffff"/>
+        <w:spacing/>
+        <w:ind w:right="0" w:firstLine="0" w:left="709"/>
+        <w:jc w:val="both"/>
+        <w:rPr>
+          <w:rFonts w:ascii="Liberation Sans" w:hAnsi="Liberation Sans" w:eastAsia="Liberation Sans" w:cs="Liberation Sans"/>
+          <w:sz w:val="24"/>
+          <w:szCs w:val="24"/>
+        </w:rPr>
+      </w:pPr>
+      <w:r>
+        <w:rPr>
+          <w:rFonts w:ascii="Liberation Sans" w:hAnsi="Liberation Sans" w:eastAsia="Liberation Sans" w:cs="Liberation Sans"/>
+          <w:sz w:val="24"/>
+          <w:highlight w:val="none"/>
+        </w:rPr>
+      </w:r>
+      <w:r>
+        <mc:AlternateContent>
+          <mc:Choice Requires="wpg">
+            <w:drawing>
+              <wp:inline xmlns:wp="http://schemas.openxmlformats.org/drawingml/2006/wordprocessingDrawing" distT="0" distB="0" distL="0" distR="0">
+                <wp:extent cx="5940425" cy="2502127"/>
+                <wp:effectExtent l="0" t="0" r="0" b="0"/>
+                <wp:docPr id="3" name=""/>
+                <wp:cNvGraphicFramePr>
+                  <a:graphicFrameLocks xmlns:a="http://schemas.openxmlformats.org/drawingml/2006/main" noChangeAspect="1"/>
+                </wp:cNvGraphicFramePr>
+                <a:graphic xmlns:a="http://schemas.openxmlformats.org/drawingml/2006/main">
+                  <a:graphicData uri="http://schemas.openxmlformats.org/drawingml/2006/picture">
+                    <pic:pic xmlns:pic="http://schemas.openxmlformats.org/drawingml/2006/picture">
+                      <pic:nvPicPr>
+                        <pic:cNvPr id="772014458" name=""/>
+                        <pic:cNvPicPr>
+                          <a:picLocks noChangeAspect="1"/>
+                        </pic:cNvPicPr>
+                        <pic:nvPr/>
+                      </pic:nvPicPr>
+                      <pic:blipFill>
+                        <a:blip r:embed="rId13"/>
+                        <a:stretch/>
+                      </pic:blipFill>
+                      <pic:spPr bwMode="auto">
+                        <a:xfrm>
+                          <a:off x="0" y="0"/>
+                          <a:ext cx="5940424" cy="2502126"/>
+                        </a:xfrm>
+                        <a:prstGeom prst="rect">
+                          <a:avLst/>
+                        </a:prstGeom>
+                      </pic:spPr>
+                    </pic:pic>
+                  </a:graphicData>
+                </a:graphic>
+              </wp:inline>
+            </w:drawing>
+          </mc:Choice>
+          <mc:Fallback>
+            <w:pict>
+              <v:shapetype id="_x0000_t75" coordsize="21600,21600" o:spt="75" o:preferrelative="t" path="m@4@5l@4@11@9@11@9@5xe" filled="f" stroked="f">
+                <v:stroke joinstyle="miter"/>
+                <v:formulas>
+                  <v:f eqn="if lineDrawn pixelLineWidth 0"/>
+                  <v:f eqn="sum @0 1 0"/>
+                  <v:f eqn="sum 0 0 @1"/>
+                  <v:f eqn="prod @2 1 2"/>
+                  <v:f eqn="prod @3 21600 pixelWidth"/>
+                  <v:f eqn="prod @3 21600 pixelHeight"/>
+                  <v:f eqn="sum @0 0 1"/>
+                  <v:f eqn="prod @6 1 2"/>
+                  <v:f eqn="prod @7 21600 pixelWidth"/>
+                  <v:f eqn="sum @8 21600 0"/>
+                  <v:f eqn="prod @7 21600 pixelHeight"/>
+                  <v:f eqn="sum @10 21600 0"/>
+                </v:formulas>
+                <v:path o:extrusionok="f" gradientshapeok="t" o:connecttype="rect"/>
+                <o:lock v:ext="edit" aspectratio="t"/>
+              </v:shapetype>
+              <v:shape id="_x0000_i2" o:spid="_x0000_s2" type="#_x0000_t75" style="width:467.75pt;height:197.02pt;mso-wrap-distance-left:0.00pt;mso-wrap-distance-top:0.00pt;mso-wrap-distance-right:0.00pt;mso-wrap-distance-bottom:0.00pt;z-index:1;" stroked="false">
+                <v:imagedata r:id="rId13" o:title=""/>
+                <o:lock v:ext="edit" rotation="t"/>
+              </v:shape>
+            </w:pict>
+          </mc:Fallback>
+        </mc:AlternateContent>
+      </w:r>
+      <w:r>
+        <w:rPr>
+          <w:rFonts w:ascii="Liberation Sans" w:hAnsi="Liberation Sans" w:eastAsia="Liberation Sans" w:cs="Liberation Sans"/>
+          <w:sz w:val="24"/>
+          <w:szCs w:val="24"/>
+        </w:rPr>
+      </w:r>
+      <w:r>
+        <w:rPr>
+          <w:rFonts w:ascii="Liberation Sans" w:hAnsi="Liberation Sans" w:eastAsia="Liberation Sans" w:cs="Liberation Sans"/>
+          <w:sz w:val="24"/>
+          <w:szCs w:val="24"/>
+        </w:rPr>
+      </w:r>
+    </w:p>
+    <w:p>
+      <w:pPr>
+        <w:pBdr>
+          <w:top w:val="none" w:color="000000" w:sz="4" w:space="0"/>
+          <w:left w:val="none" w:color="000000" w:sz="4" w:space="0"/>
+          <w:bottom w:val="none" w:color="000000" w:sz="4" w:space="0"/>
+          <w:right w:val="none" w:color="000000" w:sz="4" w:space="0"/>
+        </w:pBdr>
+        <w:shd w:val="clear" w:color="ffffff" w:fill="ffffff"/>
+        <w:spacing/>
+        <w:ind w:right="0" w:firstLine="0" w:left="709"/>
+        <w:jc w:val="both"/>
+        <w:rPr>
           <w:color w:val="000000" w:themeColor="text1"/>
           <w:highlight w:val="none"/>
           <w14:ligatures w14:val="none"/>
@@ -1609,32 +1898,17 @@
           <w:color w:val="000000" w:themeColor="text1"/>
           <w:highlight w:val="none"/>
         </w:rPr>
-        <w:t xml:space="preserve">Alguna herramienta UI para desarrolar API o alg</w:t>
       </w:r>
       <w:r>
         <w:rPr>
           <w:color w:val="000000" w:themeColor="text1"/>
           <w:highlight w:val="none"/>
         </w:rPr>
-        <w:t xml:space="preserve">una herramienta que genera documentación de API en PHP</w:t>
-      </w:r>
-      <w:r>
-        <w:rPr>
-          <w:color w:val="000000" w:themeColor="text1"/>
-          <w:highlight w:val="none"/>
-        </w:rPr>
-        <w:t xml:space="preserve">, como por ejemplo Swagger-PHP.</w:t>
-      </w:r>
-      <w:r>
-        <w:rPr>
-          <w:color w:val="000000" w:themeColor="text1"/>
-          <w:highlight w:val="none"/>
-        </w:rPr>
       </w:r>
     </w:p>
     <w:p>
       <w:pPr>
-        <w:pStyle w:val="899"/>
+        <w:pStyle w:val="907"/>
         <w:numPr>
           <w:ilvl w:val="1"/>
           <w:numId w:val="10"/>
@@ -1709,10 +1983,17 @@
           <w:highlight w:val="none"/>
         </w:rPr>
       </w:r>
+      <w:r>
+        <w:rPr>
+          <w:rFonts w:ascii="Liberation Sans" w:hAnsi="Liberation Sans" w:eastAsia="Liberation Sans" w:cs="Liberation Sans"/>
+          <w:sz w:val="24"/>
+          <w:szCs w:val="24"/>
+        </w:rPr>
+      </w:r>
     </w:p>
     <w:p>
       <w:pPr>
-        <w:pStyle w:val="899"/>
+        <w:pStyle w:val="907"/>
         <w:numPr>
           <w:ilvl w:val="0"/>
           <w:numId w:val="8"/>
@@ -1758,7 +2039,7 @@
     </w:p>
     <w:p>
       <w:pPr>
-        <w:pStyle w:val="899"/>
+        <w:pStyle w:val="907"/>
         <w:numPr>
           <w:ilvl w:val="1"/>
           <w:numId w:val="11"/>
@@ -1818,7 +2099,55 @@
     </w:p>
     <w:p>
       <w:pPr>
-        <w:pStyle w:val="899"/>
+        <w:pBdr>
+          <w:top w:val="none" w:color="000000" w:sz="4" w:space="0"/>
+          <w:left w:val="none" w:color="000000" w:sz="4" w:space="0"/>
+          <w:bottom w:val="none" w:color="000000" w:sz="4" w:space="0"/>
+          <w:right w:val="none" w:color="000000" w:sz="4" w:space="0"/>
+        </w:pBdr>
+        <w:shd w:val="clear" w:color="ffffff" w:fill="ffffff"/>
+        <w:spacing/>
+        <w:ind w:right="0" w:firstLine="0" w:left="709"/>
+        <w:jc w:val="both"/>
+        <w:rPr>
+          <w:rFonts w:ascii="Liberation Sans" w:hAnsi="Liberation Sans" w:eastAsia="Liberation Sans" w:cs="Liberation Sans"/>
+          <w:sz w:val="24"/>
+          <w:szCs w:val="24"/>
+        </w:rPr>
+      </w:pPr>
+      <w:r>
+        <w:rPr>
+          <w:rFonts w:ascii="Liberation Sans" w:hAnsi="Liberation Sans" w:eastAsia="Liberation Sans" w:cs="Liberation Sans"/>
+          <w:sz w:val="24"/>
+          <w:highlight w:val="none"/>
+        </w:rPr>
+      </w:r>
+      <w:r>
+        <w:rPr>
+          <w:rFonts w:ascii="Liberation Sans" w:hAnsi="Liberation Sans" w:eastAsia="Liberation Sans" w:cs="Liberation Sans"/>
+          <w:sz w:val="24"/>
+          <w:highlight w:val="none"/>
+        </w:rPr>
+        <w:t xml:space="preserve">Los documentos Swagger pueden estar en formato JSON o YAML. Por convención, el archivo de especificación de Swagger se llama swagger.json. </w:t>
+      </w:r>
+      <w:r>
+        <w:rPr>
+          <w:rFonts w:ascii="Liberation Sans" w:hAnsi="Liberation Sans" w:eastAsia="Liberation Sans" w:cs="Liberation Sans"/>
+          <w:sz w:val="24"/>
+          <w:highlight w:val="none"/>
+        </w:rPr>
+      </w:r>
+      <w:r>
+        <w:rPr>
+          <w:rFonts w:ascii="Liberation Sans" w:hAnsi="Liberation Sans" w:eastAsia="Liberation Sans" w:cs="Liberation Sans"/>
+          <w:sz w:val="24"/>
+          <w:highlight w:val="none"/>
+        </w:rPr>
+      </w:r>
+    </w:p>
+    <w:p>
+      <w:pPr>
+        <w:pStyle w:val="907"/>
         <w:numPr>
           <w:ilvl w:val="1"/>
           <w:numId w:val="11"/>
@@ -1861,7 +2190,552 @@
     </w:p>
     <w:p>
       <w:pPr>
-        <w:pStyle w:val="899"/>
+        <w:pBdr>
+          <w:top w:val="none" w:color="000000" w:sz="4" w:space="0"/>
+          <w:left w:val="none" w:color="000000" w:sz="4" w:space="0"/>
+          <w:bottom w:val="none" w:color="000000" w:sz="4" w:space="0"/>
+          <w:right w:val="none" w:color="000000" w:sz="4" w:space="0"/>
+        </w:pBdr>
+        <w:shd w:val="clear" w:color="ffffff" w:fill="ffffff"/>
+        <w:spacing/>
+        <w:ind w:right="0" w:firstLine="0" w:left="709"/>
+        <w:jc w:val="both"/>
+        <w:rPr>
+          <w:rFonts w:ascii="Liberation Sans" w:hAnsi="Liberation Sans" w:eastAsia="Liberation Sans" w:cs="Liberation Sans"/>
+          <w:sz w:val="24"/>
+          <w:szCs w:val="24"/>
+        </w:rPr>
+      </w:pPr>
+      <w:r>
+        <w:rPr>
+          <w:rFonts w:ascii="Liberation Sans" w:hAnsi="Liberation Sans" w:eastAsia="Liberation Sans" w:cs="Liberation Sans"/>
+          <w:sz w:val="24"/>
+          <w:highlight w:val="none"/>
+        </w:rPr>
+        <w:t xml:space="preserve">Lo primero que debemos hacer es instalar mediante composer Swagger </w:t>
+      </w:r>
+      <w:r>
+        <w:rPr>
+          <w:rFonts w:ascii="Liberation Sans" w:hAnsi="Liberation Sans" w:eastAsia="Liberation Sans" w:cs="Liberation Sans"/>
+          <w:sz w:val="24"/>
+          <w:highlight w:val="none"/>
+        </w:rPr>
+      </w:r>
+    </w:p>
+    <w:p>
+      <w:pPr>
+        <w:pBdr>
+          <w:top w:val="none" w:color="000000" w:sz="4" w:space="0"/>
+          <w:left w:val="none" w:color="000000" w:sz="4" w:space="0"/>
+          <w:bottom w:val="none" w:color="000000" w:sz="4" w:space="0"/>
+          <w:right w:val="none" w:color="000000" w:sz="4" w:space="0"/>
+        </w:pBdr>
+        <w:shd w:val="clear" w:color="ffffff" w:fill="ffffff"/>
+        <w:spacing/>
+        <w:ind w:right="0" w:firstLine="0" w:left="709"/>
+        <w:jc w:val="both"/>
+        <w:rPr>
+          <w:rFonts w:ascii="Liberation Sans" w:hAnsi="Liberation Sans" w:eastAsia="Liberation Sans" w:cs="Liberation Sans"/>
+          <w:sz w:val="24"/>
+          <w:szCs w:val="24"/>
+          <w:highlight w:val="none"/>
+        </w:rPr>
+      </w:pPr>
+      <w:r>
+        <w:rPr>
+          <w:rFonts w:ascii="Liberation Sans" w:hAnsi="Liberation Sans" w:eastAsia="Liberation Sans" w:cs="Liberation Sans"/>
+          <w:sz w:val="24"/>
+          <w:highlight w:val="none"/>
+        </w:rPr>
+        <w:t xml:space="preserve">En este caso trabajamos sobre el c</w:t>
+      </w:r>
+      <w:r>
+        <w:rPr>
+          <w:rFonts w:ascii="Liberation Sans" w:hAnsi="Liberation Sans" w:eastAsia="Liberation Sans" w:cs="Liberation Sans"/>
+          <w:sz w:val="24"/>
+          <w:highlight w:val="none"/>
+        </w:rPr>
+        <w:t xml:space="preserve">ódigo de forma similar a c</w:t>
+      </w:r>
+      <w:r>
+        <w:rPr>
+          <w:rFonts w:ascii="Liberation Sans" w:hAnsi="Liberation Sans" w:eastAsia="Liberation Sans" w:cs="Liberation Sans"/>
+          <w:sz w:val="24"/>
+          <w:highlight w:val="none"/>
+        </w:rPr>
+        <w:t xml:space="preserve">ómo lo har</w:t>
+      </w:r>
+      <w:r>
+        <w:rPr>
+          <w:rFonts w:ascii="Liberation Sans" w:hAnsi="Liberation Sans" w:eastAsia="Liberation Sans" w:cs="Liberation Sans"/>
+          <w:sz w:val="24"/>
+          <w:highlight w:val="none"/>
+        </w:rPr>
+        <w:t xml:space="preserve">íamos con phpDocumentor, mediante anotaciones sobre nuestro c</w:t>
+      </w:r>
+      <w:r>
+        <w:rPr>
+          <w:rFonts w:ascii="Liberation Sans" w:hAnsi="Liberation Sans" w:eastAsia="Liberation Sans" w:cs="Liberation Sans"/>
+          <w:sz w:val="24"/>
+          <w:highlight w:val="none"/>
+        </w:rPr>
+        <w:t xml:space="preserve">ódigo, algunos ejemplos son:</w:t>
+      </w:r>
+      <w:r>
+        <w:rPr>
+          <w:rFonts w:ascii="Liberation Sans" w:hAnsi="Liberation Sans" w:eastAsia="Liberation Sans" w:cs="Liberation Sans"/>
+          <w:sz w:val="24"/>
+          <w:highlight w:val="none"/>
+        </w:rPr>
+      </w:r>
+    </w:p>
+    <w:p>
+      <w:pPr>
+        <w:pBdr>
+          <w:top w:val="none" w:color="000000" w:sz="4" w:space="0"/>
+          <w:left w:val="none" w:color="000000" w:sz="4" w:space="0"/>
+          <w:bottom w:val="none" w:color="000000" w:sz="4" w:space="0"/>
+          <w:right w:val="none" w:color="000000" w:sz="4" w:space="0"/>
+        </w:pBdr>
+        <w:shd w:val="clear" w:color="f9f9f9" w:fill="f9f9f9"/>
+        <w:spacing/>
+        <w:ind w:right="0" w:firstLine="708" w:left="0"/>
+        <w:rPr/>
+      </w:pPr>
+      <w:r>
+        <w:rPr>
+          <w:rFonts w:ascii="Courier New" w:hAnsi="Courier New" w:eastAsia="Courier New" w:cs="Courier New"/>
+          <w:color w:val="222222"/>
+          <w:sz w:val="30"/>
+          <w:highlight w:val="none"/>
+        </w:rPr>
+        <w:t xml:space="preserve">@OA\Info</w:t>
+      </w:r>
+      <w:r/>
+    </w:p>
+    <w:p>
+      <w:pPr>
+        <w:pBdr>
+          <w:top w:val="none" w:color="000000" w:sz="4" w:space="0"/>
+          <w:left w:val="none" w:color="000000" w:sz="4" w:space="0"/>
+          <w:bottom w:val="none" w:color="000000" w:sz="4" w:space="0"/>
+          <w:right w:val="none" w:color="000000" w:sz="4" w:space="0"/>
+        </w:pBdr>
+        <w:shd w:val="clear" w:color="f9f9f9" w:fill="f9f9f9"/>
+        <w:spacing/>
+        <w:ind w:right="0" w:firstLine="708" w:left="0"/>
+        <w:rPr/>
+      </w:pPr>
+      <w:r>
+        <w:rPr>
+          <w:rFonts w:ascii="Courier New" w:hAnsi="Courier New" w:eastAsia="Courier New" w:cs="Courier New"/>
+          <w:color w:val="222222"/>
+          <w:sz w:val="30"/>
+          <w:highlight w:val="none"/>
+        </w:rPr>
+        <w:t xml:space="preserve">@OA\License</w:t>
+      </w:r>
+      <w:r/>
+    </w:p>
+    <w:p>
+      <w:pPr>
+        <w:pBdr>
+          <w:top w:val="none" w:color="000000" w:sz="4" w:space="0"/>
+          <w:left w:val="none" w:color="000000" w:sz="4" w:space="0"/>
+          <w:bottom w:val="none" w:color="000000" w:sz="4" w:space="0"/>
+          <w:right w:val="none" w:color="000000" w:sz="4" w:space="0"/>
+        </w:pBdr>
+        <w:shd w:val="clear" w:color="f9f9f9" w:fill="f9f9f9"/>
+        <w:spacing/>
+        <w:ind w:right="0" w:firstLine="708" w:left="0"/>
+        <w:rPr/>
+      </w:pPr>
+      <w:r>
+        <w:rPr>
+          <w:rFonts w:ascii="Courier New" w:hAnsi="Courier New" w:eastAsia="Courier New" w:cs="Courier New"/>
+          <w:color w:val="222222"/>
+          <w:sz w:val="30"/>
+          <w:highlight w:val="none"/>
+        </w:rPr>
+        <w:t xml:space="preserve">@OA\Tag</w:t>
+      </w:r>
+      <w:r/>
+    </w:p>
+    <w:p>
+      <w:pPr>
+        <w:pBdr>
+          <w:top w:val="none" w:color="000000" w:sz="4" w:space="0"/>
+          <w:left w:val="none" w:color="000000" w:sz="4" w:space="0"/>
+          <w:bottom w:val="none" w:color="000000" w:sz="4" w:space="0"/>
+          <w:right w:val="none" w:color="000000" w:sz="4" w:space="0"/>
+        </w:pBdr>
+        <w:shd w:val="clear" w:color="f9f9f9" w:fill="f9f9f9"/>
+        <w:spacing/>
+        <w:ind w:right="0" w:firstLine="708" w:left="0"/>
+        <w:rPr/>
+      </w:pPr>
+      <w:r>
+        <w:rPr>
+          <w:rFonts w:ascii="Courier New" w:hAnsi="Courier New" w:eastAsia="Courier New" w:cs="Courier New"/>
+          <w:color w:val="222222"/>
+          <w:sz w:val="30"/>
+          <w:highlight w:val="none"/>
+        </w:rPr>
+        <w:t xml:space="preserve">@OA\Server</w:t>
+      </w:r>
+      <w:r/>
+    </w:p>
+    <w:p>
+      <w:pPr>
+        <w:pBdr>
+          <w:top w:val="none" w:color="000000" w:sz="4" w:space="0"/>
+          <w:left w:val="none" w:color="000000" w:sz="4" w:space="0"/>
+          <w:bottom w:val="none" w:color="000000" w:sz="4" w:space="0"/>
+          <w:right w:val="none" w:color="000000" w:sz="4" w:space="0"/>
+        </w:pBdr>
+        <w:shd w:val="clear" w:color="f9f9f9" w:fill="f9f9f9"/>
+        <w:spacing/>
+        <w:ind w:right="0" w:firstLine="708" w:left="0"/>
+        <w:rPr/>
+      </w:pPr>
+      <w:r>
+        <w:rPr>
+          <w:rFonts w:ascii="Courier New" w:hAnsi="Courier New" w:eastAsia="Courier New" w:cs="Courier New"/>
+          <w:color w:val="222222"/>
+          <w:sz w:val="30"/>
+          <w:highlight w:val="none"/>
+        </w:rPr>
+        <w:t xml:space="preserve">@OA\SecurityScheme</w:t>
+      </w:r>
+      <w:r/>
+    </w:p>
+    <w:p>
+      <w:pPr>
+        <w:pBdr>
+          <w:top w:val="none" w:color="000000" w:sz="4" w:space="0"/>
+          <w:left w:val="none" w:color="000000" w:sz="4" w:space="0"/>
+          <w:bottom w:val="none" w:color="000000" w:sz="4" w:space="0"/>
+          <w:right w:val="none" w:color="000000" w:sz="4" w:space="0"/>
+        </w:pBdr>
+        <w:shd w:val="clear" w:color="f9f9f9" w:fill="f9f9f9"/>
+        <w:spacing/>
+        <w:ind w:right="0" w:firstLine="708" w:left="0"/>
+        <w:rPr/>
+      </w:pPr>
+      <w:r>
+        <w:rPr>
+          <w:rFonts w:ascii="Courier New" w:hAnsi="Courier New" w:eastAsia="Courier New" w:cs="Courier New"/>
+          <w:color w:val="222222"/>
+          <w:sz w:val="30"/>
+          <w:highlight w:val="none"/>
+        </w:rPr>
+        <w:t xml:space="preserve">@OA\RequestBody</w:t>
+      </w:r>
+      <w:r/>
+    </w:p>
+    <w:p>
+      <w:pPr>
+        <w:pBdr>
+          <w:top w:val="none" w:color="000000" w:sz="4" w:space="0"/>
+          <w:left w:val="none" w:color="000000" w:sz="4" w:space="0"/>
+          <w:bottom w:val="none" w:color="000000" w:sz="4" w:space="0"/>
+          <w:right w:val="none" w:color="000000" w:sz="4" w:space="0"/>
+        </w:pBdr>
+        <w:shd w:val="clear" w:color="f9f9f9" w:fill="f9f9f9"/>
+        <w:spacing/>
+        <w:ind w:right="0" w:firstLine="708" w:left="0"/>
+        <w:rPr/>
+      </w:pPr>
+      <w:r>
+        <w:rPr>
+          <w:rFonts w:ascii="Courier New" w:hAnsi="Courier New" w:eastAsia="Courier New" w:cs="Courier New"/>
+          <w:color w:val="222222"/>
+          <w:sz w:val="30"/>
+          <w:highlight w:val="none"/>
+        </w:rPr>
+        <w:t xml:space="preserve">@OA\Property</w:t>
+      </w:r>
+      <w:r/>
+    </w:p>
+    <w:p>
+      <w:pPr>
+        <w:pBdr>
+          <w:top w:val="none" w:color="000000" w:sz="4" w:space="0"/>
+          <w:left w:val="none" w:color="000000" w:sz="4" w:space="0"/>
+          <w:bottom w:val="none" w:color="000000" w:sz="4" w:space="0"/>
+          <w:right w:val="none" w:color="000000" w:sz="4" w:space="0"/>
+        </w:pBdr>
+        <w:shd w:val="clear" w:color="f9f9f9" w:fill="f9f9f9"/>
+        <w:spacing/>
+        <w:ind w:right="0" w:firstLine="708" w:left="0"/>
+        <w:rPr/>
+      </w:pPr>
+      <w:r>
+        <w:rPr>
+          <w:rFonts w:ascii="Courier New" w:hAnsi="Courier New" w:eastAsia="Courier New" w:cs="Courier New"/>
+          <w:color w:val="222222"/>
+          <w:sz w:val="30"/>
+          <w:highlight w:val="none"/>
+        </w:rPr>
+        <w:t xml:space="preserve">@OA\Get</w:t>
+      </w:r>
+      <w:r/>
+    </w:p>
+    <w:p>
+      <w:pPr>
+        <w:pBdr>
+          <w:top w:val="none" w:color="000000" w:sz="4" w:space="0"/>
+          <w:left w:val="none" w:color="000000" w:sz="4" w:space="0"/>
+          <w:bottom w:val="none" w:color="000000" w:sz="4" w:space="0"/>
+          <w:right w:val="none" w:color="000000" w:sz="4" w:space="0"/>
+        </w:pBdr>
+        <w:shd w:val="clear" w:color="f9f9f9" w:fill="f9f9f9"/>
+        <w:spacing/>
+        <w:ind w:right="0" w:firstLine="708" w:left="0"/>
+        <w:rPr/>
+      </w:pPr>
+      <w:r>
+        <w:rPr>
+          <w:rFonts w:ascii="Courier New" w:hAnsi="Courier New" w:eastAsia="Courier New" w:cs="Courier New"/>
+          <w:color w:val="222222"/>
+          <w:sz w:val="30"/>
+          <w:highlight w:val="none"/>
+        </w:rPr>
+        <w:t xml:space="preserve">@OA\Post</w:t>
+      </w:r>
+      <w:r/>
+    </w:p>
+    <w:p>
+      <w:pPr>
+        <w:pBdr>
+          <w:top w:val="none" w:color="000000" w:sz="4" w:space="0"/>
+          <w:left w:val="none" w:color="000000" w:sz="4" w:space="0"/>
+          <w:bottom w:val="none" w:color="000000" w:sz="4" w:space="0"/>
+          <w:right w:val="none" w:color="000000" w:sz="4" w:space="0"/>
+        </w:pBdr>
+        <w:shd w:val="clear" w:color="ffffff" w:fill="ffffff"/>
+        <w:spacing/>
+        <w:ind w:right="0" w:firstLine="0" w:left="709"/>
+        <w:jc w:val="both"/>
+        <w:rPr>
+          <w:rFonts w:ascii="Liberation Sans" w:hAnsi="Liberation Sans" w:eastAsia="Liberation Sans" w:cs="Liberation Sans"/>
+          <w:sz w:val="24"/>
+          <w:szCs w:val="24"/>
+          <w:highlight w:val="none"/>
+        </w:rPr>
+      </w:pPr>
+      <w:r>
+        <w:rPr>
+          <w:rFonts w:ascii="Courier New" w:hAnsi="Courier New" w:eastAsia="Courier New" w:cs="Courier New"/>
+          <w:color w:val="222222"/>
+          <w:sz w:val="30"/>
+          <w:highlight w:val="none"/>
+        </w:rPr>
+        <w:t xml:space="preserve">@OA\Put</w:t>
+        <w:br/>
+      </w:r>
+      <w:r>
+        <w:rPr>
+          <w:rFonts w:ascii="Liberation Sans" w:hAnsi="Liberation Sans" w:eastAsia="Liberation Sans" w:cs="Liberation Sans"/>
+          <w:sz w:val="24"/>
+          <w:szCs w:val="24"/>
+          <w:highlight w:val="none"/>
+        </w:rPr>
+        <w:t xml:space="preserve">o mediante</w:t>
+      </w:r>
+      <w:r>
+        <w:rPr>
+          <w:rFonts w:ascii="Liberation Sans" w:hAnsi="Liberation Sans" w:eastAsia="Liberation Sans" w:cs="Liberation Sans"/>
+          <w:sz w:val="24"/>
+          <w:szCs w:val="24"/>
+          <w:highlight w:val="none"/>
+        </w:rPr>
+        <w:t xml:space="preserve"> atributos (forma actual).</w:t>
+      </w:r>
+      <w:r>
+        <w:rPr>
+          <w:rFonts w:ascii="Courier New" w:hAnsi="Courier New" w:eastAsia="Courier New" w:cs="Courier New"/>
+          <w:color w:val="222222"/>
+          <w:sz w:val="30"/>
+          <w:szCs w:val="30"/>
+          <w:highlight w:val="none"/>
+        </w:rPr>
+      </w:r>
+    </w:p>
+    <w:p>
+      <w:pPr>
+        <w:pBdr>
+          <w:top w:val="none" w:color="000000" w:sz="4" w:space="0"/>
+          <w:left w:val="none" w:color="000000" w:sz="4" w:space="0"/>
+          <w:bottom w:val="none" w:color="000000" w:sz="4" w:space="0"/>
+          <w:right w:val="none" w:color="000000" w:sz="4" w:space="0"/>
+        </w:pBdr>
+        <w:shd w:val="clear" w:color="f9f9f9" w:fill="f9f9f9"/>
+        <w:spacing/>
+        <w:ind w:right="0" w:firstLine="708" w:left="0"/>
+        <w:rPr>
+          <w:rFonts w:ascii="Courier New" w:hAnsi="Courier New" w:eastAsia="Courier New" w:cs="Courier New"/>
+          <w:color w:val="222222"/>
+          <w:sz w:val="30"/>
+          <w:szCs w:val="30"/>
+          <w:highlight w:val="none"/>
+          <w14:ligatures w14:val="none"/>
+        </w:rPr>
+      </w:pPr>
+      <w:r>
+        <w:rPr>
+          <w:rFonts w:ascii="Courier New" w:hAnsi="Courier New" w:eastAsia="Courier New" w:cs="Courier New"/>
+          <w:color w:val="222222"/>
+          <w:sz w:val="30"/>
+          <w:szCs w:val="30"/>
+          <w:highlight w:val="none"/>
+        </w:rPr>
+      </w:r>
+      <w:r>
+        <w:rPr>
+          <w:rFonts w:ascii="Courier New" w:hAnsi="Courier New" w:eastAsia="Courier New" w:cs="Courier New"/>
+          <w:color w:val="222222"/>
+          <w:sz w:val="30"/>
+          <w:szCs w:val="30"/>
+          <w:highlight w:val="none"/>
+        </w:rPr>
+        <w:t xml:space="preserve">#[OA\Info(title: "My First API", version: "0.1")]</w:t>
+      </w:r>
+      <w:r>
+        <w:rPr>
+          <w:rFonts w:ascii="Courier New" w:hAnsi="Courier New" w:eastAsia="Courier New" w:cs="Courier New"/>
+          <w:color w:val="222222"/>
+          <w:sz w:val="30"/>
+          <w:szCs w:val="30"/>
+          <w:highlight w:val="none"/>
+        </w:rPr>
+      </w:r>
+      <w:r>
+        <w:rPr>
+          <w:rFonts w:ascii="Courier New" w:hAnsi="Courier New" w:eastAsia="Courier New" w:cs="Courier New"/>
+          <w:color w:val="222222"/>
+          <w:sz w:val="30"/>
+          <w:szCs w:val="30"/>
+          <w:highlight w:val="none"/>
+        </w:rPr>
+      </w:r>
+    </w:p>
+    <w:p>
+      <w:pPr>
+        <w:pBdr>
+          <w:top w:val="none" w:color="000000" w:sz="4" w:space="0"/>
+          <w:left w:val="none" w:color="000000" w:sz="4" w:space="0"/>
+          <w:bottom w:val="none" w:color="000000" w:sz="4" w:space="0"/>
+          <w:right w:val="none" w:color="000000" w:sz="4" w:space="0"/>
+        </w:pBdr>
+        <w:shd w:val="clear" w:color="ffffff" w:fill="ffffff"/>
+        <w:spacing/>
+        <w:ind w:right="0" w:firstLine="0" w:left="709"/>
+        <w:jc w:val="both"/>
+        <w:rPr>
+          <w:rFonts w:ascii="Liberation Sans" w:hAnsi="Liberation Sans" w:eastAsia="Liberation Sans" w:cs="Liberation Sans"/>
+          <w:sz w:val="24"/>
+          <w:szCs w:val="24"/>
+          <w:highlight w:val="none"/>
+          <w14:ligatures w14:val="none"/>
+        </w:rPr>
+      </w:pPr>
+      <w:r>
+        <w:rPr>
+          <w:rFonts w:ascii="Liberation Sans" w:hAnsi="Liberation Sans" w:eastAsia="Liberation Sans" w:cs="Liberation Sans"/>
+          <w:sz w:val="24"/>
+          <w:szCs w:val="24"/>
+          <w:highlight w:val="none"/>
+        </w:rPr>
+        <w:t xml:space="preserve">Una vez comentada nuestra API podemos generar la domentaci</w:t>
+      </w:r>
+      <w:r>
+        <w:rPr>
+          <w:rFonts w:ascii="Liberation Sans" w:hAnsi="Liberation Sans" w:eastAsia="Liberation Sans" w:cs="Liberation Sans"/>
+          <w:sz w:val="24"/>
+          <w:szCs w:val="24"/>
+          <w:highlight w:val="none"/>
+        </w:rPr>
+        <w:t xml:space="preserve">ón</w:t>
+      </w:r>
+      <w:r>
+        <w:rPr>
+          <w:rFonts w:ascii="Liberation Sans" w:hAnsi="Liberation Sans" w:eastAsia="Liberation Sans" w:cs="Liberation Sans"/>
+          <w:sz w:val="24"/>
+          <w:szCs w:val="24"/>
+          <w:highlight w:val="none"/>
+        </w:rPr>
+      </w:r>
+      <w:r>
+        <w:rPr>
+          <w:rFonts w:ascii="Liberation Sans" w:hAnsi="Liberation Sans" w:eastAsia="Liberation Sans" w:cs="Liberation Sans"/>
+          <w:sz w:val="24"/>
+          <w:szCs w:val="24"/>
+          <w:highlight w:val="none"/>
+        </w:rPr>
+      </w:r>
+    </w:p>
+    <w:p>
+      <w:pPr>
+        <w:pBdr>
+          <w:top w:val="none" w:color="000000" w:sz="4" w:space="0"/>
+          <w:left w:val="none" w:color="000000" w:sz="4" w:space="0"/>
+          <w:bottom w:val="none" w:color="000000" w:sz="4" w:space="0"/>
+          <w:right w:val="none" w:color="000000" w:sz="4" w:space="0"/>
+        </w:pBdr>
+        <w:shd w:val="clear" w:color="f9f9f9" w:fill="f9f9f9"/>
+        <w:spacing/>
+        <w:ind w:right="0" w:firstLine="708" w:left="0"/>
+        <w:rPr>
+          <w:rFonts w:ascii="Courier New" w:hAnsi="Courier New" w:eastAsia="Courier New" w:cs="Courier New"/>
+          <w:color w:val="222222"/>
+          <w:sz w:val="30"/>
+          <w:szCs w:val="30"/>
+          <w:highlight w:val="none"/>
+          <w14:ligatures w14:val="none"/>
+        </w:rPr>
+      </w:pPr>
+      <w:r>
+        <w:rPr>
+          <w:rFonts w:ascii="Courier New" w:hAnsi="Courier New" w:eastAsia="Courier New" w:cs="Courier New"/>
+          <w:color w:val="222222"/>
+          <w:sz w:val="30"/>
+          <w:szCs w:val="30"/>
+          <w:highlight w:val="none"/>
+        </w:rPr>
+      </w:r>
+      <w:r>
+        <w:rPr>
+          <w:rFonts w:ascii="Courier New" w:hAnsi="Courier New" w:eastAsia="Courier New" w:cs="Courier New"/>
+          <w:color w:val="222222"/>
+          <w:sz w:val="30"/>
+          <w:szCs w:val="30"/>
+          <w:highlight w:val="none"/>
+        </w:rPr>
+        <w:t xml:space="preserve">./vendor/bin/openapi src -o openapi.yaml</w:t>
+      </w:r>
+      <w:r>
+        <w:rPr>
+          <w:rFonts w:ascii="Courier New" w:hAnsi="Courier New" w:eastAsia="Courier New" w:cs="Courier New"/>
+          <w:color w:val="222222"/>
+          <w:sz w:val="30"/>
+          <w:szCs w:val="30"/>
+          <w:highlight w:val="none"/>
+        </w:rPr>
+      </w:r>
+      <w:r>
+        <w:rPr>
+          <w:rFonts w:ascii="Courier New" w:hAnsi="Courier New" w:eastAsia="Courier New" w:cs="Courier New"/>
+          <w:color w:val="222222"/>
+          <w:sz w:val="30"/>
+          <w:szCs w:val="30"/>
+          <w:highlight w:val="none"/>
+        </w:rPr>
+      </w:r>
+    </w:p>
+    <w:p>
+      <w:pPr>
+        <w:pStyle w:val="907"/>
         <w:numPr>
           <w:ilvl w:val="1"/>
           <w:numId w:val="11"/>
@@ -1904,7 +2778,319 @@
     </w:p>
     <w:p>
       <w:pPr>
-        <w:pStyle w:val="899"/>
+        <w:pBdr>
+          <w:top w:val="none" w:color="000000" w:sz="4" w:space="0"/>
+          <w:left w:val="none" w:color="000000" w:sz="4" w:space="0"/>
+          <w:bottom w:val="none" w:color="000000" w:sz="4" w:space="0"/>
+          <w:right w:val="none" w:color="000000" w:sz="4" w:space="0"/>
+        </w:pBdr>
+        <w:shd w:val="clear" w:color="ffffff" w:fill="ffffff"/>
+        <w:spacing/>
+        <w:ind w:right="0" w:firstLine="0" w:left="709"/>
+        <w:jc w:val="both"/>
+        <w:rPr>
+          <w:rFonts w:ascii="Liberation Sans" w:hAnsi="Liberation Sans" w:eastAsia="Liberation Sans" w:cs="Liberation Sans"/>
+          <w:sz w:val="24"/>
+          <w:szCs w:val="24"/>
+          <w:highlight w:val="none"/>
+          <w14:ligatures w14:val="none"/>
+        </w:rPr>
+      </w:pPr>
+      <w:r>
+        <w:rPr>
+          <w:rFonts w:ascii="Liberation Sans" w:hAnsi="Liberation Sans" w:eastAsia="Liberation Sans" w:cs="Liberation Sans"/>
+          <w:sz w:val="24"/>
+          <w:szCs w:val="24"/>
+          <w:highlight w:val="none"/>
+        </w:rPr>
+        <w:t xml:space="preserve">Alguna herramienta UI para desarrollar API o alg</w:t>
+      </w:r>
+      <w:r>
+        <w:rPr>
+          <w:rFonts w:ascii="Liberation Sans" w:hAnsi="Liberation Sans" w:eastAsia="Liberation Sans" w:cs="Liberation Sans"/>
+          <w:sz w:val="24"/>
+          <w:szCs w:val="24"/>
+          <w:highlight w:val="none"/>
+        </w:rPr>
+        <w:t xml:space="preserve">una herramienta que genera documentación de API en PHP</w:t>
+      </w:r>
+      <w:r>
+        <w:rPr>
+          <w:rFonts w:ascii="Liberation Sans" w:hAnsi="Liberation Sans" w:eastAsia="Liberation Sans" w:cs="Liberation Sans"/>
+          <w:sz w:val="24"/>
+          <w:szCs w:val="24"/>
+          <w:highlight w:val="none"/>
+        </w:rPr>
+        <w:t xml:space="preserve">, como por ejemplo </w:t>
+      </w:r>
+      <w:r>
+        <w:rPr>
+          <w:rFonts w:ascii="Liberation Sans" w:hAnsi="Liberation Sans" w:eastAsia="Liberation Sans" w:cs="Liberation Sans"/>
+          <w:sz w:val="24"/>
+          <w:szCs w:val="24"/>
+          <w:highlight w:val="none"/>
+        </w:rPr>
+        <w:t xml:space="preserve">Swagger-PHP.</w:t>
+      </w:r>
+      <w:r>
+        <w:rPr>
+          <w:rFonts w:ascii="Liberation Sans" w:hAnsi="Liberation Sans" w:eastAsia="Liberation Sans" w:cs="Liberation Sans"/>
+          <w:sz w:val="24"/>
+          <w:szCs w:val="24"/>
+          <w:highlight w:val="none"/>
+        </w:rPr>
+        <w:t xml:space="preserve"> Una vez generada la documentaci</w:t>
+      </w:r>
+      <w:r>
+        <w:rPr>
+          <w:rFonts w:ascii="Liberation Sans" w:hAnsi="Liberation Sans" w:eastAsia="Liberation Sans" w:cs="Liberation Sans"/>
+          <w:sz w:val="24"/>
+          <w:szCs w:val="24"/>
+          <w:highlight w:val="none"/>
+        </w:rPr>
+        <w:t xml:space="preserve">ón con cualquiera de estos m</w:t>
+      </w:r>
+      <w:r>
+        <w:rPr>
+          <w:rFonts w:ascii="Liberation Sans" w:hAnsi="Liberation Sans" w:eastAsia="Liberation Sans" w:cs="Liberation Sans"/>
+          <w:sz w:val="24"/>
+          <w:szCs w:val="24"/>
+          <w:highlight w:val="none"/>
+        </w:rPr>
+        <w:t xml:space="preserve">étodos</w:t>
+      </w:r>
+      <w:r>
+        <w:rPr>
+          <w:rFonts w:ascii="Liberation Sans" w:hAnsi="Liberation Sans" w:eastAsia="Liberation Sans" w:cs="Liberation Sans"/>
+          <w:sz w:val="24"/>
+          <w:szCs w:val="24"/>
+          <w:highlight w:val="none"/>
+        </w:rPr>
+        <w:t xml:space="preserve"> el resultado lo podemos ver desde cualquier navegador que tenga acceso a la API.</w:t>
+      </w:r>
+      <w:r>
+        <w:rPr>
+          <w:rFonts w:ascii="Liberation Sans" w:hAnsi="Liberation Sans" w:eastAsia="Liberation Sans" w:cs="Liberation Sans"/>
+          <w:sz w:val="24"/>
+          <w:szCs w:val="24"/>
+          <w:highlight w:val="none"/>
+          <w14:ligatures w14:val="none"/>
+        </w:rPr>
+      </w:r>
+      <w:r>
+        <w:rPr>
+          <w:rFonts w:ascii="Liberation Sans" w:hAnsi="Liberation Sans" w:eastAsia="Liberation Sans" w:cs="Liberation Sans"/>
+          <w:sz w:val="24"/>
+          <w:szCs w:val="24"/>
+          <w:highlight w:val="none"/>
+          <w14:ligatures w14:val="none"/>
+        </w:rPr>
+      </w:r>
+    </w:p>
+    <w:p>
+      <w:pPr>
+        <w:pBdr>
+          <w:top w:val="none" w:color="000000" w:sz="4" w:space="0"/>
+          <w:left w:val="none" w:color="000000" w:sz="4" w:space="0"/>
+          <w:bottom w:val="none" w:color="000000" w:sz="4" w:space="0"/>
+          <w:right w:val="none" w:color="000000" w:sz="4" w:space="0"/>
+        </w:pBdr>
+        <w:shd w:val="clear" w:color="ffffff" w:fill="ffffff"/>
+        <w:spacing/>
+        <w:ind w:right="0" w:firstLine="0" w:left="709"/>
+        <w:jc w:val="both"/>
+        <w:rPr>
+          <w:rFonts w:ascii="Liberation Sans" w:hAnsi="Liberation Sans" w:eastAsia="Liberation Sans" w:cs="Liberation Sans"/>
+          <w:sz w:val="24"/>
+          <w:szCs w:val="24"/>
+          <w:highlight w:val="none"/>
+        </w:rPr>
+      </w:pPr>
+      <w:r>
+        <w:rPr>
+          <w:rFonts w:ascii="Liberation Sans" w:hAnsi="Liberation Sans" w:eastAsia="Liberation Sans" w:cs="Liberation Sans"/>
+          <w:sz w:val="24"/>
+          <w:highlight w:val="none"/>
+        </w:rPr>
+      </w:r>
+      <w:r>
+        <w:rPr>
+          <w:rFonts w:ascii="Liberation Sans" w:hAnsi="Liberation Sans" w:eastAsia="Liberation Sans" w:cs="Liberation Sans"/>
+          <w:sz w:val="24"/>
+          <w:highlight w:val="none"/>
+        </w:rPr>
+        <w:t xml:space="preserve"> En la siguiente captura podemos ver un ejemplo de como se ver</w:t>
+      </w:r>
+      <w:r>
+        <w:rPr>
+          <w:rFonts w:ascii="Liberation Sans" w:hAnsi="Liberation Sans" w:eastAsia="Liberation Sans" w:cs="Liberation Sans"/>
+          <w:sz w:val="24"/>
+          <w:highlight w:val="none"/>
+        </w:rPr>
+        <w:t xml:space="preserve">ía</w:t>
+      </w:r>
+      <w:r>
+        <w:rPr>
+          <w:rFonts w:ascii="Liberation Sans" w:hAnsi="Liberation Sans" w:eastAsia="Liberation Sans" w:cs="Liberation Sans"/>
+          <w:sz w:val="24"/>
+          <w:szCs w:val="24"/>
+          <w:highlight w:val="none"/>
+        </w:rPr>
+      </w:r>
+      <w:r>
+        <w:rPr>
+          <w:rFonts w:ascii="Liberation Sans" w:hAnsi="Liberation Sans" w:eastAsia="Liberation Sans" w:cs="Liberation Sans"/>
+          <w:sz w:val="24"/>
+          <w:szCs w:val="24"/>
+          <w:highlight w:val="none"/>
+        </w:rPr>
+      </w:r>
+    </w:p>
+    <w:p>
+      <w:pPr>
+        <w:pBdr>
+          <w:top w:val="none" w:color="000000" w:sz="4" w:space="0"/>
+          <w:left w:val="none" w:color="000000" w:sz="4" w:space="0"/>
+          <w:bottom w:val="none" w:color="000000" w:sz="4" w:space="0"/>
+          <w:right w:val="none" w:color="000000" w:sz="4" w:space="0"/>
+        </w:pBdr>
+        <w:shd w:val="clear" w:color="ffffff" w:fill="ffffff"/>
+        <w:spacing/>
+        <w:ind w:right="0" w:firstLine="0" w:left="709"/>
+        <w:jc w:val="both"/>
+        <w:rPr>
+          <w:rFonts w:ascii="Liberation Sans" w:hAnsi="Liberation Sans" w:eastAsia="Liberation Sans" w:cs="Liberation Sans"/>
+          <w:sz w:val="24"/>
+          <w:szCs w:val="24"/>
+        </w:rPr>
+      </w:pPr>
+      <w:r>
+        <w:rPr>
+          <w:rFonts w:ascii="Liberation Sans" w:hAnsi="Liberation Sans" w:eastAsia="Liberation Sans" w:cs="Liberation Sans"/>
+          <w:sz w:val="24"/>
+          <w:highlight w:val="none"/>
+        </w:rPr>
+      </w:r>
+      <w:r>
+        <mc:AlternateContent>
+          <mc:Choice Requires="wpg">
+            <w:drawing>
+              <wp:inline xmlns:wp="http://schemas.openxmlformats.org/drawingml/2006/wordprocessingDrawing" distT="0" distB="0" distL="0" distR="0">
+                <wp:extent cx="5940425" cy="2502127"/>
+                <wp:effectExtent l="0" t="0" r="0" b="0"/>
+                <wp:docPr id="4" name=""/>
+                <wp:cNvGraphicFramePr>
+                  <a:graphicFrameLocks xmlns:a="http://schemas.openxmlformats.org/drawingml/2006/main" noChangeAspect="1"/>
+                </wp:cNvGraphicFramePr>
+                <a:graphic xmlns:a="http://schemas.openxmlformats.org/drawingml/2006/main">
+                  <a:graphicData uri="http://schemas.openxmlformats.org/drawingml/2006/picture">
+                    <pic:pic xmlns:pic="http://schemas.openxmlformats.org/drawingml/2006/picture">
+                      <pic:nvPicPr>
+                        <pic:cNvPr id="1298561860" name=""/>
+                        <pic:cNvPicPr>
+                          <a:picLocks noChangeAspect="1"/>
+                        </pic:cNvPicPr>
+                        <pic:nvPr/>
+                      </pic:nvPicPr>
+                      <pic:blipFill>
+                        <a:blip r:embed="rId13"/>
+                        <a:stretch/>
+                      </pic:blipFill>
+                      <pic:spPr bwMode="auto">
+                        <a:xfrm>
+                          <a:off x="0" y="0"/>
+                          <a:ext cx="5940424" cy="2502126"/>
+                        </a:xfrm>
+                        <a:prstGeom prst="rect">
+                          <a:avLst/>
+                        </a:prstGeom>
+                      </pic:spPr>
+                    </pic:pic>
+                  </a:graphicData>
+                </a:graphic>
+              </wp:inline>
+            </w:drawing>
+          </mc:Choice>
+          <mc:Fallback>
+            <w:pict>
+              <v:shapetype id="_x0000_t75" coordsize="21600,21600" o:spt="75" o:preferrelative="t" path="m@4@5l@4@11@9@11@9@5xe" filled="f" stroked="f">
+                <v:stroke joinstyle="miter"/>
+                <v:formulas>
+                  <v:f eqn="if lineDrawn pixelLineWidth 0"/>
+                  <v:f eqn="sum @0 1 0"/>
+                  <v:f eqn="sum 0 0 @1"/>
+                  <v:f eqn="prod @2 1 2"/>
+                  <v:f eqn="prod @3 21600 pixelWidth"/>
+                  <v:f eqn="prod @3 21600 pixelHeight"/>
+                  <v:f eqn="sum @0 0 1"/>
+                  <v:f eqn="prod @6 1 2"/>
+                  <v:f eqn="prod @7 21600 pixelWidth"/>
+                  <v:f eqn="sum @8 21600 0"/>
+                  <v:f eqn="prod @7 21600 pixelHeight"/>
+                  <v:f eqn="sum @10 21600 0"/>
+                </v:formulas>
+                <v:path o:extrusionok="f" gradientshapeok="t" o:connecttype="rect"/>
+                <o:lock v:ext="edit" aspectratio="t"/>
+              </v:shapetype>
+              <v:shape id="_x0000_i3" o:spid="_x0000_s3" type="#_x0000_t75" style="width:467.75pt;height:197.02pt;mso-wrap-distance-left:0.00pt;mso-wrap-distance-top:0.00pt;mso-wrap-distance-right:0.00pt;mso-wrap-distance-bottom:0.00pt;z-index:1;" stroked="false">
+                <v:imagedata r:id="rId13" o:title=""/>
+                <o:lock v:ext="edit" rotation="t"/>
+              </v:shape>
+            </w:pict>
+          </mc:Fallback>
+        </mc:AlternateContent>
+      </w:r>
+      <w:r>
+        <w:rPr>
+          <w:rFonts w:ascii="Liberation Sans" w:hAnsi="Liberation Sans" w:eastAsia="Liberation Sans" w:cs="Liberation Sans"/>
+          <w:sz w:val="24"/>
+          <w:szCs w:val="24"/>
+        </w:rPr>
+      </w:r>
+      <w:r>
+        <w:rPr>
+          <w:rFonts w:ascii="Liberation Sans" w:hAnsi="Liberation Sans" w:eastAsia="Liberation Sans" w:cs="Liberation Sans"/>
+          <w:sz w:val="24"/>
+          <w:szCs w:val="24"/>
+        </w:rPr>
+      </w:r>
+    </w:p>
+    <w:p>
+      <w:pPr>
+        <w:pBdr>
+          <w:top w:val="none" w:color="000000" w:sz="4" w:space="0"/>
+          <w:left w:val="none" w:color="000000" w:sz="4" w:space="0"/>
+          <w:bottom w:val="none" w:color="000000" w:sz="4" w:space="0"/>
+          <w:right w:val="none" w:color="000000" w:sz="4" w:space="0"/>
+        </w:pBdr>
+        <w:shd w:val="clear" w:color="ffffff" w:fill="ffffff"/>
+        <w:spacing/>
+        <w:ind w:right="0" w:firstLine="0" w:left="709"/>
+        <w:jc w:val="both"/>
+        <w:rPr>
+          <w:rFonts w:ascii="Liberation Sans" w:hAnsi="Liberation Sans" w:eastAsia="Liberation Sans" w:cs="Liberation Sans"/>
+          <w:sz w:val="24"/>
+          <w:szCs w:val="24"/>
+        </w:rPr>
+      </w:pPr>
+      <w:r>
+        <w:rPr>
+          <w:rFonts w:ascii="Liberation Sans" w:hAnsi="Liberation Sans" w:eastAsia="Liberation Sans" w:cs="Liberation Sans"/>
+          <w:sz w:val="24"/>
+          <w:highlight w:val="none"/>
+        </w:rPr>
+      </w:r>
+      <w:r>
+        <w:rPr>
+          <w:rFonts w:ascii="Liberation Sans" w:hAnsi="Liberation Sans" w:eastAsia="Liberation Sans" w:cs="Liberation Sans"/>
+          <w:sz w:val="24"/>
+          <w:highlight w:val="none"/>
+        </w:rPr>
+      </w:r>
+    </w:p>
+    <w:p>
+      <w:pPr>
+        <w:pStyle w:val="907"/>
         <w:numPr>
           <w:ilvl w:val="1"/>
           <w:numId w:val="11"/>
@@ -1947,32 +3133,351 @@
     </w:p>
     <w:p>
       <w:pPr>
-        <w:pBdr/>
-        <w:shd w:val="nil"/>
-        <w:spacing/>
-        <w:ind/>
-        <w:rPr>
-          <w:rFonts w:ascii="Open Sans" w:hAnsi="Open Sans" w:eastAsia="Open Sans" w:cs="Open Sans"/>
-          <w:color w:val="465a75"/>
+        <w:pBdr>
+          <w:top w:val="none" w:color="000000" w:sz="4" w:space="0"/>
+          <w:left w:val="none" w:color="000000" w:sz="4" w:space="0"/>
+          <w:bottom w:val="none" w:color="000000" w:sz="4" w:space="0"/>
+          <w:right w:val="none" w:color="000000" w:sz="4" w:space="0"/>
+        </w:pBdr>
+        <w:shd w:val="clear" w:color="ffffff" w:fill="ffffff"/>
+        <w:spacing/>
+        <w:ind w:right="0" w:firstLine="0" w:left="709"/>
+        <w:jc w:val="both"/>
+        <w:rPr>
+          <w:rFonts w:ascii="Liberation Sans" w:hAnsi="Liberation Sans" w:eastAsia="Liberation Sans" w:cs="Liberation Sans"/>
+          <w:szCs w:val="24"/>
+          <w:highlight w:val="none"/>
+          <w14:ligatures w14:val="none"/>
+        </w:rPr>
+      </w:pPr>
+      <w:r>
+        <w:rPr>
+          <w:rFonts w:ascii="Liberation Sans" w:hAnsi="Liberation Sans" w:eastAsia="Liberation Sans" w:cs="Liberation Sans"/>
           <w:sz w:val="24"/>
           <w:szCs w:val="24"/>
           <w:highlight w:val="none"/>
         </w:rPr>
-      </w:pPr>
-      <w:r>
-        <w:rPr>
-          <w:rFonts w:ascii="Open Sans" w:hAnsi="Open Sans" w:eastAsia="Open Sans" w:cs="Open Sans"/>
-          <w:color w:val="465a75"/>
+        <w:t xml:space="preserve">Una vez que se crea la documentación de una API REST, se puede utilizar para: </w:t>
+      </w:r>
+      <w:r>
+        <w:rPr>
+          <w:rFonts w:ascii="Liberation Sans" w:hAnsi="Liberation Sans" w:eastAsia="Liberation Sans" w:cs="Liberation Sans"/>
           <w:sz w:val="24"/>
+          <w:szCs w:val="24"/>
           <w:highlight w:val="none"/>
         </w:rPr>
+      </w:r>
+    </w:p>
+    <w:p>
+      <w:pPr>
+        <w:pBdr>
+          <w:top w:val="none" w:color="000000" w:sz="4" w:space="0"/>
+          <w:left w:val="none" w:color="000000" w:sz="4" w:space="0"/>
+          <w:bottom w:val="none" w:color="000000" w:sz="4" w:space="0"/>
+          <w:right w:val="none" w:color="000000" w:sz="4" w:space="0"/>
+        </w:pBdr>
+        <w:shd w:val="clear" w:color="ffffff" w:fill="ffffff"/>
+        <w:spacing/>
+        <w:ind w:right="0" w:firstLine="0" w:left="709"/>
+        <w:jc w:val="both"/>
+        <w:rPr>
+          <w:rFonts w:ascii="Liberation Sans" w:hAnsi="Liberation Sans" w:eastAsia="Liberation Sans" w:cs="Liberation Sans"/>
+          <w:szCs w:val="24"/>
+          <w:highlight w:val="none"/>
+          <w14:ligatures w14:val="none"/>
+        </w:rPr>
+      </w:pPr>
+      <w:r>
+        <w:rPr>
+          <w:rFonts w:ascii="Liberation Sans" w:hAnsi="Liberation Sans" w:eastAsia="Liberation Sans" w:cs="Liberation Sans"/>
+          <w:sz w:val="24"/>
+          <w:szCs w:val="24"/>
+          <w:highlight w:val="none"/>
+        </w:rPr>
+        <w:t xml:space="preserve">Mejorar la experiencia de los usuarios</w:t>
+      </w:r>
+      <w:r>
+        <w:rPr>
+          <w:rFonts w:ascii="Liberation Sans" w:hAnsi="Liberation Sans" w:eastAsia="Liberation Sans" w:cs="Liberation Sans"/>
+          <w:sz w:val="24"/>
+          <w:szCs w:val="24"/>
+          <w:highlight w:val="none"/>
+        </w:rPr>
+      </w:r>
+    </w:p>
+    <w:p>
+      <w:pPr>
+        <w:pBdr>
+          <w:top w:val="none" w:color="000000" w:sz="4" w:space="0"/>
+          <w:left w:val="none" w:color="000000" w:sz="4" w:space="0"/>
+          <w:bottom w:val="none" w:color="000000" w:sz="4" w:space="0"/>
+          <w:right w:val="none" w:color="000000" w:sz="4" w:space="0"/>
+        </w:pBdr>
+        <w:shd w:val="clear" w:color="ffffff" w:fill="ffffff"/>
+        <w:spacing/>
+        <w:ind w:right="0" w:firstLine="0" w:left="709"/>
+        <w:jc w:val="both"/>
+        <w:rPr>
+          <w:rFonts w:ascii="Liberation Sans" w:hAnsi="Liberation Sans" w:eastAsia="Liberation Sans" w:cs="Liberation Sans"/>
+          <w:szCs w:val="24"/>
+          <w:highlight w:val="none"/>
+          <w14:ligatures w14:val="none"/>
+        </w:rPr>
+      </w:pPr>
+      <w:r>
+        <w:rPr>
+          <w:rFonts w:ascii="Liberation Sans" w:hAnsi="Liberation Sans" w:eastAsia="Liberation Sans" w:cs="Liberation Sans"/>
+          <w:sz w:val="24"/>
+          <w:szCs w:val="24"/>
+          <w:highlight w:val="none"/>
+        </w:rPr>
+        <w:t xml:space="preserve">Aumentar la adopción de la API</w:t>
+      </w:r>
+      <w:r>
+        <w:rPr>
+          <w:rFonts w:ascii="Liberation Sans" w:hAnsi="Liberation Sans" w:eastAsia="Liberation Sans" w:cs="Liberation Sans"/>
+          <w:sz w:val="24"/>
+          <w:szCs w:val="24"/>
+          <w:highlight w:val="none"/>
+        </w:rPr>
+      </w:r>
+    </w:p>
+    <w:p>
+      <w:pPr>
+        <w:pBdr>
+          <w:top w:val="none" w:color="000000" w:sz="4" w:space="0"/>
+          <w:left w:val="none" w:color="000000" w:sz="4" w:space="0"/>
+          <w:bottom w:val="none" w:color="000000" w:sz="4" w:space="0"/>
+          <w:right w:val="none" w:color="000000" w:sz="4" w:space="0"/>
+        </w:pBdr>
+        <w:shd w:val="clear" w:color="ffffff" w:fill="ffffff"/>
+        <w:spacing/>
+        <w:ind w:right="0" w:firstLine="0" w:left="709"/>
+        <w:jc w:val="both"/>
+        <w:rPr>
+          <w:rFonts w:ascii="Liberation Sans" w:hAnsi="Liberation Sans" w:eastAsia="Liberation Sans" w:cs="Liberation Sans"/>
+          <w:szCs w:val="24"/>
+          <w:highlight w:val="none"/>
+          <w14:ligatures w14:val="none"/>
+        </w:rPr>
+      </w:pPr>
+      <w:r>
+        <w:rPr>
+          <w:rFonts w:ascii="Liberation Sans" w:hAnsi="Liberation Sans" w:eastAsia="Liberation Sans" w:cs="Liberation Sans"/>
+          <w:sz w:val="24"/>
+          <w:szCs w:val="24"/>
+          <w:highlight w:val="none"/>
+        </w:rPr>
+        <w:t xml:space="preserve">Identificar oportunidades de mejora</w:t>
+      </w:r>
+      <w:r>
+        <w:rPr>
+          <w:rFonts w:ascii="Liberation Sans" w:hAnsi="Liberation Sans" w:eastAsia="Liberation Sans" w:cs="Liberation Sans"/>
+          <w:sz w:val="24"/>
+          <w:szCs w:val="24"/>
+          <w:highlight w:val="none"/>
+        </w:rPr>
+      </w:r>
+    </w:p>
+    <w:p>
+      <w:pPr>
+        <w:pBdr>
+          <w:top w:val="none" w:color="000000" w:sz="4" w:space="0"/>
+          <w:left w:val="none" w:color="000000" w:sz="4" w:space="0"/>
+          <w:bottom w:val="none" w:color="000000" w:sz="4" w:space="0"/>
+          <w:right w:val="none" w:color="000000" w:sz="4" w:space="0"/>
+        </w:pBdr>
+        <w:shd w:val="clear" w:color="ffffff" w:fill="ffffff"/>
+        <w:spacing/>
+        <w:ind w:right="0" w:firstLine="0" w:left="709"/>
+        <w:jc w:val="both"/>
+        <w:rPr>
+          <w:rFonts w:ascii="Liberation Sans" w:hAnsi="Liberation Sans" w:eastAsia="Liberation Sans" w:cs="Liberation Sans"/>
+          <w:szCs w:val="24"/>
+          <w:highlight w:val="none"/>
+          <w14:ligatures w14:val="none"/>
+        </w:rPr>
+      </w:pPr>
+      <w:r>
+        <w:rPr>
+          <w:rFonts w:ascii="Liberation Sans" w:hAnsi="Liberation Sans" w:eastAsia="Liberation Sans" w:cs="Liberation Sans"/>
+          <w:sz w:val="24"/>
+          <w:szCs w:val="24"/>
+          <w:highlight w:val="none"/>
+        </w:rPr>
+        <w:t xml:space="preserve">Automatizar tareas</w:t>
+      </w:r>
+      <w:r>
+        <w:rPr>
+          <w:rFonts w:ascii="Liberation Sans" w:hAnsi="Liberation Sans" w:eastAsia="Liberation Sans" w:cs="Liberation Sans"/>
+          <w:sz w:val="24"/>
+          <w:szCs w:val="24"/>
+          <w:highlight w:val="none"/>
+        </w:rPr>
+      </w:r>
+    </w:p>
+    <w:p>
+      <w:pPr>
+        <w:pBdr>
+          <w:top w:val="none" w:color="000000" w:sz="4" w:space="0"/>
+          <w:left w:val="none" w:color="000000" w:sz="4" w:space="0"/>
+          <w:bottom w:val="none" w:color="000000" w:sz="4" w:space="0"/>
+          <w:right w:val="none" w:color="000000" w:sz="4" w:space="0"/>
+        </w:pBdr>
+        <w:shd w:val="clear" w:color="ffffff" w:fill="ffffff"/>
+        <w:spacing/>
+        <w:ind w:right="0" w:firstLine="0" w:left="709"/>
+        <w:jc w:val="both"/>
+        <w:rPr>
+          <w:rFonts w:ascii="Liberation Sans" w:hAnsi="Liberation Sans" w:eastAsia="Liberation Sans" w:cs="Liberation Sans"/>
+          <w:szCs w:val="24"/>
+          <w:highlight w:val="none"/>
+          <w14:ligatures w14:val="none"/>
+        </w:rPr>
+      </w:pPr>
+      <w:r>
+        <w:rPr>
+          <w:rFonts w:ascii="Liberation Sans" w:hAnsi="Liberation Sans" w:eastAsia="Liberation Sans" w:cs="Liberation Sans"/>
+          <w:sz w:val="24"/>
+          <w:szCs w:val="24"/>
+          <w:highlight w:val="none"/>
+        </w:rPr>
+        <w:t xml:space="preserve">Conocer el impacto de una marca</w:t>
+      </w:r>
+      <w:r>
+        <w:rPr>
+          <w:rFonts w:ascii="Liberation Sans" w:hAnsi="Liberation Sans" w:eastAsia="Liberation Sans" w:cs="Liberation Sans"/>
+          <w:sz w:val="24"/>
+          <w:szCs w:val="24"/>
+          <w:highlight w:val="none"/>
+        </w:rPr>
+      </w:r>
+    </w:p>
+    <w:p>
+      <w:pPr>
+        <w:pBdr>
+          <w:top w:val="none" w:color="000000" w:sz="4" w:space="0"/>
+          <w:left w:val="none" w:color="000000" w:sz="4" w:space="0"/>
+          <w:bottom w:val="none" w:color="000000" w:sz="4" w:space="0"/>
+          <w:right w:val="none" w:color="000000" w:sz="4" w:space="0"/>
+        </w:pBdr>
+        <w:shd w:val="clear" w:color="ffffff" w:fill="ffffff"/>
+        <w:spacing/>
+        <w:ind w:right="0" w:firstLine="0" w:left="709"/>
+        <w:jc w:val="both"/>
+        <w:rPr>
+          <w:rFonts w:ascii="Liberation Sans" w:hAnsi="Liberation Sans" w:eastAsia="Liberation Sans" w:cs="Liberation Sans"/>
+          <w:szCs w:val="24"/>
+          <w:highlight w:val="none"/>
+          <w14:ligatures w14:val="none"/>
+        </w:rPr>
+      </w:pPr>
+      <w:r>
+        <w:rPr>
+          <w:rFonts w:ascii="Liberation Sans" w:hAnsi="Liberation Sans" w:eastAsia="Liberation Sans" w:cs="Liberation Sans"/>
+          <w:sz w:val="24"/>
+          <w:szCs w:val="24"/>
+          <w:highlight w:val="none"/>
+        </w:rPr>
+        <w:t xml:space="preserve">Corregir errores de manera proactiva</w:t>
+      </w:r>
+      <w:r>
+        <w:rPr>
+          <w:rFonts w:ascii="Liberation Sans" w:hAnsi="Liberation Sans" w:eastAsia="Liberation Sans" w:cs="Liberation Sans"/>
+          <w:sz w:val="24"/>
+          <w:szCs w:val="24"/>
+          <w:highlight w:val="none"/>
+        </w:rPr>
+      </w:r>
+    </w:p>
+    <w:p>
+      <w:pPr>
+        <w:pBdr>
+          <w:top w:val="none" w:color="000000" w:sz="4" w:space="0"/>
+          <w:left w:val="none" w:color="000000" w:sz="4" w:space="0"/>
+          <w:bottom w:val="none" w:color="000000" w:sz="4" w:space="0"/>
+          <w:right w:val="none" w:color="000000" w:sz="4" w:space="0"/>
+        </w:pBdr>
+        <w:shd w:val="clear" w:color="ffffff" w:fill="ffffff"/>
+        <w:spacing/>
+        <w:ind w:right="0" w:firstLine="0" w:left="709"/>
+        <w:jc w:val="both"/>
+        <w:rPr>
+          <w:rFonts w:ascii="Liberation Sans" w:hAnsi="Liberation Sans" w:eastAsia="Liberation Sans" w:cs="Liberation Sans"/>
+          <w:szCs w:val="24"/>
+          <w:highlight w:val="none"/>
+          <w14:ligatures w14:val="none"/>
+        </w:rPr>
+      </w:pPr>
+      <w:r>
+        <w:rPr>
+          <w:rFonts w:ascii="Liberation Sans" w:hAnsi="Liberation Sans" w:eastAsia="Liberation Sans" w:cs="Liberation Sans"/>
+          <w:sz w:val="24"/>
+          <w:szCs w:val="24"/>
+          <w:highlight w:val="none"/>
+        </w:rPr>
+        <w:t xml:space="preserve">Mejorar la documentación de una API REST</w:t>
+      </w:r>
+      <w:r>
+        <w:rPr>
+          <w:rFonts w:ascii="Liberation Sans" w:hAnsi="Liberation Sans" w:eastAsia="Liberation Sans" w:cs="Liberation Sans"/>
+          <w:sz w:val="24"/>
+          <w:szCs w:val="24"/>
+          <w:highlight w:val="none"/>
+        </w:rPr>
+      </w:r>
+    </w:p>
+    <w:p>
+      <w:pPr>
+        <w:pBdr>
+          <w:top w:val="none" w:color="000000" w:sz="4" w:space="0"/>
+          <w:left w:val="none" w:color="000000" w:sz="4" w:space="0"/>
+          <w:bottom w:val="none" w:color="000000" w:sz="4" w:space="0"/>
+          <w:right w:val="none" w:color="000000" w:sz="4" w:space="0"/>
+        </w:pBdr>
+        <w:shd w:val="clear" w:color="ffffff" w:fill="ffffff"/>
+        <w:spacing/>
+        <w:ind w:right="0" w:firstLine="0" w:left="709"/>
+        <w:jc w:val="both"/>
+        <w:rPr>
+          <w:rFonts w:ascii="Liberation Sans" w:hAnsi="Liberation Sans" w:eastAsia="Liberation Sans" w:cs="Liberation Sans"/>
+          <w:sz w:val="24"/>
+          <w:szCs w:val="24"/>
+          <w:highlight w:val="none"/>
+          <w14:ligatures w14:val="none"/>
+        </w:rPr>
+      </w:pPr>
+      <w:r>
+        <w:rPr>
+          <w:rFonts w:ascii="Liberation Sans" w:hAnsi="Liberation Sans" w:eastAsia="Liberation Sans" w:cs="Liberation Sans"/>
+          <w:sz w:val="24"/>
+          <w:szCs w:val="24"/>
+          <w:highlight w:val="none"/>
+        </w:rPr>
+        <w:t xml:space="preserve">Conectar componentes y aplicaciones en arquitecturas de microservicios. Es útil para empresas de cierto tamaño, ya que permite automatizar tareas. </w:t>
+      </w:r>
+      <w:r>
+        <w:rPr>
+          <w:rFonts w:ascii="Liberation Sans" w:hAnsi="Liberation Sans" w:eastAsia="Liberation Sans" w:cs="Liberation Sans"/>
+          <w:sz w:val="24"/>
+          <w:szCs w:val="24"/>
+          <w:highlight w:val="none"/>
+        </w:rPr>
         <w:br w:type="page" w:clear="all"/>
       </w:r>
       <w:r>
         <w:rPr>
-          <w:rFonts w:ascii="Open Sans" w:hAnsi="Open Sans" w:eastAsia="Open Sans" w:cs="Open Sans"/>
-          <w:color w:val="465a75"/>
+          <w:rFonts w:ascii="Liberation Sans" w:hAnsi="Liberation Sans" w:eastAsia="Liberation Sans" w:cs="Liberation Sans"/>
           <w:sz w:val="24"/>
+          <w:szCs w:val="24"/>
+          <w:highlight w:val="none"/>
+        </w:rPr>
+      </w:r>
+      <w:r>
+        <w:rPr>
+          <w:rFonts w:ascii="Liberation Sans" w:hAnsi="Liberation Sans" w:eastAsia="Liberation Sans" w:cs="Liberation Sans"/>
+          <w:sz w:val="24"/>
+          <w:szCs w:val="24"/>
           <w:highlight w:val="none"/>
         </w:rPr>
       </w:r>
@@ -2004,10 +3509,10 @@
         </w:rPr>
         <w:t xml:space="preserve">OpenAPI es un estándar para la descripción de las interfaces de programación, o </w:t>
       </w:r>
-      <w:hyperlink r:id="rId13" w:tooltip="Application Programming Interface (API)" w:history="1">
+      <w:hyperlink r:id="rId14" w:tooltip="Application Programming Interface (API)" w:history="1">
         <w:r>
           <w:rPr>
-            <w:rStyle w:val="882"/>
+            <w:rStyle w:val="890"/>
             <w:rFonts w:ascii="Open Sans" w:hAnsi="Open Sans" w:eastAsia="Open Sans" w:cs="Open Sans"/>
             <w:color w:val="11c7e6"/>
             <w:sz w:val="24"/>
@@ -2041,10 +3546,10 @@
         </w:rPr>
         <w:t xml:space="preserve">. En particular, OpenAPI puede utilizarse para describir, desarrollar, probar y documentar las </w:t>
       </w:r>
-      <w:hyperlink r:id="rId14" w:tooltip="REST: la solución HTTP para páginas web" w:history="1">
+      <w:hyperlink r:id="rId15" w:tooltip="REST: la solución HTTP para páginas web" w:history="1">
         <w:r>
           <w:rPr>
-            <w:rStyle w:val="882"/>
+            <w:rStyle w:val="890"/>
             <w:rFonts w:ascii="Open Sans" w:hAnsi="Open Sans" w:eastAsia="Open Sans" w:cs="Open Sans"/>
             <w:color w:val="1474c4"/>
             <w:sz w:val="24"/>
@@ -2061,7 +3566,15 @@
         </w:rPr>
         <w:t xml:space="preserve">.</w:t>
       </w:r>
-      <w:r/>
+      <w:r>
+        <w:rPr>
+          <w:rFonts w:ascii="Open Sans" w:hAnsi="Open Sans" w:eastAsia="Open Sans" w:cs="Open Sans"/>
+          <w:color w:val="465a75"/>
+          <w:sz w:val="24"/>
+          <w:szCs w:val="24"/>
+          <w:highlight w:val="none"/>
+        </w:rPr>
+      </w:r>
     </w:p>
     <w:p>
       <w:pPr>
@@ -2084,10 +3597,10 @@
         </w:rPr>
         <w:t xml:space="preserve">La actual especificación OpenAPI surgió del proyecto predecesor </w:t>
       </w:r>
-      <w:hyperlink r:id="rId15" w:tooltip="¿Qué es Swagger?" w:history="1">
+      <w:hyperlink r:id="rId16" w:tooltip="¿Qué es Swagger?" w:history="1">
         <w:r>
           <w:rPr>
-            <w:rStyle w:val="882"/>
+            <w:rStyle w:val="890"/>
             <w:rFonts w:ascii="Open Sans" w:hAnsi="Open Sans" w:eastAsia="Open Sans" w:cs="Open Sans"/>
             <w:color w:val="1474c4"/>
             <w:sz w:val="24"/>
@@ -2125,7 +3638,7 @@
     </w:p>
     <w:p>
       <w:pPr>
-        <w:pStyle w:val="838"/>
+        <w:pStyle w:val="846"/>
         <w:pBdr>
           <w:top w:val="none" w:color="000000" w:sz="4" w:space="0"/>
           <w:left w:val="none" w:color="000000" w:sz="4" w:space="0"/>
@@ -2185,10 +3698,10 @@
         </w:rPr>
         <w:t xml:space="preserve"> que no está ligada a una aplicación técnica concreta. Hasta la versión 2.0, esta especificación todavía se llamaba Swagger y luego fue renombrada como </w:t>
       </w:r>
-      <w:hyperlink r:id="rId16" w:tooltip="OpenAPI Specification" w:history="1">
+      <w:hyperlink r:id="rId17" w:tooltip="OpenAPI Specification" w:history="1">
         <w:r>
           <w:rPr>
-            <w:rStyle w:val="882"/>
+            <w:rStyle w:val="890"/>
             <w:rFonts w:ascii="Open Sans" w:hAnsi="Open Sans" w:eastAsia="Open Sans" w:cs="Open Sans"/>
             <w:color w:val="1474c4"/>
             <w:sz w:val="24"/>
@@ -2245,10 +3758,10 @@
         </w:rPr>
         <w:t xml:space="preserve">. Esto se conoce como “definición API” y se genera en un formato legible por máquina. En particular, se utilizan dos lenguajes: </w:t>
       </w:r>
-      <w:hyperlink r:id="rId17" w:tooltip="YAML: el ligero framework CSS para expertos" w:history="1">
+      <w:hyperlink r:id="rId18" w:tooltip="YAML: el ligero framework CSS para expertos" w:history="1">
         <w:r>
           <w:rPr>
-            <w:rStyle w:val="882"/>
+            <w:rStyle w:val="890"/>
             <w:rFonts w:ascii="Open Sans" w:hAnsi="Open Sans" w:eastAsia="Open Sans" w:cs="Open Sans"/>
             <w:color w:val="1474c4"/>
             <w:sz w:val="24"/>
@@ -2366,6 +3879,15 @@
           <w:highlight w:val="none"/>
         </w:rPr>
       </w:r>
+      <w:r>
+        <w:rPr>
+          <w:rFonts w:ascii="Open Sans" w:hAnsi="Open Sans" w:eastAsia="Open Sans" w:cs="Open Sans"/>
+          <w:color w:val="465a75"/>
+          <w:sz w:val="24"/>
+          <w:szCs w:val="24"/>
+          <w:highlight w:val="none"/>
+        </w:rPr>
+      </w:r>
     </w:p>
     <w:p>
       <w:pPr>
@@ -2395,9 +3917,8 @@
       <w:r>
         <w:rPr>
           <w:rFonts w:ascii="Open Sans" w:hAnsi="Open Sans" w:eastAsia="Open Sans" w:cs="Open Sans"/>
-          <w:color w:val="465a75"/>
           <w:sz w:val="24"/>
-          <w:highlight w:val="none"/>
+          <w:szCs w:val="24"/>
         </w:rPr>
       </w:r>
       <w:r>
@@ -2613,6 +4134,15 @@
           <w:highlight w:val="none"/>
         </w:rPr>
       </w:r>
+      <w:r>
+        <w:rPr>
+          <w:rFonts w:ascii="Consolas" w:hAnsi="Consolas" w:eastAsia="Consolas" w:cs="Consolas"/>
+          <w:color w:val="000000"/>
+          <w:sz w:val="21"/>
+          <w:szCs w:val="21"/>
+          <w:highlight w:val="none"/>
+        </w:rPr>
+      </w:r>
     </w:p>
     <w:p>
       <w:pPr>
@@ -2641,10 +4171,9 @@
       </w:r>
       <w:r>
         <w:rPr>
-          <w:rFonts w:ascii="Consolas" w:hAnsi="Consolas" w:eastAsia="Consolas" w:cs="Consolas"/>
-          <w:color w:val="000000"/>
-          <w:sz w:val="21"/>
-          <w:highlight w:val="none"/>
+          <w:rFonts w:ascii="Open Sans" w:hAnsi="Open Sans" w:eastAsia="Open Sans" w:cs="Open Sans"/>
+          <w:sz w:val="24"/>
+          <w:szCs w:val="24"/>
         </w:rPr>
       </w:r>
       <w:r>
@@ -3128,7 +4657,7 @@
     </w:p>
     <w:p>
       <w:pPr>
-        <w:pStyle w:val="899"/>
+        <w:pStyle w:val="907"/>
         <w:numPr>
           <w:ilvl w:val="0"/>
           <w:numId w:val="2"/>
@@ -3165,7 +4694,7 @@
     </w:p>
     <w:p>
       <w:pPr>
-        <w:pStyle w:val="899"/>
+        <w:pStyle w:val="907"/>
         <w:numPr>
           <w:ilvl w:val="0"/>
           <w:numId w:val="2"/>
@@ -3202,7 +4731,7 @@
     </w:p>
     <w:p>
       <w:pPr>
-        <w:pStyle w:val="899"/>
+        <w:pStyle w:val="907"/>
         <w:numPr>
           <w:ilvl w:val="0"/>
           <w:numId w:val="2"/>
@@ -3239,7 +4768,7 @@
     </w:p>
     <w:p>
       <w:pPr>
-        <w:pStyle w:val="899"/>
+        <w:pStyle w:val="907"/>
         <w:numPr>
           <w:ilvl w:val="0"/>
           <w:numId w:val="2"/>
@@ -3276,7 +4805,7 @@
     </w:p>
     <w:p>
       <w:pPr>
-        <w:pStyle w:val="899"/>
+        <w:pStyle w:val="907"/>
         <w:numPr>
           <w:ilvl w:val="0"/>
           <w:numId w:val="2"/>
@@ -3313,7 +4842,7 @@
     </w:p>
     <w:p>
       <w:pPr>
-        <w:pStyle w:val="899"/>
+        <w:pStyle w:val="907"/>
         <w:numPr>
           <w:ilvl w:val="0"/>
           <w:numId w:val="2"/>
@@ -3350,7 +4879,7 @@
     </w:p>
     <w:p>
       <w:pPr>
-        <w:pStyle w:val="899"/>
+        <w:pStyle w:val="907"/>
         <w:numPr>
           <w:ilvl w:val="0"/>
           <w:numId w:val="2"/>
@@ -3387,7 +4916,7 @@
     </w:p>
     <w:p>
       <w:pPr>
-        <w:pStyle w:val="899"/>
+        <w:pStyle w:val="907"/>
         <w:numPr>
           <w:ilvl w:val="0"/>
           <w:numId w:val="2"/>
@@ -3424,7 +4953,7 @@
     </w:p>
     <w:p>
       <w:pPr>
-        <w:pStyle w:val="839"/>
+        <w:pStyle w:val="847"/>
         <w:pBdr>
           <w:top w:val="none" w:color="000000" w:sz="4" w:space="0"/>
           <w:left w:val="none" w:color="000000" w:sz="4" w:space="0"/>
@@ -3488,7 +5017,7 @@
     </w:p>
     <w:p>
       <w:pPr>
-        <w:pStyle w:val="899"/>
+        <w:pStyle w:val="907"/>
         <w:numPr>
           <w:ilvl w:val="0"/>
           <w:numId w:val="3"/>
@@ -3533,7 +5062,7 @@
     </w:p>
     <w:p>
       <w:pPr>
-        <w:pStyle w:val="899"/>
+        <w:pStyle w:val="907"/>
         <w:numPr>
           <w:ilvl w:val="0"/>
           <w:numId w:val="3"/>
@@ -3578,7 +5107,7 @@
     </w:p>
     <w:p>
       <w:pPr>
-        <w:pStyle w:val="899"/>
+        <w:pStyle w:val="907"/>
         <w:numPr>
           <w:ilvl w:val="0"/>
           <w:numId w:val="3"/>
@@ -3663,7 +5192,7 @@
     </w:p>
     <w:p>
       <w:pPr>
-        <w:pStyle w:val="839"/>
+        <w:pStyle w:val="847"/>
         <w:pBdr>
           <w:top w:val="none" w:color="000000" w:sz="4" w:space="0"/>
           <w:left w:val="none" w:color="000000" w:sz="4" w:space="0"/>
@@ -3866,7 +5395,7 @@
     </w:p>
     <w:p>
       <w:pPr>
-        <w:pStyle w:val="899"/>
+        <w:pStyle w:val="907"/>
         <w:numPr>
           <w:ilvl w:val="0"/>
           <w:numId w:val="4"/>
@@ -3894,7 +5423,7 @@
     </w:p>
     <w:p>
       <w:pPr>
-        <w:pStyle w:val="899"/>
+        <w:pStyle w:val="907"/>
         <w:numPr>
           <w:ilvl w:val="0"/>
           <w:numId w:val="4"/>
@@ -3922,7 +5451,7 @@
     </w:p>
     <w:p>
       <w:pPr>
-        <w:pStyle w:val="899"/>
+        <w:pStyle w:val="907"/>
         <w:numPr>
           <w:ilvl w:val="0"/>
           <w:numId w:val="4"/>
@@ -3950,7 +5479,7 @@
     </w:p>
     <w:p>
       <w:pPr>
-        <w:pStyle w:val="899"/>
+        <w:pStyle w:val="907"/>
         <w:numPr>
           <w:ilvl w:val="0"/>
           <w:numId w:val="4"/>
@@ -3978,7 +5507,7 @@
     </w:p>
     <w:p>
       <w:pPr>
-        <w:pStyle w:val="899"/>
+        <w:pStyle w:val="907"/>
         <w:numPr>
           <w:ilvl w:val="0"/>
           <w:numId w:val="4"/>
@@ -4006,7 +5535,7 @@
     </w:p>
     <w:p>
       <w:pPr>
-        <w:pStyle w:val="899"/>
+        <w:pStyle w:val="907"/>
         <w:numPr>
           <w:ilvl w:val="0"/>
           <w:numId w:val="4"/>
@@ -4034,7 +5563,7 @@
     </w:p>
     <w:p>
       <w:pPr>
-        <w:pStyle w:val="899"/>
+        <w:pStyle w:val="907"/>
         <w:numPr>
           <w:ilvl w:val="0"/>
           <w:numId w:val="4"/>
@@ -4062,7 +5591,7 @@
     </w:p>
     <w:p>
       <w:pPr>
-        <w:pStyle w:val="839"/>
+        <w:pStyle w:val="847"/>
         <w:pBdr>
           <w:top w:val="none" w:color="000000" w:sz="4" w:space="0"/>
           <w:left w:val="none" w:color="000000" w:sz="4" w:space="0"/>
@@ -4126,7 +5655,7 @@
     </w:p>
     <w:tbl>
       <w:tblPr>
-        <w:tblStyle w:val="711"/>
+        <w:tblStyle w:val="719"/>
         <w:tblW w:w="0" w:type="auto"/>
         <w:tblInd w:w="0" w:type="dxa"/>
         <w:tblBorders>
@@ -4637,7 +6166,7 @@
               <wp:inline xmlns:wp="http://schemas.openxmlformats.org/drawingml/2006/wordprocessingDrawing" distT="0" distB="0" distL="0" distR="0">
                 <wp:extent cx="5940425" cy="3339712"/>
                 <wp:effectExtent l="0" t="0" r="0" b="0"/>
-                <wp:docPr id="3" name=""/>
+                <wp:docPr id="5" name=""/>
                 <wp:cNvGraphicFramePr>
                   <a:graphicFrameLocks xmlns:a="http://schemas.openxmlformats.org/drawingml/2006/main" noChangeAspect="1"/>
                 </wp:cNvGraphicFramePr>
@@ -4652,7 +6181,7 @@
                         <pic:nvPr/>
                       </pic:nvPicPr>
                       <pic:blipFill>
-                        <a:blip r:embed="rId18"/>
+                        <a:blip r:embed="rId19"/>
                         <a:stretch/>
                       </pic:blipFill>
                       <pic:spPr bwMode="auto">
@@ -4691,8 +6220,8 @@
                 <v:path o:extrusionok="f" gradientshapeok="t" o:connecttype="rect"/>
                 <o:lock v:ext="edit" aspectratio="t"/>
               </v:shapetype>
-              <v:shape id="_x0000_i2" o:spid="_x0000_s2" type="#_x0000_t75" style="width:467.75pt;height:262.97pt;mso-wrap-distance-left:0.00pt;mso-wrap-distance-top:0.00pt;mso-wrap-distance-right:0.00pt;mso-wrap-distance-bottom:0.00pt;z-index:1;" stroked="false">
-                <v:imagedata r:id="rId18" o:title=""/>
+              <v:shape id="_x0000_i4" o:spid="_x0000_s4" type="#_x0000_t75" style="width:467.75pt;height:262.97pt;mso-wrap-distance-left:0.00pt;mso-wrap-distance-top:0.00pt;mso-wrap-distance-right:0.00pt;mso-wrap-distance-bottom:0.00pt;z-index:1;" stroked="false">
+                <v:imagedata r:id="rId19" o:title=""/>
                 <o:lock v:ext="edit" rotation="t"/>
               </v:shape>
             </w:pict>
@@ -4751,7 +6280,7 @@
     </w:p>
     <w:p>
       <w:pPr>
-        <w:pStyle w:val="840"/>
+        <w:pStyle w:val="848"/>
         <w:pBdr>
           <w:top w:val="none" w:color="000000" w:sz="4" w:space="0"/>
           <w:left w:val="none" w:color="000000" w:sz="4" w:space="0"/>
@@ -4911,7 +6440,7 @@
     </w:p>
     <w:p>
       <w:pPr>
-        <w:pStyle w:val="840"/>
+        <w:pStyle w:val="848"/>
         <w:pBdr>
           <w:top w:val="none" w:color="000000" w:sz="4" w:space="0"/>
           <w:left w:val="none" w:color="000000" w:sz="4" w:space="0"/>
@@ -5503,7 +7032,7 @@
     </w:p>
     <w:p>
       <w:pPr>
-        <w:pStyle w:val="840"/>
+        <w:pStyle w:val="848"/>
         <w:pBdr>
           <w:top w:val="none" w:color="000000" w:sz="4" w:space="0"/>
           <w:left w:val="none" w:color="000000" w:sz="4" w:space="0"/>
@@ -5624,7 +7153,7 @@
     </w:p>
     <w:p>
       <w:pPr>
-        <w:pStyle w:val="899"/>
+        <w:pStyle w:val="907"/>
         <w:numPr>
           <w:ilvl w:val="0"/>
           <w:numId w:val="5"/>
@@ -5652,7 +7181,7 @@
     </w:p>
     <w:p>
       <w:pPr>
-        <w:pStyle w:val="899"/>
+        <w:pStyle w:val="907"/>
         <w:numPr>
           <w:ilvl w:val="0"/>
           <w:numId w:val="5"/>
@@ -6544,7 +8073,7 @@
     </w:p>
     <w:p>
       <w:pPr>
-        <w:pStyle w:val="838"/>
+        <w:pStyle w:val="846"/>
         <w:pBdr>
           <w:top w:val="none" w:color="000000" w:sz="4" w:space="0"/>
           <w:left w:val="none" w:color="000000" w:sz="4" w:space="0"/>
@@ -6608,7 +8137,7 @@
     </w:p>
     <w:p>
       <w:pPr>
-        <w:pStyle w:val="839"/>
+        <w:pStyle w:val="847"/>
         <w:pBdr>
           <w:top w:val="none" w:color="000000" w:sz="4" w:space="0"/>
           <w:left w:val="none" w:color="000000" w:sz="4" w:space="0"/>
@@ -6651,10 +8180,10 @@
         </w:rPr>
         <w:t xml:space="preserve">El popular servicio de Git GitHub utiliza OpenAPI para describir su “API REST v3 de GitHub”. La </w:t>
       </w:r>
-      <w:hyperlink r:id="rId19" w:tooltip="GitHub's REST API" w:history="1">
+      <w:hyperlink r:id="rId20" w:tooltip="GitHub's REST API" w:history="1">
         <w:r>
           <w:rPr>
-            <w:rStyle w:val="882"/>
+            <w:rStyle w:val="890"/>
             <w:rFonts w:ascii="Open Sans" w:hAnsi="Open Sans" w:eastAsia="Open Sans" w:cs="Open Sans"/>
             <w:color w:val="1474c4"/>
             <w:sz w:val="24"/>
@@ -6840,10 +8369,10 @@
         </w:rPr>
         <w:t xml:space="preserve">. Esta es la versión en YAML, mucho más compacta y legible: </w:t>
       </w:r>
-      <w:hyperlink r:id="rId20" w:tooltip="REST API v3 de GitHub" w:history="1">
+      <w:hyperlink r:id="rId21" w:tooltip="REST API v3 de GitHub" w:history="1">
         <w:r>
           <w:rPr>
-            <w:rStyle w:val="882"/>
+            <w:rStyle w:val="890"/>
             <w:rFonts w:ascii="Open Sans" w:hAnsi="Open Sans" w:eastAsia="Open Sans" w:cs="Open Sans"/>
             <w:color w:val="1474c4"/>
             <w:sz w:val="24"/>
@@ -6864,7 +8393,7 @@
     </w:p>
     <w:p>
       <w:pPr>
-        <w:pStyle w:val="839"/>
+        <w:pStyle w:val="847"/>
         <w:pBdr>
           <w:top w:val="none" w:color="000000" w:sz="4" w:space="0"/>
           <w:left w:val="none" w:color="000000" w:sz="4" w:space="0"/>
@@ -6907,10 +8436,10 @@
         </w:rPr>
         <w:t xml:space="preserve">En segundo lugar, mostramos un ejemplo de API que puede crearse en </w:t>
       </w:r>
-      <w:hyperlink r:id="rId21" w:tooltip="SwaggerHub - API Design and Documentation with OpenAPI" w:history="1">
+      <w:hyperlink r:id="rId22" w:tooltip="SwaggerHub - API Design and Documentation with OpenAPI" w:history="1">
         <w:r>
           <w:rPr>
-            <w:rStyle w:val="882"/>
+            <w:rStyle w:val="890"/>
             <w:rFonts w:ascii="Open Sans" w:hAnsi="Open Sans" w:eastAsia="Open Sans" w:cs="Open Sans"/>
             <w:color w:val="1474c4"/>
             <w:sz w:val="24"/>
@@ -7005,7 +8534,7 @@
     </w:p>
     <w:p>
       <w:pPr>
-        <w:pStyle w:val="899"/>
+        <w:pStyle w:val="907"/>
         <w:numPr>
           <w:ilvl w:val="0"/>
           <w:numId w:val="6"/>
@@ -7033,7 +8562,7 @@
     </w:p>
     <w:p>
       <w:pPr>
-        <w:pStyle w:val="899"/>
+        <w:pStyle w:val="907"/>
         <w:numPr>
           <w:ilvl w:val="0"/>
           <w:numId w:val="6"/>
@@ -7087,7 +8616,7 @@
     </w:p>
     <w:p>
       <w:pPr>
-        <w:pStyle w:val="899"/>
+        <w:pStyle w:val="907"/>
         <w:numPr>
           <w:ilvl w:val="0"/>
           <w:numId w:val="6"/>
@@ -7115,7 +8644,7 @@
     </w:p>
     <w:p>
       <w:pPr>
-        <w:pStyle w:val="899"/>
+        <w:pStyle w:val="907"/>
         <w:numPr>
           <w:ilvl w:val="0"/>
           <w:numId w:val="6"/>
@@ -7183,7 +8712,7 @@
     </w:p>
     <w:p>
       <w:pPr>
-        <w:pStyle w:val="899"/>
+        <w:pStyle w:val="907"/>
         <w:numPr>
           <w:ilvl w:val="0"/>
           <w:numId w:val="7"/>
@@ -7245,7 +8774,7 @@
     </w:p>
     <w:p>
       <w:pPr>
-        <w:pStyle w:val="899"/>
+        <w:pStyle w:val="907"/>
         <w:numPr>
           <w:ilvl w:val="0"/>
           <w:numId w:val="7"/>
@@ -7273,7 +8802,7 @@
     </w:p>
     <w:p>
       <w:pPr>
-        <w:pStyle w:val="899"/>
+        <w:pStyle w:val="907"/>
         <w:numPr>
           <w:ilvl w:val="0"/>
           <w:numId w:val="7"/>
@@ -7318,7 +8847,7 @@
     </w:p>
     <w:p>
       <w:pPr>
-        <w:pStyle w:val="899"/>
+        <w:pStyle w:val="907"/>
         <w:numPr>
           <w:ilvl w:val="0"/>
           <w:numId w:val="7"/>
@@ -10441,9 +11970,9 @@
     <w:lsdException w:name="Bibliography" w:uiPriority="37"/>
     <w:lsdException w:name="TOC Heading" w:uiPriority="39" w:qFormat="1"/>
   </w:latentStyles>
-  <w:style w:type="table" w:styleId="711">
+  <w:style w:type="table" w:styleId="719">
     <w:name w:val="Table Grid"/>
-    <w:basedOn w:val="896"/>
+    <w:basedOn w:val="904"/>
     <w:uiPriority w:val="59"/>
     <w:pPr>
       <w:pBdr/>
@@ -10640,9 +12169,9 @@
       </w:tcPr>
     </w:tblStylePr>
   </w:style>
-  <w:style w:type="table" w:styleId="712">
+  <w:style w:type="table" w:styleId="720">
     <w:name w:val="Table Grid Light"/>
-    <w:basedOn w:val="896"/>
+    <w:basedOn w:val="904"/>
     <w:uiPriority w:val="59"/>
     <w:pPr>
       <w:pBdr/>
@@ -10839,9 +12368,9 @@
       </w:tcPr>
     </w:tblStylePr>
   </w:style>
-  <w:style w:type="table" w:styleId="713">
+  <w:style w:type="table" w:styleId="721">
     <w:name w:val="Plain Table 1"/>
-    <w:basedOn w:val="896"/>
+    <w:basedOn w:val="904"/>
     <w:uiPriority w:val="59"/>
     <w:pPr>
       <w:pBdr/>
@@ -11064,9 +12593,9 @@
       </w:tcPr>
     </w:tblStylePr>
   </w:style>
-  <w:style w:type="table" w:styleId="714">
+  <w:style w:type="table" w:styleId="722">
     <w:name w:val="Plain Table 2"/>
-    <w:basedOn w:val="896"/>
+    <w:basedOn w:val="904"/>
     <w:uiPriority w:val="59"/>
     <w:pPr>
       <w:pBdr/>
@@ -11297,9 +12826,9 @@
       </w:tcPr>
     </w:tblStylePr>
   </w:style>
-  <w:style w:type="table" w:styleId="715">
+  <w:style w:type="table" w:styleId="723">
     <w:name w:val="Plain Table 3"/>
-    <w:basedOn w:val="896"/>
+    <w:basedOn w:val="904"/>
     <w:uiPriority w:val="99"/>
     <w:pPr>
       <w:pBdr/>
@@ -11527,9 +13056,9 @@
       </w:tcPr>
     </w:tblStylePr>
   </w:style>
-  <w:style w:type="table" w:styleId="716">
+  <w:style w:type="table" w:styleId="724">
     <w:name w:val="Plain Table 4"/>
-    <w:basedOn w:val="896"/>
+    <w:basedOn w:val="904"/>
     <w:uiPriority w:val="99"/>
     <w:pPr>
       <w:pBdr/>
@@ -11743,9 +13272,9 @@
       </w:tcPr>
     </w:tblStylePr>
   </w:style>
-  <w:style w:type="table" w:styleId="717">
+  <w:style w:type="table" w:styleId="725">
     <w:name w:val="Plain Table 5"/>
-    <w:basedOn w:val="896"/>
+    <w:basedOn w:val="904"/>
     <w:uiPriority w:val="99"/>
     <w:pPr>
       <w:pBdr/>
@@ -11976,9 +13505,9 @@
       </w:tcPr>
     </w:tblStylePr>
   </w:style>
-  <w:style w:type="table" w:styleId="718">
+  <w:style w:type="table" w:styleId="726">
     <w:name w:val="Grid Table 1 Light"/>
-    <w:basedOn w:val="896"/>
+    <w:basedOn w:val="904"/>
     <w:uiPriority w:val="99"/>
     <w:pPr>
       <w:pBdr/>
@@ -12199,9 +13728,9 @@
       </w:tcPr>
     </w:tblStylePr>
   </w:style>
-  <w:style w:type="table" w:styleId="719">
+  <w:style w:type="table" w:styleId="727">
     <w:name w:val="Grid Table 1 Light - Accent 1"/>
-    <w:basedOn w:val="896"/>
+    <w:basedOn w:val="904"/>
     <w:uiPriority w:val="99"/>
     <w:pPr>
       <w:pBdr/>
@@ -12422,9 +13951,9 @@
       </w:tcPr>
     </w:tblStylePr>
   </w:style>
-  <w:style w:type="table" w:styleId="720">
+  <w:style w:type="table" w:styleId="728">
     <w:name w:val="Grid Table 1 Light - Accent 2"/>
-    <w:basedOn w:val="896"/>
+    <w:basedOn w:val="904"/>
     <w:uiPriority w:val="99"/>
     <w:pPr>
       <w:pBdr/>
@@ -12645,9 +14174,9 @@
       </w:tcPr>
     </w:tblStylePr>
   </w:style>
-  <w:style w:type="table" w:styleId="721">
+  <w:style w:type="table" w:styleId="729">
     <w:name w:val="Grid Table 1 Light - Accent 3"/>
-    <w:basedOn w:val="896"/>
+    <w:basedOn w:val="904"/>
     <w:uiPriority w:val="99"/>
     <w:pPr>
       <w:pBdr/>
@@ -12868,9 +14397,9 @@
       </w:tcPr>
     </w:tblStylePr>
   </w:style>
-  <w:style w:type="table" w:styleId="722">
+  <w:style w:type="table" w:styleId="730">
     <w:name w:val="Grid Table 1 Light - Accent 4"/>
-    <w:basedOn w:val="896"/>
+    <w:basedOn w:val="904"/>
     <w:uiPriority w:val="99"/>
     <w:pPr>
       <w:pBdr/>
@@ -13091,9 +14620,9 @@
       </w:tcPr>
     </w:tblStylePr>
   </w:style>
-  <w:style w:type="table" w:styleId="723">
+  <w:style w:type="table" w:styleId="731">
     <w:name w:val="Grid Table 1 Light - Accent 5"/>
-    <w:basedOn w:val="896"/>
+    <w:basedOn w:val="904"/>
     <w:uiPriority w:val="99"/>
     <w:pPr>
       <w:pBdr/>
@@ -13314,9 +14843,9 @@
       </w:tcPr>
     </w:tblStylePr>
   </w:style>
-  <w:style w:type="table" w:styleId="724">
+  <w:style w:type="table" w:styleId="732">
     <w:name w:val="Grid Table 1 Light - Accent 6"/>
-    <w:basedOn w:val="896"/>
+    <w:basedOn w:val="904"/>
     <w:uiPriority w:val="99"/>
     <w:pPr>
       <w:pBdr/>
@@ -13537,9 +15066,9 @@
       </w:tcPr>
     </w:tblStylePr>
   </w:style>
-  <w:style w:type="table" w:styleId="725">
+  <w:style w:type="table" w:styleId="733">
     <w:name w:val="Grid Table 2"/>
-    <w:basedOn w:val="896"/>
+    <w:basedOn w:val="904"/>
     <w:uiPriority w:val="99"/>
     <w:pPr>
       <w:pBdr/>
@@ -13769,9 +15298,9 @@
       </w:tcPr>
     </w:tblStylePr>
   </w:style>
-  <w:style w:type="table" w:styleId="726">
+  <w:style w:type="table" w:styleId="734">
     <w:name w:val="Grid Table 2 - Accent 1"/>
-    <w:basedOn w:val="896"/>
+    <w:basedOn w:val="904"/>
     <w:uiPriority w:val="99"/>
     <w:pPr>
       <w:pBdr/>
@@ -14001,9 +15530,9 @@
       </w:tcPr>
     </w:tblStylePr>
   </w:style>
-  <w:style w:type="table" w:styleId="727">
+  <w:style w:type="table" w:styleId="735">
     <w:name w:val="Grid Table 2 - Accent 2"/>
-    <w:basedOn w:val="896"/>
+    <w:basedOn w:val="904"/>
     <w:uiPriority w:val="99"/>
     <w:pPr>
       <w:pBdr/>
@@ -14233,9 +15762,9 @@
       </w:tcPr>
     </w:tblStylePr>
   </w:style>
-  <w:style w:type="table" w:styleId="728">
+  <w:style w:type="table" w:styleId="736">
     <w:name w:val="Grid Table 2 - Accent 3"/>
-    <w:basedOn w:val="896"/>
+    <w:basedOn w:val="904"/>
     <w:uiPriority w:val="99"/>
     <w:pPr>
       <w:pBdr/>
@@ -14465,9 +15994,9 @@
       </w:tcPr>
     </w:tblStylePr>
   </w:style>
-  <w:style w:type="table" w:styleId="729">
+  <w:style w:type="table" w:styleId="737">
     <w:name w:val="Grid Table 2 - Accent 4"/>
-    <w:basedOn w:val="896"/>
+    <w:basedOn w:val="904"/>
     <w:uiPriority w:val="99"/>
     <w:pPr>
       <w:pBdr/>
@@ -14697,9 +16226,9 @@
       </w:tcPr>
     </w:tblStylePr>
   </w:style>
-  <w:style w:type="table" w:styleId="730">
+  <w:style w:type="table" w:styleId="738">
     <w:name w:val="Grid Table 2 - Accent 5"/>
-    <w:basedOn w:val="896"/>
+    <w:basedOn w:val="904"/>
     <w:uiPriority w:val="99"/>
     <w:pPr>
       <w:pBdr/>
@@ -14929,9 +16458,9 @@
       </w:tcPr>
     </w:tblStylePr>
   </w:style>
-  <w:style w:type="table" w:styleId="731">
+  <w:style w:type="table" w:styleId="739">
     <w:name w:val="Grid Table 2 - Accent 6"/>
-    <w:basedOn w:val="896"/>
+    <w:basedOn w:val="904"/>
     <w:uiPriority w:val="99"/>
     <w:pPr>
       <w:pBdr/>
@@ -15161,9 +16690,9 @@
       </w:tcPr>
     </w:tblStylePr>
   </w:style>
-  <w:style w:type="table" w:styleId="732">
+  <w:style w:type="table" w:styleId="740">
     <w:name w:val="Grid Table 3"/>
-    <w:basedOn w:val="896"/>
+    <w:basedOn w:val="904"/>
     <w:uiPriority w:val="99"/>
     <w:pPr>
       <w:pBdr/>
@@ -15406,9 +16935,9 @@
       </w:tcPr>
     </w:tblStylePr>
   </w:style>
-  <w:style w:type="table" w:styleId="733">
+  <w:style w:type="table" w:styleId="741">
     <w:name w:val="Grid Table 3 - Accent 1"/>
-    <w:basedOn w:val="896"/>
+    <w:basedOn w:val="904"/>
     <w:uiPriority w:val="99"/>
     <w:pPr>
       <w:pBdr/>
@@ -15651,9 +17180,9 @@
       </w:tcPr>
     </w:tblStylePr>
   </w:style>
-  <w:style w:type="table" w:styleId="734">
+  <w:style w:type="table" w:styleId="742">
     <w:name w:val="Grid Table 3 - Accent 2"/>
-    <w:basedOn w:val="896"/>
+    <w:basedOn w:val="904"/>
     <w:uiPriority w:val="99"/>
     <w:pPr>
       <w:pBdr/>
@@ -15896,9 +17425,9 @@
       </w:tcPr>
     </w:tblStylePr>
   </w:style>
-  <w:style w:type="table" w:styleId="735">
+  <w:style w:type="table" w:styleId="743">
     <w:name w:val="Grid Table 3 - Accent 3"/>
-    <w:basedOn w:val="896"/>
+    <w:basedOn w:val="904"/>
     <w:uiPriority w:val="99"/>
     <w:pPr>
       <w:pBdr/>
@@ -16141,9 +17670,9 @@
       </w:tcPr>
     </w:tblStylePr>
   </w:style>
-  <w:style w:type="table" w:styleId="736">
+  <w:style w:type="table" w:styleId="744">
     <w:name w:val="Grid Table 3 - Accent 4"/>
-    <w:basedOn w:val="896"/>
+    <w:basedOn w:val="904"/>
     <w:uiPriority w:val="99"/>
     <w:pPr>
       <w:pBdr/>
@@ -16386,9 +17915,9 @@
       </w:tcPr>
     </w:tblStylePr>
   </w:style>
-  <w:style w:type="table" w:styleId="737">
+  <w:style w:type="table" w:styleId="745">
     <w:name w:val="Grid Table 3 - Accent 5"/>
-    <w:basedOn w:val="896"/>
+    <w:basedOn w:val="904"/>
     <w:uiPriority w:val="99"/>
     <w:pPr>
       <w:pBdr/>
@@ -16631,9 +18160,9 @@
       </w:tcPr>
     </w:tblStylePr>
   </w:style>
-  <w:style w:type="table" w:styleId="738">
+  <w:style w:type="table" w:styleId="746">
     <w:name w:val="Grid Table 3 - Accent 6"/>
-    <w:basedOn w:val="896"/>
+    <w:basedOn w:val="904"/>
     <w:uiPriority w:val="99"/>
     <w:pPr>
       <w:pBdr/>
@@ -16876,9 +18405,9 @@
       </w:tcPr>
     </w:tblStylePr>
   </w:style>
-  <w:style w:type="table" w:styleId="739">
+  <w:style w:type="table" w:styleId="747">
     <w:name w:val="Grid Table 4"/>
-    <w:basedOn w:val="896"/>
+    <w:basedOn w:val="904"/>
     <w:uiPriority w:val="59"/>
     <w:pPr>
       <w:pBdr/>
@@ -17109,9 +18638,9 @@
       </w:tcPr>
     </w:tblStylePr>
   </w:style>
-  <w:style w:type="table" w:styleId="740">
+  <w:style w:type="table" w:styleId="748">
     <w:name w:val="Grid Table 4 - Accent 1"/>
-    <w:basedOn w:val="896"/>
+    <w:basedOn w:val="904"/>
     <w:uiPriority w:val="59"/>
     <w:pPr>
       <w:pBdr/>
@@ -17342,9 +18871,9 @@
       </w:tcPr>
     </w:tblStylePr>
   </w:style>
-  <w:style w:type="table" w:styleId="741">
+  <w:style w:type="table" w:styleId="749">
     <w:name w:val="Grid Table 4 - Accent 2"/>
-    <w:basedOn w:val="896"/>
+    <w:basedOn w:val="904"/>
     <w:uiPriority w:val="59"/>
     <w:pPr>
       <w:pBdr/>
@@ -17575,9 +19104,9 @@
       </w:tcPr>
     </w:tblStylePr>
   </w:style>
-  <w:style w:type="table" w:styleId="742">
+  <w:style w:type="table" w:styleId="750">
     <w:name w:val="Grid Table 4 - Accent 3"/>
-    <w:basedOn w:val="896"/>
+    <w:basedOn w:val="904"/>
     <w:uiPriority w:val="59"/>
     <w:pPr>
       <w:pBdr/>
@@ -17808,9 +19337,9 @@
       </w:tcPr>
     </w:tblStylePr>
   </w:style>
-  <w:style w:type="table" w:styleId="743">
+  <w:style w:type="table" w:styleId="751">
     <w:name w:val="Grid Table 4 - Accent 4"/>
-    <w:basedOn w:val="896"/>
+    <w:basedOn w:val="904"/>
     <w:uiPriority w:val="59"/>
     <w:pPr>
       <w:pBdr/>
@@ -18041,9 +19570,9 @@
       </w:tcPr>
     </w:tblStylePr>
   </w:style>
-  <w:style w:type="table" w:styleId="744">
+  <w:style w:type="table" w:styleId="752">
     <w:name w:val="Grid Table 4 - Accent 5"/>
-    <w:basedOn w:val="896"/>
+    <w:basedOn w:val="904"/>
     <w:uiPriority w:val="59"/>
     <w:pPr>
       <w:pBdr/>
@@ -18274,9 +19803,9 @@
       </w:tcPr>
     </w:tblStylePr>
   </w:style>
-  <w:style w:type="table" w:styleId="745">
+  <w:style w:type="table" w:styleId="753">
     <w:name w:val="Grid Table 4 - Accent 6"/>
-    <w:basedOn w:val="896"/>
+    <w:basedOn w:val="904"/>
     <w:uiPriority w:val="59"/>
     <w:pPr>
       <w:pBdr/>
@@ -18507,9 +20036,9 @@
       </w:tcPr>
     </w:tblStylePr>
   </w:style>
-  <w:style w:type="table" w:styleId="746">
+  <w:style w:type="table" w:styleId="754">
     <w:name w:val="Grid Table 5 Dark"/>
-    <w:basedOn w:val="896"/>
+    <w:basedOn w:val="904"/>
     <w:uiPriority w:val="99"/>
     <w:pPr>
       <w:pBdr/>
@@ -18735,9 +20264,9 @@
       </w:tcPr>
     </w:tblStylePr>
   </w:style>
-  <w:style w:type="table" w:styleId="747">
+  <w:style w:type="table" w:styleId="755">
     <w:name w:val="Grid Table 5 Dark- Accent 1"/>
-    <w:basedOn w:val="896"/>
+    <w:basedOn w:val="904"/>
     <w:uiPriority w:val="99"/>
     <w:pPr>
       <w:pBdr/>
@@ -18963,9 +20492,9 @@
       </w:tcPr>
     </w:tblStylePr>
   </w:style>
-  <w:style w:type="table" w:styleId="748">
+  <w:style w:type="table" w:styleId="756">
     <w:name w:val="Grid Table 5 Dark - Accent 2"/>
-    <w:basedOn w:val="896"/>
+    <w:basedOn w:val="904"/>
     <w:uiPriority w:val="99"/>
     <w:pPr>
       <w:pBdr/>
@@ -19191,9 +20720,9 @@
       </w:tcPr>
     </w:tblStylePr>
   </w:style>
-  <w:style w:type="table" w:styleId="749">
+  <w:style w:type="table" w:styleId="757">
     <w:name w:val="Grid Table 5 Dark - Accent 3"/>
-    <w:basedOn w:val="896"/>
+    <w:basedOn w:val="904"/>
     <w:uiPriority w:val="99"/>
     <w:pPr>
       <w:pBdr/>
@@ -19419,9 +20948,9 @@
       </w:tcPr>
     </w:tblStylePr>
   </w:style>
-  <w:style w:type="table" w:styleId="750">
+  <w:style w:type="table" w:styleId="758">
     <w:name w:val="Grid Table 5 Dark- Accent 4"/>
-    <w:basedOn w:val="896"/>
+    <w:basedOn w:val="904"/>
     <w:uiPriority w:val="99"/>
     <w:pPr>
       <w:pBdr/>
@@ -19647,9 +21176,9 @@
       </w:tcPr>
     </w:tblStylePr>
   </w:style>
-  <w:style w:type="table" w:styleId="751">
+  <w:style w:type="table" w:styleId="759">
     <w:name w:val="Grid Table 5 Dark - Accent 5"/>
-    <w:basedOn w:val="896"/>
+    <w:basedOn w:val="904"/>
     <w:uiPriority w:val="99"/>
     <w:pPr>
       <w:pBdr/>
@@ -19875,9 +21404,9 @@
       </w:tcPr>
     </w:tblStylePr>
   </w:style>
-  <w:style w:type="table" w:styleId="752">
+  <w:style w:type="table" w:styleId="760">
     <w:name w:val="Grid Table 5 Dark - Accent 6"/>
-    <w:basedOn w:val="896"/>
+    <w:basedOn w:val="904"/>
     <w:uiPriority w:val="99"/>
     <w:pPr>
       <w:pBdr/>
@@ -20103,9 +21632,9 @@
       </w:tcPr>
     </w:tblStylePr>
   </w:style>
-  <w:style w:type="table" w:styleId="753">
+  <w:style w:type="table" w:styleId="761">
     <w:name w:val="Grid Table 6 Colorful"/>
-    <w:basedOn w:val="896"/>
+    <w:basedOn w:val="904"/>
     <w:uiPriority w:val="99"/>
     <w:pPr>
       <w:pBdr/>
@@ -20333,9 +21862,9 @@
       </w:tcPr>
     </w:tblStylePr>
   </w:style>
-  <w:style w:type="table" w:styleId="754">
+  <w:style w:type="table" w:styleId="762">
     <w:name w:val="Grid Table 6 Colorful - Accent 1"/>
-    <w:basedOn w:val="896"/>
+    <w:basedOn w:val="904"/>
     <w:uiPriority w:val="99"/>
     <w:pPr>
       <w:pBdr/>
@@ -20563,9 +22092,9 @@
       </w:tcPr>
     </w:tblStylePr>
   </w:style>
-  <w:style w:type="table" w:styleId="755">
+  <w:style w:type="table" w:styleId="763">
     <w:name w:val="Grid Table 6 Colorful - Accent 2"/>
-    <w:basedOn w:val="896"/>
+    <w:basedOn w:val="904"/>
     <w:uiPriority w:val="99"/>
     <w:pPr>
       <w:pBdr/>
@@ -20793,9 +22322,9 @@
       </w:tcPr>
     </w:tblStylePr>
   </w:style>
-  <w:style w:type="table" w:styleId="756">
+  <w:style w:type="table" w:styleId="764">
     <w:name w:val="Grid Table 6 Colorful - Accent 3"/>
-    <w:basedOn w:val="896"/>
+    <w:basedOn w:val="904"/>
     <w:uiPriority w:val="99"/>
     <w:pPr>
       <w:pBdr/>
@@ -21023,9 +22552,9 @@
       </w:tcPr>
     </w:tblStylePr>
   </w:style>
-  <w:style w:type="table" w:styleId="757">
+  <w:style w:type="table" w:styleId="765">
     <w:name w:val="Grid Table 6 Colorful - Accent 4"/>
-    <w:basedOn w:val="896"/>
+    <w:basedOn w:val="904"/>
     <w:uiPriority w:val="99"/>
     <w:pPr>
       <w:pBdr/>
@@ -21253,9 +22782,9 @@
       </w:tcPr>
     </w:tblStylePr>
   </w:style>
-  <w:style w:type="table" w:styleId="758">
+  <w:style w:type="table" w:styleId="766">
     <w:name w:val="Grid Table 6 Colorful - Accent 5"/>
-    <w:basedOn w:val="896"/>
+    <w:basedOn w:val="904"/>
     <w:uiPriority w:val="99"/>
     <w:pPr>
       <w:pBdr/>
@@ -21483,9 +23012,9 @@
       </w:tcPr>
     </w:tblStylePr>
   </w:style>
-  <w:style w:type="table" w:styleId="759">
+  <w:style w:type="table" w:styleId="767">
     <w:name w:val="Grid Table 6 Colorful - Accent 6"/>
-    <w:basedOn w:val="896"/>
+    <w:basedOn w:val="904"/>
     <w:uiPriority w:val="99"/>
     <w:pPr>
       <w:pBdr/>
@@ -21713,9 +23242,9 @@
       </w:tcPr>
     </w:tblStylePr>
   </w:style>
-  <w:style w:type="table" w:styleId="760">
+  <w:style w:type="table" w:styleId="768">
     <w:name w:val="Grid Table 7 Colorful"/>
-    <w:basedOn w:val="896"/>
+    <w:basedOn w:val="904"/>
     <w:uiPriority w:val="99"/>
     <w:pPr>
       <w:pBdr/>
@@ -21967,9 +23496,9 @@
       </w:tcPr>
     </w:tblStylePr>
   </w:style>
-  <w:style w:type="table" w:styleId="761">
+  <w:style w:type="table" w:styleId="769">
     <w:name w:val="Grid Table 7 Colorful - Accent 1"/>
-    <w:basedOn w:val="896"/>
+    <w:basedOn w:val="904"/>
     <w:uiPriority w:val="99"/>
     <w:pPr>
       <w:pBdr/>
@@ -22221,9 +23750,9 @@
       </w:tcPr>
     </w:tblStylePr>
   </w:style>
-  <w:style w:type="table" w:styleId="762">
+  <w:style w:type="table" w:styleId="770">
     <w:name w:val="Grid Table 7 Colorful - Accent 2"/>
-    <w:basedOn w:val="896"/>
+    <w:basedOn w:val="904"/>
     <w:uiPriority w:val="99"/>
     <w:pPr>
       <w:pBdr/>
@@ -22475,9 +24004,9 @@
       </w:tcPr>
     </w:tblStylePr>
   </w:style>
-  <w:style w:type="table" w:styleId="763">
+  <w:style w:type="table" w:styleId="771">
     <w:name w:val="Grid Table 7 Colorful - Accent 3"/>
-    <w:basedOn w:val="896"/>
+    <w:basedOn w:val="904"/>
     <w:uiPriority w:val="99"/>
     <w:pPr>
       <w:pBdr/>
@@ -22729,9 +24258,9 @@
       </w:tcPr>
     </w:tblStylePr>
   </w:style>
-  <w:style w:type="table" w:styleId="764">
+  <w:style w:type="table" w:styleId="772">
     <w:name w:val="Grid Table 7 Colorful - Accent 4"/>
-    <w:basedOn w:val="896"/>
+    <w:basedOn w:val="904"/>
     <w:uiPriority w:val="99"/>
     <w:pPr>
       <w:pBdr/>
@@ -22983,9 +24512,9 @@
       </w:tcPr>
     </w:tblStylePr>
   </w:style>
-  <w:style w:type="table" w:styleId="765">
+  <w:style w:type="table" w:styleId="773">
     <w:name w:val="Grid Table 7 Colorful - Accent 5"/>
-    <w:basedOn w:val="896"/>
+    <w:basedOn w:val="904"/>
     <w:uiPriority w:val="99"/>
     <w:pPr>
       <w:pBdr/>
@@ -23237,9 +24766,9 @@
       </w:tcPr>
     </w:tblStylePr>
   </w:style>
-  <w:style w:type="table" w:styleId="766">
+  <w:style w:type="table" w:styleId="774">
     <w:name w:val="Grid Table 7 Colorful - Accent 6"/>
-    <w:basedOn w:val="896"/>
+    <w:basedOn w:val="904"/>
     <w:uiPriority w:val="99"/>
     <w:pPr>
       <w:pBdr/>
@@ -23491,9 +25020,9 @@
       </w:tcPr>
     </w:tblStylePr>
   </w:style>
-  <w:style w:type="table" w:styleId="767">
+  <w:style w:type="table" w:styleId="775">
     <w:name w:val="List Table 1 Light"/>
-    <w:basedOn w:val="896"/>
+    <w:basedOn w:val="904"/>
     <w:uiPriority w:val="99"/>
     <w:pPr>
       <w:pBdr/>
@@ -23707,9 +25236,9 @@
       </w:tcPr>
     </w:tblStylePr>
   </w:style>
-  <w:style w:type="table" w:styleId="768">
+  <w:style w:type="table" w:styleId="776">
     <w:name w:val="List Table 1 Light - Accent 1"/>
-    <w:basedOn w:val="896"/>
+    <w:basedOn w:val="904"/>
     <w:uiPriority w:val="99"/>
     <w:pPr>
       <w:pBdr/>
@@ -23923,9 +25452,9 @@
       </w:tcPr>
     </w:tblStylePr>
   </w:style>
-  <w:style w:type="table" w:styleId="769">
+  <w:style w:type="table" w:styleId="777">
     <w:name w:val="List Table 1 Light - Accent 2"/>
-    <w:basedOn w:val="896"/>
+    <w:basedOn w:val="904"/>
     <w:uiPriority w:val="99"/>
     <w:pPr>
       <w:pBdr/>
@@ -24139,9 +25668,9 @@
       </w:tcPr>
     </w:tblStylePr>
   </w:style>
-  <w:style w:type="table" w:styleId="770">
+  <w:style w:type="table" w:styleId="778">
     <w:name w:val="List Table 1 Light - Accent 3"/>
-    <w:basedOn w:val="896"/>
+    <w:basedOn w:val="904"/>
     <w:uiPriority w:val="99"/>
     <w:pPr>
       <w:pBdr/>
@@ -24355,9 +25884,9 @@
       </w:tcPr>
     </w:tblStylePr>
   </w:style>
-  <w:style w:type="table" w:styleId="771">
+  <w:style w:type="table" w:styleId="779">
     <w:name w:val="List Table 1 Light - Accent 4"/>
-    <w:basedOn w:val="896"/>
+    <w:basedOn w:val="904"/>
     <w:uiPriority w:val="99"/>
     <w:pPr>
       <w:pBdr/>
@@ -24571,9 +26100,9 @@
       </w:tcPr>
     </w:tblStylePr>
   </w:style>
-  <w:style w:type="table" w:styleId="772">
+  <w:style w:type="table" w:styleId="780">
     <w:name w:val="List Table 1 Light - Accent 5"/>
-    <w:basedOn w:val="896"/>
+    <w:basedOn w:val="904"/>
     <w:uiPriority w:val="99"/>
     <w:pPr>
       <w:pBdr/>
@@ -24787,9 +26316,9 @@
       </w:tcPr>
     </w:tblStylePr>
   </w:style>
-  <w:style w:type="table" w:styleId="773">
+  <w:style w:type="table" w:styleId="781">
     <w:name w:val="List Table 1 Light - Accent 6"/>
-    <w:basedOn w:val="896"/>
+    <w:basedOn w:val="904"/>
     <w:uiPriority w:val="99"/>
     <w:pPr>
       <w:pBdr/>
@@ -25003,9 +26532,9 @@
       </w:tcPr>
     </w:tblStylePr>
   </w:style>
-  <w:style w:type="table" w:styleId="774">
+  <w:style w:type="table" w:styleId="782">
     <w:name w:val="List Table 2"/>
-    <w:basedOn w:val="896"/>
+    <w:basedOn w:val="904"/>
     <w:uiPriority w:val="99"/>
     <w:pPr>
       <w:pBdr/>
@@ -25241,9 +26770,9 @@
       </w:tcPr>
     </w:tblStylePr>
   </w:style>
-  <w:style w:type="table" w:styleId="775">
+  <w:style w:type="table" w:styleId="783">
     <w:name w:val="List Table 2 - Accent 1"/>
-    <w:basedOn w:val="896"/>
+    <w:basedOn w:val="904"/>
     <w:uiPriority w:val="99"/>
     <w:pPr>
       <w:pBdr/>
@@ -25479,9 +27008,9 @@
       </w:tcPr>
     </w:tblStylePr>
   </w:style>
-  <w:style w:type="table" w:styleId="776">
+  <w:style w:type="table" w:styleId="784">
     <w:name w:val="List Table 2 - Accent 2"/>
-    <w:basedOn w:val="896"/>
+    <w:basedOn w:val="904"/>
     <w:uiPriority w:val="99"/>
     <w:pPr>
       <w:pBdr/>
@@ -25717,9 +27246,9 @@
       </w:tcPr>
     </w:tblStylePr>
   </w:style>
-  <w:style w:type="table" w:styleId="777">
+  <w:style w:type="table" w:styleId="785">
     <w:name w:val="List Table 2 - Accent 3"/>
-    <w:basedOn w:val="896"/>
+    <w:basedOn w:val="904"/>
     <w:uiPriority w:val="99"/>
     <w:pPr>
       <w:pBdr/>
@@ -25955,9 +27484,9 @@
       </w:tcPr>
     </w:tblStylePr>
   </w:style>
-  <w:style w:type="table" w:styleId="778">
+  <w:style w:type="table" w:styleId="786">
     <w:name w:val="List Table 2 - Accent 4"/>
-    <w:basedOn w:val="896"/>
+    <w:basedOn w:val="904"/>
     <w:uiPriority w:val="99"/>
     <w:pPr>
       <w:pBdr/>
@@ -26193,9 +27722,9 @@
       </w:tcPr>
     </w:tblStylePr>
   </w:style>
-  <w:style w:type="table" w:styleId="779">
+  <w:style w:type="table" w:styleId="787">
     <w:name w:val="List Table 2 - Accent 5"/>
-    <w:basedOn w:val="896"/>
+    <w:basedOn w:val="904"/>
     <w:uiPriority w:val="99"/>
     <w:pPr>
       <w:pBdr/>
@@ -26431,9 +27960,9 @@
       </w:tcPr>
     </w:tblStylePr>
   </w:style>
-  <w:style w:type="table" w:styleId="780">
+  <w:style w:type="table" w:styleId="788">
     <w:name w:val="List Table 2 - Accent 6"/>
-    <w:basedOn w:val="896"/>
+    <w:basedOn w:val="904"/>
     <w:uiPriority w:val="99"/>
     <w:pPr>
       <w:pBdr/>
@@ -26669,9 +28198,9 @@
       </w:tcPr>
     </w:tblStylePr>
   </w:style>
-  <w:style w:type="table" w:styleId="781">
+  <w:style w:type="table" w:styleId="789">
     <w:name w:val="List Table 3"/>
-    <w:basedOn w:val="896"/>
+    <w:basedOn w:val="904"/>
     <w:uiPriority w:val="99"/>
     <w:pPr>
       <w:pBdr/>
@@ -26897,9 +28426,9 @@
       </w:tcPr>
     </w:tblStylePr>
   </w:style>
-  <w:style w:type="table" w:styleId="782">
+  <w:style w:type="table" w:styleId="790">
     <w:name w:val="List Table 3 - Accent 1"/>
-    <w:basedOn w:val="896"/>
+    <w:basedOn w:val="904"/>
     <w:uiPriority w:val="99"/>
     <w:pPr>
       <w:pBdr/>
@@ -27125,9 +28654,9 @@
       </w:tcPr>
     </w:tblStylePr>
   </w:style>
-  <w:style w:type="table" w:styleId="783">
+  <w:style w:type="table" w:styleId="791">
     <w:name w:val="List Table 3 - Accent 2"/>
-    <w:basedOn w:val="896"/>
+    <w:basedOn w:val="904"/>
     <w:uiPriority w:val="99"/>
     <w:pPr>
       <w:pBdr/>
@@ -27353,9 +28882,9 @@
       </w:tcPr>
     </w:tblStylePr>
   </w:style>
-  <w:style w:type="table" w:styleId="784">
+  <w:style w:type="table" w:styleId="792">
     <w:name w:val="List Table 3 - Accent 3"/>
-    <w:basedOn w:val="896"/>
+    <w:basedOn w:val="904"/>
     <w:uiPriority w:val="99"/>
     <w:pPr>
       <w:pBdr/>
@@ -27581,9 +29110,9 @@
       </w:tcPr>
     </w:tblStylePr>
   </w:style>
-  <w:style w:type="table" w:styleId="785">
+  <w:style w:type="table" w:styleId="793">
     <w:name w:val="List Table 3 - Accent 4"/>
-    <w:basedOn w:val="896"/>
+    <w:basedOn w:val="904"/>
     <w:uiPriority w:val="99"/>
     <w:pPr>
       <w:pBdr/>
@@ -27809,9 +29338,9 @@
       </w:tcPr>
     </w:tblStylePr>
   </w:style>
-  <w:style w:type="table" w:styleId="786">
+  <w:style w:type="table" w:styleId="794">
     <w:name w:val="List Table 3 - Accent 5"/>
-    <w:basedOn w:val="896"/>
+    <w:basedOn w:val="904"/>
     <w:uiPriority w:val="99"/>
     <w:pPr>
       <w:pBdr/>
@@ -28037,9 +29566,9 @@
       </w:tcPr>
     </w:tblStylePr>
   </w:style>
-  <w:style w:type="table" w:styleId="787">
+  <w:style w:type="table" w:styleId="795">
     <w:name w:val="List Table 3 - Accent 6"/>
-    <w:basedOn w:val="896"/>
+    <w:basedOn w:val="904"/>
     <w:uiPriority w:val="99"/>
     <w:pPr>
       <w:pBdr/>
@@ -28265,9 +29794,9 @@
       </w:tcPr>
     </w:tblStylePr>
   </w:style>
-  <w:style w:type="table" w:styleId="788">
+  <w:style w:type="table" w:styleId="796">
     <w:name w:val="List Table 4"/>
-    <w:basedOn w:val="896"/>
+    <w:basedOn w:val="904"/>
     <w:uiPriority w:val="99"/>
     <w:pPr>
       <w:pBdr/>
@@ -28490,9 +30019,9 @@
       </w:tcPr>
     </w:tblStylePr>
   </w:style>
-  <w:style w:type="table" w:styleId="789">
+  <w:style w:type="table" w:styleId="797">
     <w:name w:val="List Table 4 - Accent 1"/>
-    <w:basedOn w:val="896"/>
+    <w:basedOn w:val="904"/>
     <w:uiPriority w:val="99"/>
     <w:pPr>
       <w:pBdr/>
@@ -28715,9 +30244,9 @@
       </w:tcPr>
     </w:tblStylePr>
   </w:style>
-  <w:style w:type="table" w:styleId="790">
+  <w:style w:type="table" w:styleId="798">
     <w:name w:val="List Table 4 - Accent 2"/>
-    <w:basedOn w:val="896"/>
+    <w:basedOn w:val="904"/>
     <w:uiPriority w:val="99"/>
     <w:pPr>
       <w:pBdr/>
@@ -28940,9 +30469,9 @@
       </w:tcPr>
     </w:tblStylePr>
   </w:style>
-  <w:style w:type="table" w:styleId="791">
+  <w:style w:type="table" w:styleId="799">
     <w:name w:val="List Table 4 - Accent 3"/>
-    <w:basedOn w:val="896"/>
+    <w:basedOn w:val="904"/>
     <w:uiPriority w:val="99"/>
     <w:pPr>
       <w:pBdr/>
@@ -29165,9 +30694,9 @@
       </w:tcPr>
     </w:tblStylePr>
   </w:style>
-  <w:style w:type="table" w:styleId="792">
+  <w:style w:type="table" w:styleId="800">
     <w:name w:val="List Table 4 - Accent 4"/>
-    <w:basedOn w:val="896"/>
+    <w:basedOn w:val="904"/>
     <w:uiPriority w:val="99"/>
     <w:pPr>
       <w:pBdr/>
@@ -29390,9 +30919,9 @@
       </w:tcPr>
     </w:tblStylePr>
   </w:style>
-  <w:style w:type="table" w:styleId="793">
+  <w:style w:type="table" w:styleId="801">
     <w:name w:val="List Table 4 - Accent 5"/>
-    <w:basedOn w:val="896"/>
+    <w:basedOn w:val="904"/>
     <w:uiPriority w:val="99"/>
     <w:pPr>
       <w:pBdr/>
@@ -29615,9 +31144,9 @@
       </w:tcPr>
     </w:tblStylePr>
   </w:style>
-  <w:style w:type="table" w:styleId="794">
+  <w:style w:type="table" w:styleId="802">
     <w:name w:val="List Table 4 - Accent 6"/>
-    <w:basedOn w:val="896"/>
+    <w:basedOn w:val="904"/>
     <w:uiPriority w:val="99"/>
     <w:pPr>
       <w:pBdr/>
@@ -29840,9 +31369,9 @@
       </w:tcPr>
     </w:tblStylePr>
   </w:style>
-  <w:style w:type="table" w:styleId="795">
+  <w:style w:type="table" w:styleId="803">
     <w:name w:val="List Table 5 Dark"/>
-    <w:basedOn w:val="896"/>
+    <w:basedOn w:val="904"/>
     <w:uiPriority w:val="99"/>
     <w:pPr>
       <w:pBdr/>
@@ -30082,9 +31611,9 @@
       </w:tcPr>
     </w:tblStylePr>
   </w:style>
-  <w:style w:type="table" w:styleId="796">
+  <w:style w:type="table" w:styleId="804">
     <w:name w:val="List Table 5 Dark - Accent 1"/>
-    <w:basedOn w:val="896"/>
+    <w:basedOn w:val="904"/>
     <w:uiPriority w:val="99"/>
     <w:pPr>
       <w:pBdr/>
@@ -30324,9 +31853,9 @@
       </w:tcPr>
     </w:tblStylePr>
   </w:style>
-  <w:style w:type="table" w:styleId="797">
+  <w:style w:type="table" w:styleId="805">
     <w:name w:val="List Table 5 Dark - Accent 2"/>
-    <w:basedOn w:val="896"/>
+    <w:basedOn w:val="904"/>
     <w:uiPriority w:val="99"/>
     <w:pPr>
       <w:pBdr/>
@@ -30566,9 +32095,9 @@
       </w:tcPr>
     </w:tblStylePr>
   </w:style>
-  <w:style w:type="table" w:styleId="798">
+  <w:style w:type="table" w:styleId="806">
     <w:name w:val="List Table 5 Dark - Accent 3"/>
-    <w:basedOn w:val="896"/>
+    <w:basedOn w:val="904"/>
     <w:uiPriority w:val="99"/>
     <w:pPr>
       <w:pBdr/>
@@ -30808,9 +32337,9 @@
       </w:tcPr>
     </w:tblStylePr>
   </w:style>
-  <w:style w:type="table" w:styleId="799">
+  <w:style w:type="table" w:styleId="807">
     <w:name w:val="List Table 5 Dark - Accent 4"/>
-    <w:basedOn w:val="896"/>
+    <w:basedOn w:val="904"/>
     <w:uiPriority w:val="99"/>
     <w:pPr>
       <w:pBdr/>
@@ -31050,9 +32579,9 @@
       </w:tcPr>
     </w:tblStylePr>
   </w:style>
-  <w:style w:type="table" w:styleId="800">
+  <w:style w:type="table" w:styleId="808">
     <w:name w:val="List Table 5 Dark - Accent 5"/>
-    <w:basedOn w:val="896"/>
+    <w:basedOn w:val="904"/>
     <w:uiPriority w:val="99"/>
     <w:pPr>
       <w:pBdr/>
@@ -31292,9 +32821,9 @@
       </w:tcPr>
     </w:tblStylePr>
   </w:style>
-  <w:style w:type="table" w:styleId="801">
+  <w:style w:type="table" w:styleId="809">
     <w:name w:val="List Table 5 Dark - Accent 6"/>
-    <w:basedOn w:val="896"/>
+    <w:basedOn w:val="904"/>
     <w:uiPriority w:val="99"/>
     <w:pPr>
       <w:pBdr/>
@@ -31534,9 +33063,9 @@
       </w:tcPr>
     </w:tblStylePr>
   </w:style>
-  <w:style w:type="table" w:styleId="802">
+  <w:style w:type="table" w:styleId="810">
     <w:name w:val="List Table 6 Colorful"/>
-    <w:basedOn w:val="896"/>
+    <w:basedOn w:val="904"/>
     <w:uiPriority w:val="99"/>
     <w:pPr>
       <w:pBdr/>
@@ -31757,9 +33286,9 @@
       </w:tcPr>
     </w:tblStylePr>
   </w:style>
-  <w:style w:type="table" w:styleId="803">
+  <w:style w:type="table" w:styleId="811">
     <w:name w:val="List Table 6 Colorful - Accent 1"/>
-    <w:basedOn w:val="896"/>
+    <w:basedOn w:val="904"/>
     <w:uiPriority w:val="99"/>
     <w:pPr>
       <w:pBdr/>
@@ -31980,9 +33509,9 @@
       </w:tcPr>
     </w:tblStylePr>
   </w:style>
-  <w:style w:type="table" w:styleId="804">
+  <w:style w:type="table" w:styleId="812">
     <w:name w:val="List Table 6 Colorful - Accent 2"/>
-    <w:basedOn w:val="896"/>
+    <w:basedOn w:val="904"/>
     <w:uiPriority w:val="99"/>
     <w:pPr>
       <w:pBdr/>
@@ -32203,9 +33732,9 @@
       </w:tcPr>
     </w:tblStylePr>
   </w:style>
-  <w:style w:type="table" w:styleId="805">
+  <w:style w:type="table" w:styleId="813">
     <w:name w:val="List Table 6 Colorful - Accent 3"/>
-    <w:basedOn w:val="896"/>
+    <w:basedOn w:val="904"/>
     <w:uiPriority w:val="99"/>
     <w:pPr>
       <w:pBdr/>
@@ -32426,9 +33955,9 @@
       </w:tcPr>
     </w:tblStylePr>
   </w:style>
-  <w:style w:type="table" w:styleId="806">
+  <w:style w:type="table" w:styleId="814">
     <w:name w:val="List Table 6 Colorful - Accent 4"/>
-    <w:basedOn w:val="896"/>
+    <w:basedOn w:val="904"/>
     <w:uiPriority w:val="99"/>
     <w:pPr>
       <w:pBdr/>
@@ -32649,9 +34178,9 @@
       </w:tcPr>
     </w:tblStylePr>
   </w:style>
-  <w:style w:type="table" w:styleId="807">
+  <w:style w:type="table" w:styleId="815">
     <w:name w:val="List Table 6 Colorful - Accent 5"/>
-    <w:basedOn w:val="896"/>
+    <w:basedOn w:val="904"/>
     <w:uiPriority w:val="99"/>
     <w:pPr>
       <w:pBdr/>
@@ -32872,9 +34401,9 @@
       </w:tcPr>
     </w:tblStylePr>
   </w:style>
-  <w:style w:type="table" w:styleId="808">
+  <w:style w:type="table" w:styleId="816">
     <w:name w:val="List Table 6 Colorful - Accent 6"/>
-    <w:basedOn w:val="896"/>
+    <w:basedOn w:val="904"/>
     <w:uiPriority w:val="99"/>
     <w:pPr>
       <w:pBdr/>
@@ -33095,9 +34624,9 @@
       </w:tcPr>
     </w:tblStylePr>
   </w:style>
-  <w:style w:type="table" w:styleId="809">
+  <w:style w:type="table" w:styleId="817">
     <w:name w:val="List Table 7 Colorful"/>
-    <w:basedOn w:val="896"/>
+    <w:basedOn w:val="904"/>
     <w:uiPriority w:val="99"/>
     <w:pPr>
       <w:pBdr/>
@@ -33351,9 +34880,9 @@
       </w:tcPr>
     </w:tblStylePr>
   </w:style>
-  <w:style w:type="table" w:styleId="810">
+  <w:style w:type="table" w:styleId="818">
     <w:name w:val="List Table 7 Colorful - Accent 1"/>
-    <w:basedOn w:val="896"/>
+    <w:basedOn w:val="904"/>
     <w:uiPriority w:val="99"/>
     <w:pPr>
       <w:pBdr/>
@@ -33607,9 +35136,9 @@
       </w:tcPr>
     </w:tblStylePr>
   </w:style>
-  <w:style w:type="table" w:styleId="811">
+  <w:style w:type="table" w:styleId="819">
     <w:name w:val="List Table 7 Colorful - Accent 2"/>
-    <w:basedOn w:val="896"/>
+    <w:basedOn w:val="904"/>
     <w:uiPriority w:val="99"/>
     <w:pPr>
       <w:pBdr/>
@@ -33863,9 +35392,9 @@
       </w:tcPr>
     </w:tblStylePr>
   </w:style>
-  <w:style w:type="table" w:styleId="812">
+  <w:style w:type="table" w:styleId="820">
     <w:name w:val="List Table 7 Colorful - Accent 3"/>
-    <w:basedOn w:val="896"/>
+    <w:basedOn w:val="904"/>
     <w:uiPriority w:val="99"/>
     <w:pPr>
       <w:pBdr/>
@@ -34119,9 +35648,9 @@
       </w:tcPr>
     </w:tblStylePr>
   </w:style>
-  <w:style w:type="table" w:styleId="813">
+  <w:style w:type="table" w:styleId="821">
     <w:name w:val="List Table 7 Colorful - Accent 4"/>
-    <w:basedOn w:val="896"/>
+    <w:basedOn w:val="904"/>
     <w:uiPriority w:val="99"/>
     <w:pPr>
       <w:pBdr/>
@@ -34375,9 +35904,9 @@
       </w:tcPr>
     </w:tblStylePr>
   </w:style>
-  <w:style w:type="table" w:styleId="814">
+  <w:style w:type="table" w:styleId="822">
     <w:name w:val="List Table 7 Colorful - Accent 5"/>
-    <w:basedOn w:val="896"/>
+    <w:basedOn w:val="904"/>
     <w:uiPriority w:val="99"/>
     <w:pPr>
       <w:pBdr/>
@@ -34631,9 +36160,9 @@
       </w:tcPr>
     </w:tblStylePr>
   </w:style>
-  <w:style w:type="table" w:styleId="815">
+  <w:style w:type="table" w:styleId="823">
     <w:name w:val="List Table 7 Colorful - Accent 6"/>
-    <w:basedOn w:val="896"/>
+    <w:basedOn w:val="904"/>
     <w:uiPriority w:val="99"/>
     <w:pPr>
       <w:pBdr/>
@@ -34887,9 +36416,9 @@
       </w:tcPr>
     </w:tblStylePr>
   </w:style>
-  <w:style w:type="table" w:styleId="816">
+  <w:style w:type="table" w:styleId="824">
     <w:name w:val="Lined - Accent"/>
-    <w:basedOn w:val="896"/>
+    <w:basedOn w:val="904"/>
     <w:uiPriority w:val="99"/>
     <w:pPr>
       <w:pBdr/>
@@ -35124,9 +36653,9 @@
       </w:tcPr>
     </w:tblStylePr>
   </w:style>
-  <w:style w:type="table" w:styleId="817">
+  <w:style w:type="table" w:styleId="825">
     <w:name w:val="Lined - Accent 1"/>
-    <w:basedOn w:val="896"/>
+    <w:basedOn w:val="904"/>
     <w:uiPriority w:val="99"/>
     <w:pPr>
       <w:pBdr/>
@@ -35361,9 +36890,9 @@
       </w:tcPr>
     </w:tblStylePr>
   </w:style>
-  <w:style w:type="table" w:styleId="818">
+  <w:style w:type="table" w:styleId="826">
     <w:name w:val="Lined - Accent 2"/>
-    <w:basedOn w:val="896"/>
+    <w:basedOn w:val="904"/>
     <w:uiPriority w:val="99"/>
     <w:pPr>
       <w:pBdr/>
@@ -35598,9 +37127,9 @@
       </w:tcPr>
     </w:tblStylePr>
   </w:style>
-  <w:style w:type="table" w:styleId="819">
+  <w:style w:type="table" w:styleId="827">
     <w:name w:val="Lined - Accent 3"/>
-    <w:basedOn w:val="896"/>
+    <w:basedOn w:val="904"/>
     <w:uiPriority w:val="99"/>
     <w:pPr>
       <w:pBdr/>
@@ -35835,9 +37364,9 @@
       </w:tcPr>
     </w:tblStylePr>
   </w:style>
-  <w:style w:type="table" w:styleId="820">
+  <w:style w:type="table" w:styleId="828">
     <w:name w:val="Lined - Accent 4"/>
-    <w:basedOn w:val="896"/>
+    <w:basedOn w:val="904"/>
     <w:uiPriority w:val="99"/>
     <w:pPr>
       <w:pBdr/>
@@ -36072,9 +37601,9 @@
       </w:tcPr>
     </w:tblStylePr>
   </w:style>
-  <w:style w:type="table" w:styleId="821">
+  <w:style w:type="table" w:styleId="829">
     <w:name w:val="Lined - Accent 5"/>
-    <w:basedOn w:val="896"/>
+    <w:basedOn w:val="904"/>
     <w:uiPriority w:val="99"/>
     <w:pPr>
       <w:pBdr/>
@@ -36309,9 +37838,9 @@
       </w:tcPr>
     </w:tblStylePr>
   </w:style>
-  <w:style w:type="table" w:styleId="822">
+  <w:style w:type="table" w:styleId="830">
     <w:name w:val="Lined - Accent 6"/>
-    <w:basedOn w:val="896"/>
+    <w:basedOn w:val="904"/>
     <w:uiPriority w:val="99"/>
     <w:pPr>
       <w:pBdr/>
@@ -36546,9 +38075,9 @@
       </w:tcPr>
     </w:tblStylePr>
   </w:style>
-  <w:style w:type="table" w:styleId="823">
+  <w:style w:type="table" w:styleId="831">
     <w:name w:val="Bordered &amp; Lined - Accent"/>
-    <w:basedOn w:val="896"/>
+    <w:basedOn w:val="904"/>
     <w:uiPriority w:val="99"/>
     <w:pPr>
       <w:pBdr/>
@@ -36790,9 +38319,9 @@
       </w:tcPr>
     </w:tblStylePr>
   </w:style>
-  <w:style w:type="table" w:styleId="824">
+  <w:style w:type="table" w:styleId="832">
     <w:name w:val="Bordered &amp; Lined - Accent 1"/>
-    <w:basedOn w:val="896"/>
+    <w:basedOn w:val="904"/>
     <w:uiPriority w:val="99"/>
     <w:pPr>
       <w:pBdr/>
@@ -37034,9 +38563,9 @@
       </w:tcPr>
     </w:tblStylePr>
   </w:style>
-  <w:style w:type="table" w:styleId="825">
+  <w:style w:type="table" w:styleId="833">
     <w:name w:val="Bordered &amp; Lined - Accent 2"/>
-    <w:basedOn w:val="896"/>
+    <w:basedOn w:val="904"/>
     <w:uiPriority w:val="99"/>
     <w:pPr>
       <w:pBdr/>
@@ -37278,9 +38807,9 @@
       </w:tcPr>
     </w:tblStylePr>
   </w:style>
-  <w:style w:type="table" w:styleId="826">
+  <w:style w:type="table" w:styleId="834">
     <w:name w:val="Bordered &amp; Lined - Accent 3"/>
-    <w:basedOn w:val="896"/>
+    <w:basedOn w:val="904"/>
     <w:uiPriority w:val="99"/>
     <w:pPr>
       <w:pBdr/>
@@ -37522,9 +39051,9 @@
       </w:tcPr>
     </w:tblStylePr>
   </w:style>
-  <w:style w:type="table" w:styleId="827">
+  <w:style w:type="table" w:styleId="835">
     <w:name w:val="Bordered &amp; Lined - Accent 4"/>
-    <w:basedOn w:val="896"/>
+    <w:basedOn w:val="904"/>
     <w:uiPriority w:val="99"/>
     <w:pPr>
       <w:pBdr/>
@@ -37766,9 +39295,9 @@
       </w:tcPr>
     </w:tblStylePr>
   </w:style>
-  <w:style w:type="table" w:styleId="828">
+  <w:style w:type="table" w:styleId="836">
     <w:name w:val="Bordered &amp; Lined - Accent 5"/>
-    <w:basedOn w:val="896"/>
+    <w:basedOn w:val="904"/>
     <w:uiPriority w:val="99"/>
     <w:pPr>
       <w:pBdr/>
@@ -38010,9 +39539,9 @@
       </w:tcPr>
     </w:tblStylePr>
   </w:style>
-  <w:style w:type="table" w:styleId="829">
+  <w:style w:type="table" w:styleId="837">
     <w:name w:val="Bordered &amp; Lined - Accent 6"/>
-    <w:basedOn w:val="896"/>
+    <w:basedOn w:val="904"/>
     <w:uiPriority w:val="99"/>
     <w:pPr>
       <w:pBdr/>
@@ -38254,9 +39783,9 @@
       </w:tcPr>
     </w:tblStylePr>
   </w:style>
-  <w:style w:type="table" w:styleId="830">
+  <w:style w:type="table" w:styleId="838">
     <w:name w:val="Bordered"/>
-    <w:basedOn w:val="896"/>
+    <w:basedOn w:val="904"/>
     <w:uiPriority w:val="99"/>
     <w:pPr>
       <w:pBdr/>
@@ -38485,9 +40014,9 @@
       </w:tcPr>
     </w:tblStylePr>
   </w:style>
-  <w:style w:type="table" w:styleId="831">
+  <w:style w:type="table" w:styleId="839">
     <w:name w:val="Bordered - Accent 1"/>
-    <w:basedOn w:val="896"/>
+    <w:basedOn w:val="904"/>
     <w:uiPriority w:val="99"/>
     <w:pPr>
       <w:pBdr/>
@@ -38716,9 +40245,9 @@
       </w:tcPr>
     </w:tblStylePr>
   </w:style>
-  <w:style w:type="table" w:styleId="832">
+  <w:style w:type="table" w:styleId="840">
     <w:name w:val="Bordered - Accent 2"/>
-    <w:basedOn w:val="896"/>
+    <w:basedOn w:val="904"/>
     <w:uiPriority w:val="99"/>
     <w:pPr>
       <w:pBdr/>
@@ -38947,9 +40476,9 @@
       </w:tcPr>
     </w:tblStylePr>
   </w:style>
-  <w:style w:type="table" w:styleId="833">
+  <w:style w:type="table" w:styleId="841">
     <w:name w:val="Bordered - Accent 3"/>
-    <w:basedOn w:val="896"/>
+    <w:basedOn w:val="904"/>
     <w:uiPriority w:val="99"/>
     <w:pPr>
       <w:pBdr/>
@@ -39178,9 +40707,9 @@
       </w:tcPr>
     </w:tblStylePr>
   </w:style>
-  <w:style w:type="table" w:styleId="834">
+  <w:style w:type="table" w:styleId="842">
     <w:name w:val="Bordered - Accent 4"/>
-    <w:basedOn w:val="896"/>
+    <w:basedOn w:val="904"/>
     <w:uiPriority w:val="99"/>
     <w:pPr>
       <w:pBdr/>
@@ -39409,9 +40938,9 @@
       </w:tcPr>
     </w:tblStylePr>
   </w:style>
-  <w:style w:type="table" w:styleId="835">
+  <w:style w:type="table" w:styleId="843">
     <w:name w:val="Bordered - Accent 5"/>
-    <w:basedOn w:val="896"/>
+    <w:basedOn w:val="904"/>
     <w:uiPriority w:val="99"/>
     <w:pPr>
       <w:pBdr/>
@@ -39640,9 +41169,9 @@
       </w:tcPr>
     </w:tblStylePr>
   </w:style>
-  <w:style w:type="table" w:styleId="836">
+  <w:style w:type="table" w:styleId="844">
     <w:name w:val="Bordered - Accent 6"/>
-    <w:basedOn w:val="896"/>
+    <w:basedOn w:val="904"/>
     <w:uiPriority w:val="99"/>
     <w:pPr>
       <w:pBdr/>
@@ -39871,11 +41400,11 @@
       </w:tcPr>
     </w:tblStylePr>
   </w:style>
-  <w:style w:type="paragraph" w:styleId="837">
+  <w:style w:type="paragraph" w:styleId="845">
     <w:name w:val="Heading 1"/>
-    <w:basedOn w:val="895"/>
-    <w:next w:val="895"/>
-    <w:link w:val="847"/>
+    <w:basedOn w:val="903"/>
+    <w:next w:val="903"/>
+    <w:link w:val="855"/>
     <w:uiPriority w:val="9"/>
     <w:qFormat/>
     <w:pPr>
@@ -39893,11 +41422,11 @@
       <w:szCs w:val="40"/>
     </w:rPr>
   </w:style>
-  <w:style w:type="paragraph" w:styleId="838">
+  <w:style w:type="paragraph" w:styleId="846">
     <w:name w:val="Heading 2"/>
-    <w:basedOn w:val="895"/>
-    <w:next w:val="895"/>
-    <w:link w:val="848"/>
+    <w:basedOn w:val="903"/>
+    <w:next w:val="903"/>
+    <w:link w:val="856"/>
     <w:uiPriority w:val="9"/>
     <w:unhideWhenUsed/>
     <w:qFormat/>
@@ -39916,11 +41445,11 @@
       <w:szCs w:val="32"/>
     </w:rPr>
   </w:style>
-  <w:style w:type="paragraph" w:styleId="839">
+  <w:style w:type="paragraph" w:styleId="847">
     <w:name w:val="Heading 3"/>
-    <w:basedOn w:val="895"/>
-    <w:next w:val="895"/>
-    <w:link w:val="849"/>
+    <w:basedOn w:val="903"/>
+    <w:next w:val="903"/>
+    <w:link w:val="857"/>
     <w:uiPriority w:val="9"/>
     <w:unhideWhenUsed/>
     <w:qFormat/>
@@ -39939,11 +41468,11 @@
       <w:szCs w:val="28"/>
     </w:rPr>
   </w:style>
-  <w:style w:type="paragraph" w:styleId="840">
+  <w:style w:type="paragraph" w:styleId="848">
     <w:name w:val="Heading 4"/>
-    <w:basedOn w:val="895"/>
-    <w:next w:val="895"/>
-    <w:link w:val="850"/>
+    <w:basedOn w:val="903"/>
+    <w:next w:val="903"/>
+    <w:link w:val="858"/>
     <w:uiPriority w:val="9"/>
     <w:unhideWhenUsed/>
     <w:qFormat/>
@@ -39962,11 +41491,11 @@
       <w:color w:val="0f4761" w:themeColor="accent1" w:themeShade="BF"/>
     </w:rPr>
   </w:style>
-  <w:style w:type="paragraph" w:styleId="841">
+  <w:style w:type="paragraph" w:styleId="849">
     <w:name w:val="Heading 5"/>
-    <w:basedOn w:val="895"/>
-    <w:next w:val="895"/>
-    <w:link w:val="851"/>
+    <w:basedOn w:val="903"/>
+    <w:next w:val="903"/>
+    <w:link w:val="859"/>
     <w:uiPriority w:val="9"/>
     <w:unhideWhenUsed/>
     <w:qFormat/>
@@ -39983,11 +41512,11 @@
       <w:color w:val="0f4761" w:themeColor="accent1" w:themeShade="BF"/>
     </w:rPr>
   </w:style>
-  <w:style w:type="paragraph" w:styleId="842">
+  <w:style w:type="paragraph" w:styleId="850">
     <w:name w:val="Heading 6"/>
-    <w:basedOn w:val="895"/>
-    <w:next w:val="895"/>
-    <w:link w:val="852"/>
+    <w:basedOn w:val="903"/>
+    <w:next w:val="903"/>
+    <w:link w:val="860"/>
     <w:uiPriority w:val="9"/>
     <w:unhideWhenUsed/>
     <w:qFormat/>
@@ -40006,11 +41535,11 @@
       <w:color w:val="595959" w:themeColor="text1" w:themeTint="A6"/>
     </w:rPr>
   </w:style>
-  <w:style w:type="paragraph" w:styleId="843">
+  <w:style w:type="paragraph" w:styleId="851">
     <w:name w:val="Heading 7"/>
-    <w:basedOn w:val="895"/>
-    <w:next w:val="895"/>
-    <w:link w:val="853"/>
+    <w:basedOn w:val="903"/>
+    <w:next w:val="903"/>
+    <w:link w:val="861"/>
     <w:uiPriority w:val="9"/>
     <w:unhideWhenUsed/>
     <w:qFormat/>
@@ -40027,11 +41556,11 @@
       <w:color w:val="595959" w:themeColor="text1" w:themeTint="A6"/>
     </w:rPr>
   </w:style>
-  <w:style w:type="paragraph" w:styleId="844">
+  <w:style w:type="paragraph" w:styleId="852">
     <w:name w:val="Heading 8"/>
-    <w:basedOn w:val="895"/>
-    <w:next w:val="895"/>
-    <w:link w:val="854"/>
+    <w:basedOn w:val="903"/>
+    <w:next w:val="903"/>
+    <w:link w:val="862"/>
     <w:uiPriority w:val="9"/>
     <w:unhideWhenUsed/>
     <w:qFormat/>
@@ -40050,11 +41579,11 @@
       <w:color w:val="272727" w:themeColor="text1" w:themeTint="D8"/>
     </w:rPr>
   </w:style>
-  <w:style w:type="paragraph" w:styleId="845">
+  <w:style w:type="paragraph" w:styleId="853">
     <w:name w:val="Heading 9"/>
-    <w:basedOn w:val="895"/>
-    <w:next w:val="895"/>
-    <w:link w:val="855"/>
+    <w:basedOn w:val="903"/>
+    <w:next w:val="903"/>
+    <w:link w:val="863"/>
     <w:uiPriority w:val="9"/>
     <w:unhideWhenUsed/>
     <w:qFormat/>
@@ -40073,7 +41602,7 @@
       <w:color w:val="272727" w:themeColor="text1" w:themeTint="D8"/>
     </w:rPr>
   </w:style>
-  <w:style w:type="character" w:styleId="846" w:default="1">
+  <w:style w:type="character" w:styleId="854" w:default="1">
     <w:name w:val="Default Paragraph Font"/>
     <w:uiPriority w:val="1"/>
     <w:semiHidden/>
@@ -40084,10 +41613,10 @@
       <w:ind/>
     </w:pPr>
   </w:style>
-  <w:style w:type="character" w:styleId="847">
+  <w:style w:type="character" w:styleId="855">
     <w:name w:val="Heading 1 Char"/>
-    <w:basedOn w:val="846"/>
-    <w:link w:val="837"/>
+    <w:basedOn w:val="854"/>
+    <w:link w:val="845"/>
     <w:uiPriority w:val="9"/>
     <w:pPr>
       <w:pBdr/>
@@ -40101,10 +41630,10 @@
       <w:szCs w:val="40"/>
     </w:rPr>
   </w:style>
-  <w:style w:type="character" w:styleId="848">
+  <w:style w:type="character" w:styleId="856">
     <w:name w:val="Heading 2 Char"/>
-    <w:basedOn w:val="846"/>
-    <w:link w:val="838"/>
+    <w:basedOn w:val="854"/>
+    <w:link w:val="846"/>
     <w:uiPriority w:val="9"/>
     <w:pPr>
       <w:pBdr/>
@@ -40118,10 +41647,10 @@
       <w:szCs w:val="32"/>
     </w:rPr>
   </w:style>
-  <w:style w:type="character" w:styleId="849">
+  <w:style w:type="character" w:styleId="857">
     <w:name w:val="Heading 3 Char"/>
-    <w:basedOn w:val="846"/>
-    <w:link w:val="839"/>
+    <w:basedOn w:val="854"/>
+    <w:link w:val="847"/>
     <w:uiPriority w:val="9"/>
     <w:pPr>
       <w:pBdr/>
@@ -40135,10 +41664,10 @@
       <w:szCs w:val="28"/>
     </w:rPr>
   </w:style>
-  <w:style w:type="character" w:styleId="850">
+  <w:style w:type="character" w:styleId="858">
     <w:name w:val="Heading 4 Char"/>
-    <w:basedOn w:val="846"/>
-    <w:link w:val="840"/>
+    <w:basedOn w:val="854"/>
+    <w:link w:val="848"/>
     <w:uiPriority w:val="9"/>
     <w:pPr>
       <w:pBdr/>
@@ -40152,10 +41681,10 @@
       <w:color w:val="0f4761" w:themeColor="accent1" w:themeShade="BF"/>
     </w:rPr>
   </w:style>
-  <w:style w:type="character" w:styleId="851">
+  <w:style w:type="character" w:styleId="859">
     <w:name w:val="Heading 5 Char"/>
-    <w:basedOn w:val="846"/>
-    <w:link w:val="841"/>
+    <w:basedOn w:val="854"/>
+    <w:link w:val="849"/>
     <w:uiPriority w:val="9"/>
     <w:pPr>
       <w:pBdr/>
@@ -40167,10 +41696,10 @@
       <w:color w:val="0f4761" w:themeColor="accent1" w:themeShade="BF"/>
     </w:rPr>
   </w:style>
-  <w:style w:type="character" w:styleId="852">
+  <w:style w:type="character" w:styleId="860">
     <w:name w:val="Heading 6 Char"/>
-    <w:basedOn w:val="846"/>
-    <w:link w:val="842"/>
+    <w:basedOn w:val="854"/>
+    <w:link w:val="850"/>
     <w:uiPriority w:val="9"/>
     <w:pPr>
       <w:pBdr/>
@@ -40184,10 +41713,10 @@
       <w:color w:val="595959" w:themeColor="text1" w:themeTint="A6"/>
     </w:rPr>
   </w:style>
-  <w:style w:type="character" w:styleId="853">
+  <w:style w:type="character" w:styleId="861">
     <w:name w:val="Heading 7 Char"/>
-    <w:basedOn w:val="846"/>
-    <w:link w:val="843"/>
+    <w:basedOn w:val="854"/>
+    <w:link w:val="851"/>
     <w:uiPriority w:val="9"/>
     <w:pPr>
       <w:pBdr/>
@@ -40199,10 +41728,10 @@
       <w:color w:val="595959" w:themeColor="text1" w:themeTint="A6"/>
     </w:rPr>
   </w:style>
-  <w:style w:type="character" w:styleId="854">
+  <w:style w:type="character" w:styleId="862">
     <w:name w:val="Heading 8 Char"/>
-    <w:basedOn w:val="846"/>
-    <w:link w:val="844"/>
+    <w:basedOn w:val="854"/>
+    <w:link w:val="852"/>
     <w:uiPriority w:val="9"/>
     <w:pPr>
       <w:pBdr/>
@@ -40216,10 +41745,10 @@
       <w:color w:val="272727" w:themeColor="text1" w:themeTint="D8"/>
     </w:rPr>
   </w:style>
-  <w:style w:type="character" w:styleId="855">
+  <w:style w:type="character" w:styleId="863">
     <w:name w:val="Heading 9 Char"/>
-    <w:basedOn w:val="846"/>
-    <w:link w:val="845"/>
+    <w:basedOn w:val="854"/>
+    <w:link w:val="853"/>
     <w:uiPriority w:val="9"/>
     <w:pPr>
       <w:pBdr/>
@@ -40233,11 +41762,11 @@
       <w:color w:val="272727" w:themeColor="text1" w:themeTint="D8"/>
     </w:rPr>
   </w:style>
-  <w:style w:type="paragraph" w:styleId="856">
+  <w:style w:type="paragraph" w:styleId="864">
     <w:name w:val="Title"/>
-    <w:basedOn w:val="895"/>
-    <w:next w:val="895"/>
-    <w:link w:val="857"/>
+    <w:basedOn w:val="903"/>
+    <w:next w:val="903"/>
+    <w:link w:val="865"/>
     <w:uiPriority w:val="10"/>
     <w:qFormat/>
     <w:pPr>
@@ -40253,10 +41782,10 @@
       <w:szCs w:val="56"/>
     </w:rPr>
   </w:style>
-  <w:style w:type="character" w:styleId="857">
+  <w:style w:type="character" w:styleId="865">
     <w:name w:val="Title Char"/>
-    <w:basedOn w:val="846"/>
-    <w:link w:val="856"/>
+    <w:basedOn w:val="854"/>
+    <w:link w:val="864"/>
     <w:uiPriority w:val="10"/>
     <w:pPr>
       <w:pBdr/>
@@ -40270,11 +41799,11 @@
       <w:szCs w:val="56"/>
     </w:rPr>
   </w:style>
-  <w:style w:type="paragraph" w:styleId="858">
+  <w:style w:type="paragraph" w:styleId="866">
     <w:name w:val="Subtitle"/>
-    <w:basedOn w:val="895"/>
-    <w:next w:val="895"/>
-    <w:link w:val="859"/>
+    <w:basedOn w:val="903"/>
+    <w:next w:val="903"/>
+    <w:link w:val="867"/>
     <w:uiPriority w:val="11"/>
     <w:qFormat/>
     <w:pPr>
@@ -40292,10 +41821,10 @@
       <w:szCs w:val="28"/>
     </w:rPr>
   </w:style>
-  <w:style w:type="character" w:styleId="859">
+  <w:style w:type="character" w:styleId="867">
     <w:name w:val="Subtitle Char"/>
-    <w:basedOn w:val="846"/>
-    <w:link w:val="858"/>
+    <w:basedOn w:val="854"/>
+    <w:link w:val="866"/>
     <w:uiPriority w:val="11"/>
     <w:pPr>
       <w:pBdr/>
@@ -40309,11 +41838,11 @@
       <w:szCs w:val="28"/>
     </w:rPr>
   </w:style>
-  <w:style w:type="paragraph" w:styleId="860">
+  <w:style w:type="paragraph" w:styleId="868">
     <w:name w:val="Quote"/>
-    <w:basedOn w:val="895"/>
-    <w:next w:val="895"/>
-    <w:link w:val="861"/>
+    <w:basedOn w:val="903"/>
+    <w:next w:val="903"/>
+    <w:link w:val="869"/>
     <w:uiPriority w:val="29"/>
     <w:qFormat/>
     <w:pPr>
@@ -40328,10 +41857,10 @@
       <w:color w:val="404040" w:themeColor="text1" w:themeTint="BF"/>
     </w:rPr>
   </w:style>
-  <w:style w:type="character" w:styleId="861">
+  <w:style w:type="character" w:styleId="869">
     <w:name w:val="Quote Char"/>
-    <w:basedOn w:val="846"/>
-    <w:link w:val="860"/>
+    <w:basedOn w:val="854"/>
+    <w:link w:val="868"/>
     <w:uiPriority w:val="29"/>
     <w:pPr>
       <w:pBdr/>
@@ -40344,9 +41873,9 @@
       <w:color w:val="404040" w:themeColor="text1" w:themeTint="BF"/>
     </w:rPr>
   </w:style>
-  <w:style w:type="character" w:styleId="862">
+  <w:style w:type="character" w:styleId="870">
     <w:name w:val="Intense Emphasis"/>
-    <w:basedOn w:val="846"/>
+    <w:basedOn w:val="854"/>
     <w:uiPriority w:val="21"/>
     <w:qFormat/>
     <w:pPr>
@@ -40360,11 +41889,11 @@
       <w:color w:val="0f4761" w:themeColor="accent1" w:themeShade="BF"/>
     </w:rPr>
   </w:style>
-  <w:style w:type="paragraph" w:styleId="863">
+  <w:style w:type="paragraph" w:styleId="871">
     <w:name w:val="Intense Quote"/>
-    <w:basedOn w:val="895"/>
-    <w:next w:val="895"/>
-    <w:link w:val="864"/>
+    <w:basedOn w:val="903"/>
+    <w:next w:val="903"/>
+    <w:link w:val="872"/>
     <w:uiPriority w:val="30"/>
     <w:qFormat/>
     <w:pPr>
@@ -40382,10 +41911,10 @@
       <w:color w:val="0f4761" w:themeColor="accent1" w:themeShade="BF"/>
     </w:rPr>
   </w:style>
-  <w:style w:type="character" w:styleId="864">
+  <w:style w:type="character" w:styleId="872">
     <w:name w:val="Intense Quote Char"/>
-    <w:basedOn w:val="846"/>
-    <w:link w:val="863"/>
+    <w:basedOn w:val="854"/>
+    <w:link w:val="871"/>
     <w:uiPriority w:val="30"/>
     <w:pPr>
       <w:pBdr/>
@@ -40398,9 +41927,9 @@
       <w:color w:val="0f4761" w:themeColor="accent1" w:themeShade="BF"/>
     </w:rPr>
   </w:style>
-  <w:style w:type="character" w:styleId="865">
+  <w:style w:type="character" w:styleId="873">
     <w:name w:val="Intense Reference"/>
-    <w:basedOn w:val="846"/>
+    <w:basedOn w:val="854"/>
     <w:uiPriority w:val="32"/>
     <w:qFormat/>
     <w:pPr>
@@ -40416,9 +41945,9 @@
       <w:spacing w:val="5"/>
     </w:rPr>
   </w:style>
-  <w:style w:type="character" w:styleId="866">
+  <w:style w:type="character" w:styleId="874">
     <w:name w:val="Subtle Emphasis"/>
-    <w:basedOn w:val="846"/>
+    <w:basedOn w:val="854"/>
     <w:uiPriority w:val="19"/>
     <w:qFormat/>
     <w:pPr>
@@ -40432,9 +41961,9 @@
       <w:color w:val="404040" w:themeColor="text1" w:themeTint="BF"/>
     </w:rPr>
   </w:style>
-  <w:style w:type="character" w:styleId="867">
+  <w:style w:type="character" w:styleId="875">
     <w:name w:val="Emphasis"/>
-    <w:basedOn w:val="846"/>
+    <w:basedOn w:val="854"/>
     <w:uiPriority w:val="20"/>
     <w:qFormat/>
     <w:pPr>
@@ -40447,9 +41976,9 @@
       <w:iCs/>
     </w:rPr>
   </w:style>
-  <w:style w:type="character" w:styleId="868">
+  <w:style w:type="character" w:styleId="876">
     <w:name w:val="Strong"/>
-    <w:basedOn w:val="846"/>
+    <w:basedOn w:val="854"/>
     <w:uiPriority w:val="22"/>
     <w:qFormat/>
     <w:pPr>
@@ -40462,9 +41991,9 @@
       <w:bCs/>
     </w:rPr>
   </w:style>
-  <w:style w:type="character" w:styleId="869">
+  <w:style w:type="character" w:styleId="877">
     <w:name w:val="Subtle Reference"/>
-    <w:basedOn w:val="846"/>
+    <w:basedOn w:val="854"/>
     <w:uiPriority w:val="31"/>
     <w:qFormat/>
     <w:pPr>
@@ -40477,9 +42006,9 @@
       <w:color w:val="5a5a5a" w:themeColor="text1" w:themeTint="A5"/>
     </w:rPr>
   </w:style>
-  <w:style w:type="character" w:styleId="870">
+  <w:style w:type="character" w:styleId="878">
     <w:name w:val="Book Title"/>
-    <w:basedOn w:val="846"/>
+    <w:basedOn w:val="854"/>
     <w:uiPriority w:val="33"/>
     <w:qFormat/>
     <w:pPr>
@@ -40495,10 +42024,10 @@
       <w:spacing w:val="5"/>
     </w:rPr>
   </w:style>
-  <w:style w:type="paragraph" w:styleId="871">
+  <w:style w:type="paragraph" w:styleId="879">
     <w:name w:val="Header"/>
-    <w:basedOn w:val="895"/>
-    <w:link w:val="872"/>
+    <w:basedOn w:val="903"/>
+    <w:link w:val="880"/>
     <w:uiPriority w:val="99"/>
     <w:unhideWhenUsed/>
     <w:pPr>
@@ -40511,10 +42040,10 @@
       <w:ind/>
     </w:pPr>
   </w:style>
-  <w:style w:type="character" w:styleId="872">
+  <w:style w:type="character" w:styleId="880">
     <w:name w:val="Header Char"/>
-    <w:basedOn w:val="846"/>
-    <w:link w:val="871"/>
+    <w:basedOn w:val="854"/>
+    <w:link w:val="879"/>
     <w:uiPriority w:val="99"/>
     <w:pPr>
       <w:pBdr/>
@@ -40522,10 +42051,10 @@
       <w:ind/>
     </w:pPr>
   </w:style>
-  <w:style w:type="paragraph" w:styleId="873">
+  <w:style w:type="paragraph" w:styleId="881">
     <w:name w:val="Footer"/>
-    <w:basedOn w:val="895"/>
-    <w:link w:val="874"/>
+    <w:basedOn w:val="903"/>
+    <w:link w:val="882"/>
     <w:uiPriority w:val="99"/>
     <w:unhideWhenUsed/>
     <w:pPr>
@@ -40538,10 +42067,10 @@
       <w:ind/>
     </w:pPr>
   </w:style>
-  <w:style w:type="character" w:styleId="874">
+  <w:style w:type="character" w:styleId="882">
     <w:name w:val="Footer Char"/>
-    <w:basedOn w:val="846"/>
-    <w:link w:val="873"/>
+    <w:basedOn w:val="854"/>
+    <w:link w:val="881"/>
     <w:uiPriority w:val="99"/>
     <w:pPr>
       <w:pBdr/>
@@ -40549,10 +42078,10 @@
       <w:ind/>
     </w:pPr>
   </w:style>
-  <w:style w:type="paragraph" w:styleId="875">
+  <w:style w:type="paragraph" w:styleId="883">
     <w:name w:val="Caption"/>
-    <w:basedOn w:val="895"/>
-    <w:next w:val="895"/>
+    <w:basedOn w:val="903"/>
+    <w:next w:val="903"/>
     <w:uiPriority w:val="35"/>
     <w:unhideWhenUsed/>
     <w:qFormat/>
@@ -40569,10 +42098,10 @@
       <w:szCs w:val="18"/>
     </w:rPr>
   </w:style>
-  <w:style w:type="paragraph" w:styleId="876">
+  <w:style w:type="paragraph" w:styleId="884">
     <w:name w:val="footnote text"/>
-    <w:basedOn w:val="895"/>
-    <w:link w:val="877"/>
+    <w:basedOn w:val="903"/>
+    <w:link w:val="885"/>
     <w:uiPriority w:val="99"/>
     <w:semiHidden/>
     <w:unhideWhenUsed/>
@@ -40586,10 +42115,10 @@
       <w:szCs w:val="20"/>
     </w:rPr>
   </w:style>
-  <w:style w:type="character" w:styleId="877">
+  <w:style w:type="character" w:styleId="885">
     <w:name w:val="Footnote Text Char"/>
-    <w:basedOn w:val="846"/>
-    <w:link w:val="876"/>
+    <w:basedOn w:val="854"/>
+    <w:link w:val="884"/>
     <w:uiPriority w:val="99"/>
     <w:semiHidden/>
     <w:pPr>
@@ -40602,9 +42131,9 @@
       <w:szCs w:val="20"/>
     </w:rPr>
   </w:style>
-  <w:style w:type="character" w:styleId="878">
+  <w:style w:type="character" w:styleId="886">
     <w:name w:val="footnote reference"/>
-    <w:basedOn w:val="846"/>
+    <w:basedOn w:val="854"/>
     <w:uiPriority w:val="99"/>
     <w:semiHidden/>
     <w:unhideWhenUsed/>
@@ -40617,10 +42146,10 @@
       <w:vertAlign w:val="superscript"/>
     </w:rPr>
   </w:style>
-  <w:style w:type="paragraph" w:styleId="879">
+  <w:style w:type="paragraph" w:styleId="887">
     <w:name w:val="endnote text"/>
-    <w:basedOn w:val="895"/>
-    <w:link w:val="880"/>
+    <w:basedOn w:val="903"/>
+    <w:link w:val="888"/>
     <w:uiPriority w:val="99"/>
     <w:semiHidden/>
     <w:unhideWhenUsed/>
@@ -40634,10 +42163,10 @@
       <w:szCs w:val="20"/>
     </w:rPr>
   </w:style>
-  <w:style w:type="character" w:styleId="880">
+  <w:style w:type="character" w:styleId="888">
     <w:name w:val="Endnote Text Char"/>
-    <w:basedOn w:val="846"/>
-    <w:link w:val="879"/>
+    <w:basedOn w:val="854"/>
+    <w:link w:val="887"/>
     <w:uiPriority w:val="99"/>
     <w:semiHidden/>
     <w:pPr>
@@ -40650,9 +42179,9 @@
       <w:szCs w:val="20"/>
     </w:rPr>
   </w:style>
-  <w:style w:type="character" w:styleId="881">
+  <w:style w:type="character" w:styleId="889">
     <w:name w:val="endnote reference"/>
-    <w:basedOn w:val="846"/>
+    <w:basedOn w:val="854"/>
     <w:uiPriority w:val="99"/>
     <w:semiHidden/>
     <w:unhideWhenUsed/>
@@ -40665,9 +42194,9 @@
       <w:vertAlign w:val="superscript"/>
     </w:rPr>
   </w:style>
-  <w:style w:type="character" w:styleId="882">
+  <w:style w:type="character" w:styleId="890">
     <w:name w:val="Hyperlink"/>
-    <w:basedOn w:val="846"/>
+    <w:basedOn w:val="854"/>
     <w:uiPriority w:val="99"/>
     <w:unhideWhenUsed/>
     <w:pPr>
@@ -40680,9 +42209,9 @@
       <w:u w:val="single"/>
     </w:rPr>
   </w:style>
-  <w:style w:type="character" w:styleId="883">
+  <w:style w:type="character" w:styleId="891">
     <w:name w:val="FollowedHyperlink"/>
-    <w:basedOn w:val="846"/>
+    <w:basedOn w:val="854"/>
     <w:uiPriority w:val="99"/>
     <w:semiHidden/>
     <w:unhideWhenUsed/>
@@ -40696,10 +42225,10 @@
       <w:u w:val="single"/>
     </w:rPr>
   </w:style>
-  <w:style w:type="paragraph" w:styleId="884">
+  <w:style w:type="paragraph" w:styleId="892">
     <w:name w:val="toc 1"/>
-    <w:basedOn w:val="895"/>
-    <w:next w:val="895"/>
+    <w:basedOn w:val="903"/>
+    <w:next w:val="903"/>
     <w:uiPriority w:val="39"/>
     <w:unhideWhenUsed/>
     <w:pPr>
@@ -40708,10 +42237,10 @@
       <w:ind/>
     </w:pPr>
   </w:style>
-  <w:style w:type="paragraph" w:styleId="885">
+  <w:style w:type="paragraph" w:styleId="893">
     <w:name w:val="toc 2"/>
-    <w:basedOn w:val="895"/>
-    <w:next w:val="895"/>
+    <w:basedOn w:val="903"/>
+    <w:next w:val="903"/>
     <w:uiPriority w:val="39"/>
     <w:unhideWhenUsed/>
     <w:pPr>
@@ -40720,10 +42249,10 @@
       <w:ind w:left="220"/>
     </w:pPr>
   </w:style>
-  <w:style w:type="paragraph" w:styleId="886">
+  <w:style w:type="paragraph" w:styleId="894">
     <w:name w:val="toc 3"/>
-    <w:basedOn w:val="895"/>
-    <w:next w:val="895"/>
+    <w:basedOn w:val="903"/>
+    <w:next w:val="903"/>
     <w:uiPriority w:val="39"/>
     <w:unhideWhenUsed/>
     <w:pPr>
@@ -40732,10 +42261,10 @@
       <w:ind w:left="440"/>
     </w:pPr>
   </w:style>
-  <w:style w:type="paragraph" w:styleId="887">
+  <w:style w:type="paragraph" w:styleId="895">
     <w:name w:val="toc 4"/>
-    <w:basedOn w:val="895"/>
-    <w:next w:val="895"/>
+    <w:basedOn w:val="903"/>
+    <w:next w:val="903"/>
     <w:uiPriority w:val="39"/>
     <w:unhideWhenUsed/>
     <w:pPr>
@@ -40744,10 +42273,10 @@
       <w:ind w:left="660"/>
     </w:pPr>
   </w:style>
-  <w:style w:type="paragraph" w:styleId="888">
+  <w:style w:type="paragraph" w:styleId="896">
     <w:name w:val="toc 5"/>
-    <w:basedOn w:val="895"/>
-    <w:next w:val="895"/>
+    <w:basedOn w:val="903"/>
+    <w:next w:val="903"/>
     <w:uiPriority w:val="39"/>
     <w:unhideWhenUsed/>
     <w:pPr>
@@ -40756,10 +42285,10 @@
       <w:ind w:left="880"/>
     </w:pPr>
   </w:style>
-  <w:style w:type="paragraph" w:styleId="889">
+  <w:style w:type="paragraph" w:styleId="897">
     <w:name w:val="toc 6"/>
-    <w:basedOn w:val="895"/>
-    <w:next w:val="895"/>
+    <w:basedOn w:val="903"/>
+    <w:next w:val="903"/>
     <w:uiPriority w:val="39"/>
     <w:unhideWhenUsed/>
     <w:pPr>
@@ -40768,10 +42297,10 @@
       <w:ind w:left="1100"/>
     </w:pPr>
   </w:style>
-  <w:style w:type="paragraph" w:styleId="890">
+  <w:style w:type="paragraph" w:styleId="898">
     <w:name w:val="toc 7"/>
-    <w:basedOn w:val="895"/>
-    <w:next w:val="895"/>
+    <w:basedOn w:val="903"/>
+    <w:next w:val="903"/>
     <w:uiPriority w:val="39"/>
     <w:unhideWhenUsed/>
     <w:pPr>
@@ -40780,10 +42309,10 @@
       <w:ind w:left="1320"/>
     </w:pPr>
   </w:style>
-  <w:style w:type="paragraph" w:styleId="891">
+  <w:style w:type="paragraph" w:styleId="899">
     <w:name w:val="toc 8"/>
-    <w:basedOn w:val="895"/>
-    <w:next w:val="895"/>
+    <w:basedOn w:val="903"/>
+    <w:next w:val="903"/>
     <w:uiPriority w:val="39"/>
     <w:unhideWhenUsed/>
     <w:pPr>
@@ -40792,10 +42321,10 @@
       <w:ind w:left="1540"/>
     </w:pPr>
   </w:style>
-  <w:style w:type="paragraph" w:styleId="892">
+  <w:style w:type="paragraph" w:styleId="900">
     <w:name w:val="toc 9"/>
-    <w:basedOn w:val="895"/>
-    <w:next w:val="895"/>
+    <w:basedOn w:val="903"/>
+    <w:next w:val="903"/>
     <w:uiPriority w:val="39"/>
     <w:unhideWhenUsed/>
     <w:pPr>
@@ -40804,7 +42333,7 @@
       <w:ind w:left="1760"/>
     </w:pPr>
   </w:style>
-  <w:style w:type="paragraph" w:styleId="893">
+  <w:style w:type="paragraph" w:styleId="901">
     <w:name w:val="TOC Heading"/>
     <w:uiPriority w:val="39"/>
     <w:unhideWhenUsed/>
@@ -40814,10 +42343,10 @@
       <w:ind/>
     </w:pPr>
   </w:style>
-  <w:style w:type="paragraph" w:styleId="894">
+  <w:style w:type="paragraph" w:styleId="902">
     <w:name w:val="table of figures"/>
-    <w:basedOn w:val="895"/>
-    <w:next w:val="895"/>
+    <w:basedOn w:val="903"/>
+    <w:next w:val="903"/>
     <w:uiPriority w:val="99"/>
     <w:unhideWhenUsed/>
     <w:pPr>
@@ -40826,7 +42355,7 @@
       <w:ind/>
     </w:pPr>
   </w:style>
-  <w:style w:type="paragraph" w:styleId="895" w:default="1">
+  <w:style w:type="paragraph" w:styleId="903" w:default="1">
     <w:name w:val="Normal"/>
     <w:qFormat/>
     <w:pPr>
@@ -40835,7 +42364,7 @@
       <w:ind/>
     </w:pPr>
   </w:style>
-  <w:style w:type="table" w:styleId="896" w:default="1">
+  <w:style w:type="table" w:styleId="904" w:default="1">
     <w:name w:val="Normal Table"/>
     <w:uiPriority w:val="99"/>
     <w:semiHidden/>
@@ -41028,7 +42557,7 @@
       </w:tcPr>
     </w:tblStylePr>
   </w:style>
-  <w:style w:type="numbering" w:styleId="897" w:default="1">
+  <w:style w:type="numbering" w:styleId="905" w:default="1">
     <w:name w:val="No List"/>
     <w:uiPriority w:val="99"/>
     <w:semiHidden/>
@@ -41039,9 +42568,9 @@
       <w:ind/>
     </w:pPr>
   </w:style>
-  <w:style w:type="paragraph" w:styleId="898">
+  <w:style w:type="paragraph" w:styleId="906">
     <w:name w:val="No Spacing"/>
-    <w:basedOn w:val="895"/>
+    <w:basedOn w:val="903"/>
     <w:uiPriority w:val="1"/>
     <w:qFormat/>
     <w:pPr>
@@ -41050,9 +42579,9 @@
       <w:ind/>
     </w:pPr>
   </w:style>
-  <w:style w:type="paragraph" w:styleId="899">
+  <w:style w:type="paragraph" w:styleId="907">
     <w:name w:val="List Paragraph"/>
-    <w:basedOn w:val="895"/>
+    <w:basedOn w:val="903"/>
     <w:uiPriority w:val="34"/>
     <w:qFormat/>
     <w:pPr>
